--- a/thesis/doc/bao-cao-tltk-phu-luc.docx
+++ b/thesis/doc/bao-cao-tltk-phu-luc.docx
@@ -574,7 +574,7 @@
           <w:i w:val="0"/>
           <w:sz w:val="27"/>
         </w:rPr>
-        <w:t>Phụ lục A — Đặc tả chín use case còn lại</w:t>
+        <w:t>Phụ lục A — Đặc tả mười một use case</w:t>
       </w:r>
     </w:p>
     <w:p>
@@ -589,7 +589,1168 @@
           <w:i w:val="0"/>
           <w:sz w:val="26"/>
         </w:rPr>
-        <w:t>Hai use case trọng tâm (UC1, UC2) đã đặc tả đầy đủ ở mục 3.1.3. Phụ lục này trình bày chín use case còn lại theo cùng khuôn mẫu, sắp xếp theo số hiệu.</w:t>
+        <w:t>Đặc tả đầy đủ của cả mười một use case, theo cùng một khuôn mẫu và sắp xếp theo số hiệu: tác nhân chính, mô tả, tiền điều kiện, hậu điều kiện, luồng sự kiện chính và các luồng thay thế kèm mã lỗi tương ứng.</w:t>
+      </w:r>
+    </w:p>
+    <w:p>
+      <w:pPr>
+        <w:keepNext/>
+        <w:spacing w:lineRule="auto" w:line="360" w:before="240" w:after="120"/>
+        <w:jc w:val="left"/>
+      </w:pPr>
+      <w:r>
+        <w:rPr>
+          <w:rFonts w:ascii="Times New Roman" w:hAnsi="Times New Roman" w:cs="Times New Roman" w:eastAsia="Times New Roman"/>
+          <w:b/>
+          <w:i w:val="0"/>
+          <w:sz w:val="26"/>
+        </w:rPr>
+        <w:t>UC1 — Tìm phòng trống</w:t>
+      </w:r>
+    </w:p>
+    <w:tbl>
+      <w:tblPr>
+        <w:tblStyle w:val="TableGrid"/>
+        <w:tblW w:type="auto" w:w="0"/>
+        <w:jc w:val="center"/>
+        <w:tblLayout w:type="autofit"/>
+        <w:tblLook w:firstColumn="1" w:firstRow="1" w:lastColumn="0" w:lastRow="0" w:noHBand="0" w:noVBand="1" w:val="04A0"/>
+      </w:tblPr>
+      <w:tblGrid>
+        <w:gridCol w:w="4535"/>
+        <w:gridCol w:w="4535"/>
+      </w:tblGrid>
+      <w:tr>
+        <w:tc>
+          <w:tcPr>
+            <w:tcW w:type="dxa" w:w="4535"/>
+            <w:shd w:val="clear" w:fill="EFEDE7"/>
+          </w:tcPr>
+          <w:p>
+            <w:pPr>
+              <w:spacing w:lineRule="auto" w:line="240" w:before="20" w:after="20"/>
+              <w:jc w:val="left"/>
+            </w:pPr>
+            <w:r/>
+            <w:r>
+              <w:rPr>
+                <w:rFonts w:ascii="Times New Roman" w:hAnsi="Times New Roman" w:cs="Times New Roman" w:eastAsia="Times New Roman"/>
+                <w:b/>
+                <w:i w:val="0"/>
+                <w:sz w:val="22"/>
+              </w:rPr>
+              <w:t>Mục</w:t>
+            </w:r>
+          </w:p>
+        </w:tc>
+        <w:tc>
+          <w:tcPr>
+            <w:tcW w:type="dxa" w:w="4535"/>
+            <w:shd w:val="clear" w:fill="EFEDE7"/>
+          </w:tcPr>
+          <w:p>
+            <w:pPr>
+              <w:spacing w:lineRule="auto" w:line="240" w:before="20" w:after="20"/>
+              <w:jc w:val="left"/>
+            </w:pPr>
+            <w:r/>
+            <w:r>
+              <w:rPr>
+                <w:rFonts w:ascii="Times New Roman" w:hAnsi="Times New Roman" w:cs="Times New Roman" w:eastAsia="Times New Roman"/>
+                <w:b/>
+                <w:i w:val="0"/>
+                <w:sz w:val="22"/>
+              </w:rPr>
+              <w:t>Nội dung</w:t>
+            </w:r>
+          </w:p>
+        </w:tc>
+      </w:tr>
+      <w:tr>
+        <w:tc>
+          <w:tcPr>
+            <w:tcW w:type="dxa" w:w="4535"/>
+          </w:tcPr>
+          <w:p>
+            <w:pPr>
+              <w:spacing w:lineRule="auto" w:line="240" w:before="20" w:after="20"/>
+              <w:jc w:val="left"/>
+            </w:pPr>
+            <w:r/>
+            <w:r>
+              <w:rPr>
+                <w:rFonts w:ascii="Times New Roman" w:hAnsi="Times New Roman" w:cs="Times New Roman" w:eastAsia="Times New Roman"/>
+                <w:b/>
+                <w:i w:val="0"/>
+                <w:sz w:val="22"/>
+              </w:rPr>
+              <w:t>Mã</w:t>
+            </w:r>
+          </w:p>
+        </w:tc>
+        <w:tc>
+          <w:tcPr>
+            <w:tcW w:type="dxa" w:w="4535"/>
+          </w:tcPr>
+          <w:p>
+            <w:pPr>
+              <w:spacing w:lineRule="auto" w:line="240" w:before="20" w:after="20"/>
+              <w:jc w:val="left"/>
+            </w:pPr>
+            <w:r/>
+            <w:r>
+              <w:rPr>
+                <w:rFonts w:ascii="Times New Roman" w:hAnsi="Times New Roman" w:cs="Times New Roman" w:eastAsia="Times New Roman"/>
+                <w:b w:val="0"/>
+                <w:i w:val="0"/>
+                <w:sz w:val="22"/>
+              </w:rPr>
+              <w:t>UC1</w:t>
+            </w:r>
+          </w:p>
+        </w:tc>
+      </w:tr>
+      <w:tr>
+        <w:tc>
+          <w:tcPr>
+            <w:tcW w:type="dxa" w:w="4535"/>
+          </w:tcPr>
+          <w:p>
+            <w:pPr>
+              <w:spacing w:lineRule="auto" w:line="240" w:before="20" w:after="20"/>
+              <w:jc w:val="left"/>
+            </w:pPr>
+            <w:r/>
+            <w:r>
+              <w:rPr>
+                <w:rFonts w:ascii="Times New Roman" w:hAnsi="Times New Roman" w:cs="Times New Roman" w:eastAsia="Times New Roman"/>
+                <w:b/>
+                <w:i w:val="0"/>
+                <w:sz w:val="22"/>
+              </w:rPr>
+              <w:t>Tác nhân chính</w:t>
+            </w:r>
+          </w:p>
+        </w:tc>
+        <w:tc>
+          <w:tcPr>
+            <w:tcW w:type="dxa" w:w="4535"/>
+          </w:tcPr>
+          <w:p>
+            <w:pPr>
+              <w:spacing w:lineRule="auto" w:line="240" w:before="20" w:after="20"/>
+              <w:jc w:val="left"/>
+            </w:pPr>
+            <w:r/>
+            <w:r>
+              <w:rPr>
+                <w:rFonts w:ascii="Times New Roman" w:hAnsi="Times New Roman" w:cs="Times New Roman" w:eastAsia="Times New Roman"/>
+                <w:b w:val="0"/>
+                <w:i w:val="0"/>
+                <w:sz w:val="22"/>
+              </w:rPr>
+              <w:t>Khách vãng lai, Khách có tài khoản</w:t>
+            </w:r>
+          </w:p>
+        </w:tc>
+      </w:tr>
+      <w:tr>
+        <w:tc>
+          <w:tcPr>
+            <w:tcW w:type="dxa" w:w="4535"/>
+          </w:tcPr>
+          <w:p>
+            <w:pPr>
+              <w:spacing w:lineRule="auto" w:line="240" w:before="20" w:after="20"/>
+              <w:jc w:val="left"/>
+            </w:pPr>
+            <w:r/>
+            <w:r>
+              <w:rPr>
+                <w:rFonts w:ascii="Times New Roman" w:hAnsi="Times New Roman" w:cs="Times New Roman" w:eastAsia="Times New Roman"/>
+                <w:b/>
+                <w:i w:val="0"/>
+                <w:sz w:val="22"/>
+              </w:rPr>
+              <w:t>Mô tả</w:t>
+            </w:r>
+          </w:p>
+        </w:tc>
+        <w:tc>
+          <w:tcPr>
+            <w:tcW w:type="dxa" w:w="4535"/>
+          </w:tcPr>
+          <w:p>
+            <w:pPr>
+              <w:spacing w:lineRule="auto" w:line="240" w:before="20" w:after="20"/>
+              <w:jc w:val="left"/>
+            </w:pPr>
+            <w:r/>
+            <w:r>
+              <w:rPr>
+                <w:rFonts w:ascii="Times New Roman" w:hAnsi="Times New Roman" w:cs="Times New Roman" w:eastAsia="Times New Roman"/>
+                <w:b w:val="0"/>
+                <w:i w:val="0"/>
+                <w:sz w:val="22"/>
+              </w:rPr>
+              <w:t>Khách tìm các loại phòng còn chỗ trong một khoảng ngày</w:t>
+            </w:r>
+          </w:p>
+        </w:tc>
+      </w:tr>
+      <w:tr>
+        <w:tc>
+          <w:tcPr>
+            <w:tcW w:type="dxa" w:w="4535"/>
+          </w:tcPr>
+          <w:p>
+            <w:pPr>
+              <w:spacing w:lineRule="auto" w:line="240" w:before="20" w:after="20"/>
+              <w:jc w:val="left"/>
+            </w:pPr>
+            <w:r/>
+            <w:r>
+              <w:rPr>
+                <w:rFonts w:ascii="Times New Roman" w:hAnsi="Times New Roman" w:cs="Times New Roman" w:eastAsia="Times New Roman"/>
+                <w:b/>
+                <w:i w:val="0"/>
+                <w:sz w:val="22"/>
+              </w:rPr>
+              <w:t>Tiền điều kiện</w:t>
+            </w:r>
+          </w:p>
+        </w:tc>
+        <w:tc>
+          <w:tcPr>
+            <w:tcW w:type="dxa" w:w="4535"/>
+          </w:tcPr>
+          <w:p>
+            <w:pPr>
+              <w:spacing w:lineRule="auto" w:line="240" w:before="20" w:after="20"/>
+              <w:jc w:val="left"/>
+            </w:pPr>
+            <w:r/>
+            <w:r>
+              <w:rPr>
+                <w:rFonts w:ascii="Times New Roman" w:hAnsi="Times New Roman" w:cs="Times New Roman" w:eastAsia="Times New Roman"/>
+                <w:b w:val="0"/>
+                <w:i w:val="0"/>
+                <w:sz w:val="22"/>
+              </w:rPr>
+              <w:t>Có ít nhất một loại phòng đang bật bán</w:t>
+            </w:r>
+          </w:p>
+        </w:tc>
+      </w:tr>
+      <w:tr>
+        <w:tc>
+          <w:tcPr>
+            <w:tcW w:type="dxa" w:w="4535"/>
+          </w:tcPr>
+          <w:p>
+            <w:pPr>
+              <w:spacing w:lineRule="auto" w:line="240" w:before="20" w:after="20"/>
+              <w:jc w:val="left"/>
+            </w:pPr>
+            <w:r/>
+            <w:r>
+              <w:rPr>
+                <w:rFonts w:ascii="Times New Roman" w:hAnsi="Times New Roman" w:cs="Times New Roman" w:eastAsia="Times New Roman"/>
+                <w:b/>
+                <w:i w:val="0"/>
+                <w:sz w:val="22"/>
+              </w:rPr>
+              <w:t>Hậu điều kiện</w:t>
+            </w:r>
+          </w:p>
+        </w:tc>
+        <w:tc>
+          <w:tcPr>
+            <w:tcW w:type="dxa" w:w="4535"/>
+          </w:tcPr>
+          <w:p>
+            <w:pPr>
+              <w:spacing w:lineRule="auto" w:line="240" w:before="20" w:after="20"/>
+              <w:jc w:val="left"/>
+            </w:pPr>
+            <w:r/>
+            <w:r>
+              <w:rPr>
+                <w:rFonts w:ascii="Times New Roman" w:hAnsi="Times New Roman" w:cs="Times New Roman" w:eastAsia="Times New Roman"/>
+                <w:b w:val="0"/>
+                <w:i w:val="0"/>
+                <w:sz w:val="22"/>
+              </w:rPr>
+              <w:t>Không có dữ liệu nào được ghi; đây là truy vấn chỉ đọc</w:t>
+            </w:r>
+          </w:p>
+        </w:tc>
+      </w:tr>
+    </w:tbl>
+    <w:p>
+      <w:pPr>
+        <w:spacing w:lineRule="auto" w:line="360" w:before="120" w:after="120"/>
+        <w:jc w:val="both"/>
+      </w:pPr>
+      <w:r>
+        <w:rPr>
+          <w:rFonts w:ascii="Times New Roman" w:hAnsi="Times New Roman" w:cs="Times New Roman" w:eastAsia="Times New Roman"/>
+          <w:b/>
+          <w:i w:val="0"/>
+          <w:sz w:val="26"/>
+        </w:rPr>
+        <w:t>Luồng sự kiện chính</w:t>
+      </w:r>
+    </w:p>
+    <w:p>
+      <w:pPr>
+        <w:pStyle w:val="ListNumber"/>
+        <w:spacing w:lineRule="auto" w:line="360" w:before="60" w:after="60"/>
+        <w:jc w:val="both"/>
+      </w:pPr>
+      <w:r>
+        <w:rPr>
+          <w:rFonts w:ascii="Times New Roman" w:hAnsi="Times New Roman" w:cs="Times New Roman" w:eastAsia="Times New Roman"/>
+          <w:b w:val="0"/>
+          <w:i w:val="0"/>
+          <w:sz w:val="26"/>
+        </w:rPr>
+        <w:t>Khách mở trang chủ; thanh tìm phòng nạp sẵn lịch của toàn homestay.</w:t>
+      </w:r>
+    </w:p>
+    <w:p>
+      <w:pPr>
+        <w:pStyle w:val="ListNumber"/>
+        <w:spacing w:lineRule="auto" w:line="360" w:before="60" w:after="60"/>
+        <w:jc w:val="both"/>
+      </w:pPr>
+      <w:r>
+        <w:rPr>
+          <w:rFonts w:ascii="Times New Roman" w:hAnsi="Times New Roman" w:cs="Times New Roman" w:eastAsia="Times New Roman"/>
+          <w:b w:val="0"/>
+          <w:i w:val="0"/>
+          <w:sz w:val="26"/>
+        </w:rPr>
+        <w:t>Khách chọn ngày nhận và ngày trả. Ngày quá khứ và ngày đã kín mọi loại phòng bị chặn ngay trong lịch, không cho chọn.</w:t>
+      </w:r>
+    </w:p>
+    <w:p>
+      <w:pPr>
+        <w:pStyle w:val="ListNumber"/>
+        <w:spacing w:lineRule="auto" w:line="360" w:before="60" w:after="60"/>
+        <w:jc w:val="both"/>
+      </w:pPr>
+      <w:r>
+        <w:rPr>
+          <w:rFonts w:ascii="Times New Roman" w:hAnsi="Times New Roman" w:cs="Times New Roman" w:eastAsia="Times New Roman"/>
+          <w:b w:val="0"/>
+          <w:i w:val="0"/>
+          <w:sz w:val="26"/>
+        </w:rPr>
+        <w:t>Khách chọn số người lớn, trẻ em, số phòng.</w:t>
+      </w:r>
+    </w:p>
+    <w:p>
+      <w:pPr>
+        <w:pStyle w:val="ListNumber"/>
+        <w:spacing w:lineRule="auto" w:line="360" w:before="60" w:after="60"/>
+        <w:jc w:val="both"/>
+      </w:pPr>
+      <w:r>
+        <w:rPr>
+          <w:rFonts w:ascii="Times New Roman" w:hAnsi="Times New Roman" w:cs="Times New Roman" w:eastAsia="Times New Roman"/>
+          <w:b w:val="0"/>
+          <w:i w:val="0"/>
+          <w:sz w:val="26"/>
+        </w:rPr>
+        <w:t>Hệ thống truy vấn và trả về các loại phòng còn chỗ, kèm tổng tiền cả kỳ và số phòng còn lại của từng loại.</w:t>
+      </w:r>
+    </w:p>
+    <w:p>
+      <w:pPr>
+        <w:spacing w:lineRule="auto" w:line="360" w:before="120" w:after="120"/>
+        <w:jc w:val="both"/>
+      </w:pPr>
+      <w:r>
+        <w:rPr>
+          <w:rFonts w:ascii="Times New Roman" w:hAnsi="Times New Roman" w:cs="Times New Roman" w:eastAsia="Times New Roman"/>
+          <w:b/>
+          <w:i w:val="0"/>
+          <w:sz w:val="26"/>
+        </w:rPr>
+        <w:t>Luồng thay thế</w:t>
+      </w:r>
+    </w:p>
+    <w:p>
+      <w:pPr>
+        <w:pStyle w:val="ListBullet"/>
+        <w:spacing w:lineRule="auto" w:line="360" w:before="60" w:after="60"/>
+        <w:jc w:val="both"/>
+      </w:pPr>
+      <w:r>
+        <w:rPr>
+          <w:rFonts w:ascii="Times New Roman" w:hAnsi="Times New Roman" w:cs="Times New Roman" w:eastAsia="Times New Roman"/>
+          <w:b w:val="0"/>
+          <w:i/>
+          <w:sz w:val="26"/>
+        </w:rPr>
+        <w:t>2a. Lịch không tải được:</w:t>
+      </w:r>
+      <w:r>
+        <w:rPr>
+          <w:rFonts w:ascii="Times New Roman" w:hAnsi="Times New Roman" w:cs="Times New Roman" w:eastAsia="Times New Roman"/>
+          <w:b w:val="0"/>
+          <w:i w:val="0"/>
+          <w:sz w:val="26"/>
+        </w:rPr>
+        <w:t xml:space="preserve"> khách vẫn chọn được ngày; mất phần chặn trước, tầng máy chủ vẫn từ chối ngày kín ở bước sau.</w:t>
+      </w:r>
+    </w:p>
+    <w:p>
+      <w:pPr>
+        <w:pStyle w:val="ListBullet"/>
+        <w:spacing w:lineRule="auto" w:line="360" w:before="60" w:after="60"/>
+        <w:jc w:val="both"/>
+      </w:pPr>
+      <w:r>
+        <w:rPr>
+          <w:rFonts w:ascii="Times New Roman" w:hAnsi="Times New Roman" w:cs="Times New Roman" w:eastAsia="Times New Roman"/>
+          <w:b w:val="0"/>
+          <w:i/>
+          <w:sz w:val="26"/>
+        </w:rPr>
+        <w:t>4a. Không loại phòng nào đủ chỗ:</w:t>
+      </w:r>
+      <w:r>
+        <w:rPr>
+          <w:rFonts w:ascii="Times New Roman" w:hAnsi="Times New Roman" w:cs="Times New Roman" w:eastAsia="Times New Roman"/>
+          <w:b w:val="0"/>
+          <w:i w:val="0"/>
+          <w:sz w:val="26"/>
+        </w:rPr>
+        <w:t xml:space="preserve"> hiện trạng thái rỗng kèm gợi ý đổi ngày hoặc giảm số khách mỗi phòng.</w:t>
+      </w:r>
+    </w:p>
+    <w:p>
+      <w:pPr>
+        <w:keepNext/>
+        <w:spacing w:lineRule="auto" w:line="360" w:before="240" w:after="120"/>
+        <w:jc w:val="left"/>
+      </w:pPr>
+      <w:r>
+        <w:rPr>
+          <w:rFonts w:ascii="Times New Roman" w:hAnsi="Times New Roman" w:cs="Times New Roman" w:eastAsia="Times New Roman"/>
+          <w:b/>
+          <w:i w:val="0"/>
+          <w:sz w:val="26"/>
+        </w:rPr>
+        <w:t>UC2 — Đặt phòng</w:t>
+      </w:r>
+    </w:p>
+    <w:tbl>
+      <w:tblPr>
+        <w:tblStyle w:val="TableGrid"/>
+        <w:tblW w:type="auto" w:w="0"/>
+        <w:jc w:val="center"/>
+        <w:tblLayout w:type="autofit"/>
+        <w:tblLook w:firstColumn="1" w:firstRow="1" w:lastColumn="0" w:lastRow="0" w:noHBand="0" w:noVBand="1" w:val="04A0"/>
+      </w:tblPr>
+      <w:tblGrid>
+        <w:gridCol w:w="4535"/>
+        <w:gridCol w:w="4535"/>
+      </w:tblGrid>
+      <w:tr>
+        <w:tc>
+          <w:tcPr>
+            <w:tcW w:type="dxa" w:w="4535"/>
+            <w:shd w:val="clear" w:fill="EFEDE7"/>
+          </w:tcPr>
+          <w:p>
+            <w:pPr>
+              <w:spacing w:lineRule="auto" w:line="240" w:before="20" w:after="20"/>
+              <w:jc w:val="left"/>
+            </w:pPr>
+            <w:r/>
+            <w:r>
+              <w:rPr>
+                <w:rFonts w:ascii="Times New Roman" w:hAnsi="Times New Roman" w:cs="Times New Roman" w:eastAsia="Times New Roman"/>
+                <w:b/>
+                <w:i w:val="0"/>
+                <w:sz w:val="22"/>
+              </w:rPr>
+              <w:t>Mục</w:t>
+            </w:r>
+          </w:p>
+        </w:tc>
+        <w:tc>
+          <w:tcPr>
+            <w:tcW w:type="dxa" w:w="4535"/>
+            <w:shd w:val="clear" w:fill="EFEDE7"/>
+          </w:tcPr>
+          <w:p>
+            <w:pPr>
+              <w:spacing w:lineRule="auto" w:line="240" w:before="20" w:after="20"/>
+              <w:jc w:val="left"/>
+            </w:pPr>
+            <w:r/>
+            <w:r>
+              <w:rPr>
+                <w:rFonts w:ascii="Times New Roman" w:hAnsi="Times New Roman" w:cs="Times New Roman" w:eastAsia="Times New Roman"/>
+                <w:b/>
+                <w:i w:val="0"/>
+                <w:sz w:val="22"/>
+              </w:rPr>
+              <w:t>Nội dung</w:t>
+            </w:r>
+          </w:p>
+        </w:tc>
+      </w:tr>
+      <w:tr>
+        <w:tc>
+          <w:tcPr>
+            <w:tcW w:type="dxa" w:w="4535"/>
+          </w:tcPr>
+          <w:p>
+            <w:pPr>
+              <w:spacing w:lineRule="auto" w:line="240" w:before="20" w:after="20"/>
+              <w:jc w:val="left"/>
+            </w:pPr>
+            <w:r/>
+            <w:r>
+              <w:rPr>
+                <w:rFonts w:ascii="Times New Roman" w:hAnsi="Times New Roman" w:cs="Times New Roman" w:eastAsia="Times New Roman"/>
+                <w:b/>
+                <w:i w:val="0"/>
+                <w:sz w:val="22"/>
+              </w:rPr>
+              <w:t>Mã</w:t>
+            </w:r>
+          </w:p>
+        </w:tc>
+        <w:tc>
+          <w:tcPr>
+            <w:tcW w:type="dxa" w:w="4535"/>
+          </w:tcPr>
+          <w:p>
+            <w:pPr>
+              <w:spacing w:lineRule="auto" w:line="240" w:before="20" w:after="20"/>
+              <w:jc w:val="left"/>
+            </w:pPr>
+            <w:r/>
+            <w:r>
+              <w:rPr>
+                <w:rFonts w:ascii="Times New Roman" w:hAnsi="Times New Roman" w:cs="Times New Roman" w:eastAsia="Times New Roman"/>
+                <w:b w:val="0"/>
+                <w:i w:val="0"/>
+                <w:sz w:val="22"/>
+              </w:rPr>
+              <w:t>UC2</w:t>
+            </w:r>
+          </w:p>
+        </w:tc>
+      </w:tr>
+      <w:tr>
+        <w:tc>
+          <w:tcPr>
+            <w:tcW w:type="dxa" w:w="4535"/>
+          </w:tcPr>
+          <w:p>
+            <w:pPr>
+              <w:spacing w:lineRule="auto" w:line="240" w:before="20" w:after="20"/>
+              <w:jc w:val="left"/>
+            </w:pPr>
+            <w:r/>
+            <w:r>
+              <w:rPr>
+                <w:rFonts w:ascii="Times New Roman" w:hAnsi="Times New Roman" w:cs="Times New Roman" w:eastAsia="Times New Roman"/>
+                <w:b/>
+                <w:i w:val="0"/>
+                <w:sz w:val="22"/>
+              </w:rPr>
+              <w:t>Tác nhân chính</w:t>
+            </w:r>
+          </w:p>
+        </w:tc>
+        <w:tc>
+          <w:tcPr>
+            <w:tcW w:type="dxa" w:w="4535"/>
+          </w:tcPr>
+          <w:p>
+            <w:pPr>
+              <w:spacing w:lineRule="auto" w:line="240" w:before="20" w:after="20"/>
+              <w:jc w:val="left"/>
+            </w:pPr>
+            <w:r/>
+            <w:r>
+              <w:rPr>
+                <w:rFonts w:ascii="Times New Roman" w:hAnsi="Times New Roman" w:cs="Times New Roman" w:eastAsia="Times New Roman"/>
+                <w:b w:val="0"/>
+                <w:i w:val="0"/>
+                <w:sz w:val="22"/>
+              </w:rPr>
+              <w:t>Khách vãng lai, Khách có tài khoản</w:t>
+            </w:r>
+          </w:p>
+        </w:tc>
+      </w:tr>
+      <w:tr>
+        <w:tc>
+          <w:tcPr>
+            <w:tcW w:type="dxa" w:w="4535"/>
+          </w:tcPr>
+          <w:p>
+            <w:pPr>
+              <w:spacing w:lineRule="auto" w:line="240" w:before="20" w:after="20"/>
+              <w:jc w:val="left"/>
+            </w:pPr>
+            <w:r/>
+            <w:r>
+              <w:rPr>
+                <w:rFonts w:ascii="Times New Roman" w:hAnsi="Times New Roman" w:cs="Times New Roman" w:eastAsia="Times New Roman"/>
+                <w:b/>
+                <w:i w:val="0"/>
+                <w:sz w:val="22"/>
+              </w:rPr>
+              <w:t>Mô tả</w:t>
+            </w:r>
+          </w:p>
+        </w:tc>
+        <w:tc>
+          <w:tcPr>
+            <w:tcW w:type="dxa" w:w="4535"/>
+          </w:tcPr>
+          <w:p>
+            <w:pPr>
+              <w:spacing w:lineRule="auto" w:line="240" w:before="20" w:after="20"/>
+              <w:jc w:val="left"/>
+            </w:pPr>
+            <w:r/>
+            <w:r>
+              <w:rPr>
+                <w:rFonts w:ascii="Times New Roman" w:hAnsi="Times New Roman" w:cs="Times New Roman" w:eastAsia="Times New Roman"/>
+                <w:b w:val="0"/>
+                <w:i w:val="0"/>
+                <w:sz w:val="22"/>
+              </w:rPr>
+              <w:t>Khách gửi yêu cầu đặt phòng cho một khoảng ngày và nhận mã đơn</w:t>
+            </w:r>
+          </w:p>
+        </w:tc>
+      </w:tr>
+      <w:tr>
+        <w:tc>
+          <w:tcPr>
+            <w:tcW w:type="dxa" w:w="4535"/>
+          </w:tcPr>
+          <w:p>
+            <w:pPr>
+              <w:spacing w:lineRule="auto" w:line="240" w:before="20" w:after="20"/>
+              <w:jc w:val="left"/>
+            </w:pPr>
+            <w:r/>
+            <w:r>
+              <w:rPr>
+                <w:rFonts w:ascii="Times New Roman" w:hAnsi="Times New Roman" w:cs="Times New Roman" w:eastAsia="Times New Roman"/>
+                <w:b/>
+                <w:i w:val="0"/>
+                <w:sz w:val="22"/>
+              </w:rPr>
+              <w:t>Tiền điều kiện</w:t>
+            </w:r>
+          </w:p>
+        </w:tc>
+        <w:tc>
+          <w:tcPr>
+            <w:tcW w:type="dxa" w:w="4535"/>
+          </w:tcPr>
+          <w:p>
+            <w:pPr>
+              <w:spacing w:lineRule="auto" w:line="240" w:before="20" w:after="20"/>
+              <w:jc w:val="left"/>
+            </w:pPr>
+            <w:r/>
+            <w:r>
+              <w:rPr>
+                <w:rFonts w:ascii="Times New Roman" w:hAnsi="Times New Roman" w:cs="Times New Roman" w:eastAsia="Times New Roman"/>
+                <w:b w:val="0"/>
+                <w:i w:val="0"/>
+                <w:sz w:val="22"/>
+              </w:rPr>
+              <w:t>Đã hoàn tất UC1 và chọn được một loại phòng còn chỗ</w:t>
+            </w:r>
+          </w:p>
+        </w:tc>
+      </w:tr>
+      <w:tr>
+        <w:tc>
+          <w:tcPr>
+            <w:tcW w:type="dxa" w:w="4535"/>
+          </w:tcPr>
+          <w:p>
+            <w:pPr>
+              <w:spacing w:lineRule="auto" w:line="240" w:before="20" w:after="20"/>
+              <w:jc w:val="left"/>
+            </w:pPr>
+            <w:r/>
+            <w:r>
+              <w:rPr>
+                <w:rFonts w:ascii="Times New Roman" w:hAnsi="Times New Roman" w:cs="Times New Roman" w:eastAsia="Times New Roman"/>
+                <w:b/>
+                <w:i w:val="0"/>
+                <w:sz w:val="22"/>
+              </w:rPr>
+              <w:t>Hậu điều kiện</w:t>
+            </w:r>
+          </w:p>
+        </w:tc>
+        <w:tc>
+          <w:tcPr>
+            <w:tcW w:type="dxa" w:w="4535"/>
+          </w:tcPr>
+          <w:p>
+            <w:pPr>
+              <w:spacing w:lineRule="auto" w:line="240" w:before="20" w:after="20"/>
+              <w:jc w:val="left"/>
+            </w:pPr>
+            <w:r/>
+            <w:r>
+              <w:rPr>
+                <w:rFonts w:ascii="Times New Roman" w:hAnsi="Times New Roman" w:cs="Times New Roman" w:eastAsia="Times New Roman"/>
+                <w:b w:val="0"/>
+                <w:i w:val="0"/>
+                <w:sz w:val="22"/>
+              </w:rPr>
+              <w:t xml:space="preserve">Đơn ở trạng thái </w:t>
+            </w:r>
+            <w:r>
+              <w:rPr>
+                <w:rFonts w:ascii="Consolas" w:hAnsi="Consolas" w:cs="Consolas" w:eastAsia="Consolas"/>
+                <w:b w:val="0"/>
+                <w:i w:val="0"/>
+                <w:sz w:val="19"/>
+              </w:rPr>
+              <w:t>PENDING_PAYMENT</w:t>
+            </w:r>
+            <w:r>
+              <w:rPr>
+                <w:rFonts w:ascii="Times New Roman" w:hAnsi="Times New Roman" w:cs="Times New Roman" w:eastAsia="Times New Roman"/>
+                <w:b w:val="0"/>
+                <w:i w:val="0"/>
+                <w:sz w:val="22"/>
+              </w:rPr>
+              <w:t>; các phòng vật lý đã được gán; hạn giữ chỗ 15 phút bắt đầu chạy</w:t>
+            </w:r>
+          </w:p>
+        </w:tc>
+      </w:tr>
+    </w:tbl>
+    <w:p>
+      <w:pPr>
+        <w:spacing w:lineRule="auto" w:line="360" w:before="120" w:after="120"/>
+        <w:jc w:val="both"/>
+      </w:pPr>
+      <w:r>
+        <w:rPr>
+          <w:rFonts w:ascii="Times New Roman" w:hAnsi="Times New Roman" w:cs="Times New Roman" w:eastAsia="Times New Roman"/>
+          <w:b/>
+          <w:i w:val="0"/>
+          <w:sz w:val="26"/>
+        </w:rPr>
+        <w:t>Luồng sự kiện chính</w:t>
+      </w:r>
+    </w:p>
+    <w:p>
+      <w:pPr>
+        <w:pStyle w:val="ListNumber"/>
+        <w:spacing w:lineRule="auto" w:line="360" w:before="60" w:after="60"/>
+        <w:jc w:val="both"/>
+      </w:pPr>
+      <w:r>
+        <w:rPr>
+          <w:rFonts w:ascii="Times New Roman" w:hAnsi="Times New Roman" w:cs="Times New Roman" w:eastAsia="Times New Roman"/>
+          <w:b w:val="0"/>
+          <w:i w:val="0"/>
+          <w:sz w:val="26"/>
+        </w:rPr>
+        <w:t>Khách nhập họ tên, số điện thoại, thư điện tử và ghi chú nếu có.</w:t>
+      </w:r>
+    </w:p>
+    <w:p>
+      <w:pPr>
+        <w:pStyle w:val="ListNumber"/>
+        <w:spacing w:lineRule="auto" w:line="360" w:before="60" w:after="60"/>
+        <w:jc w:val="both"/>
+      </w:pPr>
+      <w:r>
+        <w:rPr>
+          <w:rFonts w:ascii="Times New Roman" w:hAnsi="Times New Roman" w:cs="Times New Roman" w:eastAsia="Times New Roman"/>
+          <w:b w:val="0"/>
+          <w:i w:val="0"/>
+          <w:sz w:val="26"/>
+        </w:rPr>
+        <w:t>Khách nhập mã khuyến mãi tuỳ chọn; hệ thống kiểm tra và hiển thị ngay số tiền được giảm.</w:t>
+      </w:r>
+    </w:p>
+    <w:p>
+      <w:pPr>
+        <w:pStyle w:val="ListNumber"/>
+        <w:spacing w:lineRule="auto" w:line="360" w:before="60" w:after="60"/>
+        <w:jc w:val="both"/>
+      </w:pPr>
+      <w:r>
+        <w:rPr>
+          <w:rFonts w:ascii="Times New Roman" w:hAnsi="Times New Roman" w:cs="Times New Roman" w:eastAsia="Times New Roman"/>
+          <w:b w:val="0"/>
+          <w:i w:val="0"/>
+          <w:sz w:val="26"/>
+        </w:rPr>
+        <w:t>Khách xác nhận đơn.</w:t>
+      </w:r>
+    </w:p>
+    <w:p>
+      <w:pPr>
+        <w:pStyle w:val="ListNumber"/>
+        <w:spacing w:lineRule="auto" w:line="360" w:before="60" w:after="60"/>
+        <w:jc w:val="both"/>
+      </w:pPr>
+      <w:r>
+        <w:rPr>
+          <w:rFonts w:ascii="Times New Roman" w:hAnsi="Times New Roman" w:cs="Times New Roman" w:eastAsia="Times New Roman"/>
+          <w:b w:val="0"/>
+          <w:i w:val="0"/>
+          <w:sz w:val="26"/>
+        </w:rPr>
+        <w:t>Hệ thống mở một giao dịch, tính lại chi phí ở phía máy chủ, không tin số tiền do trình duyệt gửi lên.</w:t>
+      </w:r>
+    </w:p>
+    <w:p>
+      <w:pPr>
+        <w:pStyle w:val="ListNumber"/>
+        <w:spacing w:lineRule="auto" w:line="360" w:before="60" w:after="60"/>
+        <w:jc w:val="both"/>
+      </w:pPr>
+      <w:r>
+        <w:rPr>
+          <w:rFonts w:ascii="Times New Roman" w:hAnsi="Times New Roman" w:cs="Times New Roman" w:eastAsia="Times New Roman"/>
+          <w:b w:val="0"/>
+          <w:i w:val="0"/>
+          <w:sz w:val="26"/>
+        </w:rPr>
+        <w:t>Hệ thống chọn các phòng vật lý còn rảnh và ghi vào bảng gán phòng.</w:t>
+      </w:r>
+    </w:p>
+    <w:p>
+      <w:pPr>
+        <w:pStyle w:val="ListNumber"/>
+        <w:spacing w:lineRule="auto" w:line="360" w:before="60" w:after="60"/>
+        <w:jc w:val="both"/>
+      </w:pPr>
+      <w:r>
+        <w:rPr>
+          <w:rFonts w:ascii="Times New Roman" w:hAnsi="Times New Roman" w:cs="Times New Roman" w:eastAsia="Times New Roman"/>
+          <w:b w:val="0"/>
+          <w:i w:val="0"/>
+          <w:sz w:val="26"/>
+        </w:rPr>
+        <w:t>Cơ sở dữ liệu kiểm tra ràng buộc loại trừ. Nếu không vi phạm, giao dịch được commit.</w:t>
+      </w:r>
+    </w:p>
+    <w:p>
+      <w:pPr>
+        <w:pStyle w:val="ListNumber"/>
+        <w:spacing w:lineRule="auto" w:line="360" w:before="60" w:after="60"/>
+        <w:jc w:val="both"/>
+      </w:pPr>
+      <w:r>
+        <w:rPr>
+          <w:rFonts w:ascii="Times New Roman" w:hAnsi="Times New Roman" w:cs="Times New Roman" w:eastAsia="Times New Roman"/>
+          <w:b w:val="0"/>
+          <w:i w:val="0"/>
+          <w:sz w:val="26"/>
+        </w:rPr>
+        <w:t>Hệ thống sinh mã đơn, mã truy cập, thông tin thanh toán và trả về cho khách.</w:t>
+      </w:r>
+    </w:p>
+    <w:p>
+      <w:pPr>
+        <w:pStyle w:val="ListNumber"/>
+        <w:spacing w:lineRule="auto" w:line="360" w:before="60" w:after="60"/>
+        <w:jc w:val="both"/>
+      </w:pPr>
+      <w:r>
+        <w:rPr>
+          <w:rFonts w:ascii="Times New Roman" w:hAnsi="Times New Roman" w:cs="Times New Roman" w:eastAsia="Times New Roman"/>
+          <w:b w:val="0"/>
+          <w:i w:val="0"/>
+          <w:sz w:val="26"/>
+        </w:rPr>
+        <w:t>Hệ thống đưa thư xác nhận vào hàng đợi gửi.</w:t>
+      </w:r>
+    </w:p>
+    <w:p>
+      <w:pPr>
+        <w:spacing w:lineRule="auto" w:line="360" w:before="120" w:after="120"/>
+        <w:jc w:val="both"/>
+      </w:pPr>
+      <w:r>
+        <w:rPr>
+          <w:rFonts w:ascii="Times New Roman" w:hAnsi="Times New Roman" w:cs="Times New Roman" w:eastAsia="Times New Roman"/>
+          <w:b/>
+          <w:i w:val="0"/>
+          <w:sz w:val="26"/>
+        </w:rPr>
+        <w:t>Luồng thay thế và ngoại lệ</w:t>
+      </w:r>
+    </w:p>
+    <w:p>
+      <w:pPr>
+        <w:pStyle w:val="ListBullet"/>
+        <w:spacing w:lineRule="auto" w:line="360" w:before="60" w:after="60"/>
+        <w:jc w:val="both"/>
+      </w:pPr>
+      <w:r>
+        <w:rPr>
+          <w:rFonts w:ascii="Times New Roman" w:hAnsi="Times New Roman" w:cs="Times New Roman" w:eastAsia="Times New Roman"/>
+          <w:b w:val="0"/>
+          <w:i/>
+          <w:sz w:val="26"/>
+        </w:rPr>
+        <w:t>4a. Dữ liệu không hợp lệ</w:t>
+      </w:r>
+      <w:r>
+        <w:rPr>
+          <w:rFonts w:ascii="Times New Roman" w:hAnsi="Times New Roman" w:cs="Times New Roman" w:eastAsia="Times New Roman"/>
+          <w:b w:val="0"/>
+          <w:i w:val="0"/>
+          <w:sz w:val="26"/>
+        </w:rPr>
+        <w:t xml:space="preserve"> (ngày trả không sau ngày nhận, số khách vượt sức chứa mỗi phòng) → trả lỗi </w:t>
+      </w:r>
+      <w:r>
+        <w:rPr>
+          <w:rFonts w:ascii="Consolas" w:hAnsi="Consolas" w:cs="Consolas" w:eastAsia="Consolas"/>
+          <w:b w:val="0"/>
+          <w:i w:val="0"/>
+          <w:sz w:val="23"/>
+        </w:rPr>
+        <w:t>INVALID_BOOKING_REQUEST</w:t>
+      </w:r>
+      <w:r>
+        <w:rPr>
+          <w:rFonts w:ascii="Times New Roman" w:hAnsi="Times New Roman" w:cs="Times New Roman" w:eastAsia="Times New Roman"/>
+          <w:b w:val="0"/>
+          <w:i w:val="0"/>
+          <w:sz w:val="26"/>
+        </w:rPr>
+        <w:t xml:space="preserve"> mã 400, không ghi gì.</w:t>
+      </w:r>
+    </w:p>
+    <w:p>
+      <w:pPr>
+        <w:pStyle w:val="ListBullet"/>
+        <w:spacing w:lineRule="auto" w:line="360" w:before="60" w:after="60"/>
+        <w:jc w:val="both"/>
+      </w:pPr>
+      <w:r>
+        <w:rPr>
+          <w:rFonts w:ascii="Times New Roman" w:hAnsi="Times New Roman" w:cs="Times New Roman" w:eastAsia="Times New Roman"/>
+          <w:b w:val="0"/>
+          <w:i/>
+          <w:sz w:val="26"/>
+        </w:rPr>
+        <w:t>2a. Mã khuyến mãi không hợp lệ</w:t>
+      </w:r>
+      <w:r>
+        <w:rPr>
+          <w:rFonts w:ascii="Times New Roman" w:hAnsi="Times New Roman" w:cs="Times New Roman" w:eastAsia="Times New Roman"/>
+          <w:b w:val="0"/>
+          <w:i w:val="0"/>
+          <w:sz w:val="26"/>
+        </w:rPr>
+        <w:t xml:space="preserve"> → </w:t>
+      </w:r>
+      <w:r>
+        <w:rPr>
+          <w:rFonts w:ascii="Consolas" w:hAnsi="Consolas" w:cs="Consolas" w:eastAsia="Consolas"/>
+          <w:b w:val="0"/>
+          <w:i w:val="0"/>
+          <w:sz w:val="23"/>
+        </w:rPr>
+        <w:t>INVALID_PROMOTION</w:t>
+      </w:r>
+      <w:r>
+        <w:rPr>
+          <w:rFonts w:ascii="Times New Roman" w:hAnsi="Times New Roman" w:cs="Times New Roman" w:eastAsia="Times New Roman"/>
+          <w:b w:val="0"/>
+          <w:i w:val="0"/>
+          <w:sz w:val="26"/>
+        </w:rPr>
+        <w:t xml:space="preserve"> mã 400.</w:t>
+      </w:r>
+    </w:p>
+    <w:p>
+      <w:pPr>
+        <w:pStyle w:val="ListBullet"/>
+        <w:spacing w:lineRule="auto" w:line="360" w:before="60" w:after="60"/>
+        <w:jc w:val="both"/>
+      </w:pPr>
+      <w:r>
+        <w:rPr>
+          <w:rFonts w:ascii="Times New Roman" w:hAnsi="Times New Roman" w:cs="Times New Roman" w:eastAsia="Times New Roman"/>
+          <w:b w:val="0"/>
+          <w:i/>
+          <w:sz w:val="26"/>
+        </w:rPr>
+        <w:t>2b. Mã khuyến mãi hết lượt</w:t>
+      </w:r>
+      <w:r>
+        <w:rPr>
+          <w:rFonts w:ascii="Times New Roman" w:hAnsi="Times New Roman" w:cs="Times New Roman" w:eastAsia="Times New Roman"/>
+          <w:b w:val="0"/>
+          <w:i w:val="0"/>
+          <w:sz w:val="26"/>
+        </w:rPr>
+        <w:t xml:space="preserve"> → </w:t>
+      </w:r>
+      <w:r>
+        <w:rPr>
+          <w:rFonts w:ascii="Consolas" w:hAnsi="Consolas" w:cs="Consolas" w:eastAsia="Consolas"/>
+          <w:b w:val="0"/>
+          <w:i w:val="0"/>
+          <w:sz w:val="23"/>
+        </w:rPr>
+        <w:t>PROMOTION_EXHAUSTED</w:t>
+      </w:r>
+      <w:r>
+        <w:rPr>
+          <w:rFonts w:ascii="Times New Roman" w:hAnsi="Times New Roman" w:cs="Times New Roman" w:eastAsia="Times New Roman"/>
+          <w:b w:val="0"/>
+          <w:i w:val="0"/>
+          <w:sz w:val="26"/>
+        </w:rPr>
+        <w:t xml:space="preserve"> mã 409.</w:t>
+      </w:r>
+    </w:p>
+    <w:p>
+      <w:pPr>
+        <w:pStyle w:val="ListBullet"/>
+        <w:spacing w:lineRule="auto" w:line="360" w:before="60" w:after="60"/>
+        <w:jc w:val="both"/>
+      </w:pPr>
+      <w:r>
+        <w:rPr>
+          <w:rFonts w:ascii="Times New Roman" w:hAnsi="Times New Roman" w:cs="Times New Roman" w:eastAsia="Times New Roman"/>
+          <w:b/>
+          <w:i w:val="0"/>
+          <w:sz w:val="26"/>
+        </w:rPr>
+        <w:t>6a. Ràng buộc loại trừ bị vi phạm</w:t>
+      </w:r>
+      <w:r>
+        <w:rPr>
+          <w:rFonts w:ascii="Times New Roman" w:hAnsi="Times New Roman" w:cs="Times New Roman" w:eastAsia="Times New Roman"/>
+          <w:b w:val="0"/>
+          <w:i w:val="0"/>
+          <w:sz w:val="26"/>
+        </w:rPr>
+        <w:t xml:space="preserve"> — một khách khác vừa đặt xong phòng đó trong tích tắc. Cơ sở dữ liệu trả </w:t>
+      </w:r>
+      <w:r>
+        <w:rPr>
+          <w:rFonts w:ascii="Consolas" w:hAnsi="Consolas" w:cs="Consolas" w:eastAsia="Consolas"/>
+          <w:b w:val="0"/>
+          <w:i w:val="0"/>
+          <w:sz w:val="23"/>
+        </w:rPr>
+        <w:t>SQLSTATE 23P01</w:t>
+      </w:r>
+      <w:r>
+        <w:rPr>
+          <w:rFonts w:ascii="Times New Roman" w:hAnsi="Times New Roman" w:cs="Times New Roman" w:eastAsia="Times New Roman"/>
+          <w:b w:val="0"/>
+          <w:i w:val="0"/>
+          <w:sz w:val="26"/>
+        </w:rPr>
+        <w:t xml:space="preserve">, giao dịch bị huỷ. Hệ thống mở </w:t>
+      </w:r>
+      <w:r>
+        <w:rPr>
+          <w:rFonts w:ascii="Times New Roman" w:hAnsi="Times New Roman" w:cs="Times New Roman" w:eastAsia="Times New Roman"/>
+          <w:b/>
+          <w:i w:val="0"/>
+          <w:sz w:val="26"/>
+        </w:rPr>
+        <w:t>giao dịch mới</w:t>
+      </w:r>
+      <w:r>
+        <w:rPr>
+          <w:rFonts w:ascii="Times New Roman" w:hAnsi="Times New Roman" w:cs="Times New Roman" w:eastAsia="Times New Roman"/>
+          <w:b w:val="0"/>
+          <w:i w:val="0"/>
+          <w:sz w:val="26"/>
+        </w:rPr>
+        <w:t xml:space="preserve"> và thử phòng vật lý tiếp theo. Hết phòng để thử thì trả </w:t>
+      </w:r>
+      <w:r>
+        <w:rPr>
+          <w:rFonts w:ascii="Consolas" w:hAnsi="Consolas" w:cs="Consolas" w:eastAsia="Consolas"/>
+          <w:b w:val="0"/>
+          <w:i w:val="0"/>
+          <w:sz w:val="23"/>
+        </w:rPr>
+        <w:t>ROOM_NOT_AVAILABLE</w:t>
+      </w:r>
+      <w:r>
+        <w:rPr>
+          <w:rFonts w:ascii="Times New Roman" w:hAnsi="Times New Roman" w:cs="Times New Roman" w:eastAsia="Times New Roman"/>
+          <w:b w:val="0"/>
+          <w:i w:val="0"/>
+          <w:sz w:val="26"/>
+        </w:rPr>
+        <w:t xml:space="preserve"> mã 409.</w:t>
+      </w:r>
+    </w:p>
+    <w:p>
+      <w:pPr>
+        <w:pStyle w:val="ListBullet"/>
+        <w:spacing w:lineRule="auto" w:line="360" w:before="60" w:after="60"/>
+        <w:jc w:val="both"/>
+      </w:pPr>
+      <w:r>
+        <w:rPr>
+          <w:rFonts w:ascii="Times New Roman" w:hAnsi="Times New Roman" w:cs="Times New Roman" w:eastAsia="Times New Roman"/>
+          <w:b w:val="0"/>
+          <w:i/>
+          <w:sz w:val="26"/>
+        </w:rPr>
+        <w:t>5a. Vượt giới hạn tần suất</w:t>
+      </w:r>
+      <w:r>
+        <w:rPr>
+          <w:rFonts w:ascii="Times New Roman" w:hAnsi="Times New Roman" w:cs="Times New Roman" w:eastAsia="Times New Roman"/>
+          <w:b w:val="0"/>
+          <w:i w:val="0"/>
+          <w:sz w:val="26"/>
+        </w:rPr>
+        <w:t xml:space="preserve"> → </w:t>
+      </w:r>
+      <w:r>
+        <w:rPr>
+          <w:rFonts w:ascii="Consolas" w:hAnsi="Consolas" w:cs="Consolas" w:eastAsia="Consolas"/>
+          <w:b w:val="0"/>
+          <w:i w:val="0"/>
+          <w:sz w:val="23"/>
+        </w:rPr>
+        <w:t>TOO_MANY_REQUESTS</w:t>
+      </w:r>
+      <w:r>
+        <w:rPr>
+          <w:rFonts w:ascii="Times New Roman" w:hAnsi="Times New Roman" w:cs="Times New Roman" w:eastAsia="Times New Roman"/>
+          <w:b w:val="0"/>
+          <w:i w:val="0"/>
+          <w:sz w:val="26"/>
+        </w:rPr>
+        <w:t xml:space="preserve"> mã 429.</w:t>
       </w:r>
     </w:p>
     <w:p>
@@ -1922,7 +3083,7 @@
       <w:r>
         <w:drawing>
           <wp:inline xmlns:a="http://schemas.openxmlformats.org/drawingml/2006/main" xmlns:pic="http://schemas.openxmlformats.org/drawingml/2006/picture">
-            <wp:extent cx="3840000" cy="3960000"/>
+            <wp:extent cx="3490909" cy="3600000"/>
             <wp:docPr id="1" name="Picture 1"/>
             <wp:cNvGraphicFramePr>
               <a:graphicFrameLocks noChangeAspect="1"/>
@@ -1943,7 +3104,7 @@
                   <pic:spPr>
                     <a:xfrm>
                       <a:off x="0" y="0"/>
-                      <a:ext cx="3840000" cy="3960000"/>
+                      <a:ext cx="3490909" cy="3600000"/>
                     </a:xfrm>
                     <a:prstGeom prst="rect"/>
                   </pic:spPr>
@@ -5602,7 +6763,7 @@
       <w:r>
         <w:drawing>
           <wp:inline xmlns:a="http://schemas.openxmlformats.org/drawingml/2006/main" xmlns:pic="http://schemas.openxmlformats.org/drawingml/2006/picture">
-            <wp:extent cx="5400000" cy="3375000"/>
+            <wp:extent cx="5400000" cy="1749375"/>
             <wp:docPr id="2" name="Picture 2"/>
             <wp:cNvGraphicFramePr>
               <a:graphicFrameLocks noChangeAspect="1"/>
@@ -5623,7 +6784,7 @@
                   <pic:spPr>
                     <a:xfrm>
                       <a:off x="0" y="0"/>
-                      <a:ext cx="5400000" cy="3375000"/>
+                      <a:ext cx="5400000" cy="1749375"/>
                     </a:xfrm>
                     <a:prstGeom prst="rect"/>
                   </pic:spPr>
@@ -5681,7 +6842,7 @@
       <w:r>
         <w:drawing>
           <wp:inline xmlns:a="http://schemas.openxmlformats.org/drawingml/2006/main" xmlns:pic="http://schemas.openxmlformats.org/drawingml/2006/picture">
-            <wp:extent cx="3731937" cy="3960000"/>
+            <wp:extent cx="3400459" cy="3600000"/>
             <wp:docPr id="3" name="Picture 3"/>
             <wp:cNvGraphicFramePr>
               <a:graphicFrameLocks noChangeAspect="1"/>
@@ -5702,7 +6863,7 @@
                   <pic:spPr>
                     <a:xfrm>
                       <a:off x="0" y="0"/>
-                      <a:ext cx="3731937" cy="3960000"/>
+                      <a:ext cx="3400459" cy="3600000"/>
                     </a:xfrm>
                     <a:prstGeom prst="rect"/>
                   </pic:spPr>
@@ -5750,7 +6911,7 @@
           <w:i w:val="0"/>
           <w:sz w:val="27"/>
         </w:rPr>
-        <w:t>Phụ lục B — Mô tả mười bảy bảng còn lại</w:t>
+        <w:t>Phụ lục B — Mô tả hai mươi mốt bảng</w:t>
       </w:r>
     </w:p>
     <w:p>
@@ -5765,79 +6926,7 @@
           <w:i w:val="0"/>
           <w:sz w:val="26"/>
         </w:rPr>
-        <w:t>Bốn bảng cốt lõi (</w:t>
-      </w:r>
-      <w:r>
-        <w:rPr>
-          <w:rFonts w:ascii="Consolas" w:hAnsi="Consolas" w:cs="Consolas" w:eastAsia="Consolas"/>
-          <w:b w:val="0"/>
-          <w:i w:val="0"/>
-          <w:sz w:val="23"/>
-        </w:rPr>
-        <w:t>users</w:t>
-      </w:r>
-      <w:r>
-        <w:rPr>
-          <w:rFonts w:ascii="Times New Roman" w:hAnsi="Times New Roman" w:cs="Times New Roman" w:eastAsia="Times New Roman"/>
-          <w:b w:val="0"/>
-          <w:i w:val="0"/>
-          <w:sz w:val="26"/>
-        </w:rPr>
-        <w:t xml:space="preserve">, </w:t>
-      </w:r>
-      <w:r>
-        <w:rPr>
-          <w:rFonts w:ascii="Consolas" w:hAnsi="Consolas" w:cs="Consolas" w:eastAsia="Consolas"/>
-          <w:b w:val="0"/>
-          <w:i w:val="0"/>
-          <w:sz w:val="23"/>
-        </w:rPr>
-        <w:t>bookings</w:t>
-      </w:r>
-      <w:r>
-        <w:rPr>
-          <w:rFonts w:ascii="Times New Roman" w:hAnsi="Times New Roman" w:cs="Times New Roman" w:eastAsia="Times New Roman"/>
-          <w:b w:val="0"/>
-          <w:i w:val="0"/>
-          <w:sz w:val="26"/>
-        </w:rPr>
-        <w:t xml:space="preserve">, </w:t>
-      </w:r>
-      <w:r>
-        <w:rPr>
-          <w:rFonts w:ascii="Consolas" w:hAnsi="Consolas" w:cs="Consolas" w:eastAsia="Consolas"/>
-          <w:b w:val="0"/>
-          <w:i w:val="0"/>
-          <w:sz w:val="23"/>
-        </w:rPr>
-        <w:t>booking_rooms</w:t>
-      </w:r>
-      <w:r>
-        <w:rPr>
-          <w:rFonts w:ascii="Times New Roman" w:hAnsi="Times New Roman" w:cs="Times New Roman" w:eastAsia="Times New Roman"/>
-          <w:b w:val="0"/>
-          <w:i w:val="0"/>
-          <w:sz w:val="26"/>
-        </w:rPr>
-        <w:t xml:space="preserve">, </w:t>
-      </w:r>
-      <w:r>
-        <w:rPr>
-          <w:rFonts w:ascii="Consolas" w:hAnsi="Consolas" w:cs="Consolas" w:eastAsia="Consolas"/>
-          <w:b w:val="0"/>
-          <w:i w:val="0"/>
-          <w:sz w:val="23"/>
-        </w:rPr>
-        <w:t>room_closures</w:t>
-      </w:r>
-      <w:r>
-        <w:rPr>
-          <w:rFonts w:ascii="Times New Roman" w:hAnsi="Times New Roman" w:cs="Times New Roman" w:eastAsia="Times New Roman"/>
-          <w:b w:val="0"/>
-          <w:i w:val="0"/>
-          <w:sz w:val="26"/>
-        </w:rPr>
-        <w:t>) đã mô tả ở mục 3.2.2. Phụ lục này mô tả mười bảy bảng còn lại theo cùng mẫu ba cột, sắp xếp theo thứ tự migration.</w:t>
+        <w:t>Danh sách cột đầy đủ của cả hai mươi mốt bảng nghiệp vụ, theo cùng mẫu ba cột tên cột – kiểu – mô tả và ràng buộc. Bốn bảng cốt lõi xếp lên đầu vì mục 3.2.2 giải thích vì sao mỗi ràng buộc của chúng tồn tại; mười bảy bảng còn lại xếp theo thứ tự migration.</w:t>
       </w:r>
     </w:p>
     <w:p>
@@ -6461,6 +7550,4247 @@
         <w:t xml:space="preserve"> phục vụ phát hiện token bị đánh cắp: nếu một token đã bị thay thế lại được sử dụng, đó là dấu hiệu bất thường và cả chuỗi token bị thu hồi.</w:t>
       </w:r>
     </w:p>
+    <w:p>
+      <w:pPr>
+        <w:keepNext/>
+        <w:spacing w:lineRule="auto" w:line="360" w:before="240" w:after="120"/>
+        <w:jc w:val="left"/>
+      </w:pPr>
+      <w:r>
+        <w:rPr>
+          <w:rFonts w:ascii="Times New Roman" w:hAnsi="Times New Roman" w:cs="Times New Roman" w:eastAsia="Times New Roman"/>
+          <w:b/>
+          <w:i w:val="0"/>
+          <w:sz w:val="26"/>
+        </w:rPr>
+        <w:t>Nhóm cốt lõi — bốn bảng mang ràng buộc quyết định</w:t>
+      </w:r>
+    </w:p>
+    <w:p>
+      <w:pPr>
+        <w:spacing w:lineRule="auto" w:line="360" w:before="120" w:after="120"/>
+        <w:jc w:val="both"/>
+      </w:pPr>
+      <w:r>
+        <w:rPr>
+          <w:rFonts w:ascii="Times New Roman" w:hAnsi="Times New Roman" w:cs="Times New Roman" w:eastAsia="Times New Roman"/>
+          <w:b/>
+          <w:i w:val="0"/>
+          <w:sz w:val="26"/>
+        </w:rPr>
+        <w:t>Bảng `users` — tài khoản người dùng</w:t>
+      </w:r>
+    </w:p>
+    <w:tbl>
+      <w:tblPr>
+        <w:tblStyle w:val="TableGrid"/>
+        <w:tblW w:type="auto" w:w="0"/>
+        <w:jc w:val="center"/>
+        <w:tblLayout w:type="autofit"/>
+        <w:tblLook w:firstColumn="1" w:firstRow="1" w:lastColumn="0" w:lastRow="0" w:noHBand="0" w:noVBand="1" w:val="04A0"/>
+      </w:tblPr>
+      <w:tblGrid>
+        <w:gridCol w:w="3024"/>
+        <w:gridCol w:w="3024"/>
+        <w:gridCol w:w="3024"/>
+      </w:tblGrid>
+      <w:tr>
+        <w:tc>
+          <w:tcPr>
+            <w:tcW w:type="dxa" w:w="3024"/>
+            <w:shd w:val="clear" w:fill="EFEDE7"/>
+          </w:tcPr>
+          <w:p>
+            <w:pPr>
+              <w:spacing w:lineRule="auto" w:line="240" w:before="20" w:after="20"/>
+              <w:jc w:val="left"/>
+            </w:pPr>
+            <w:r/>
+            <w:r>
+              <w:rPr>
+                <w:rFonts w:ascii="Times New Roman" w:hAnsi="Times New Roman" w:cs="Times New Roman" w:eastAsia="Times New Roman"/>
+                <w:b/>
+                <w:i w:val="0"/>
+                <w:sz w:val="22"/>
+              </w:rPr>
+              <w:t>Tên cột</w:t>
+            </w:r>
+          </w:p>
+        </w:tc>
+        <w:tc>
+          <w:tcPr>
+            <w:tcW w:type="dxa" w:w="3024"/>
+            <w:shd w:val="clear" w:fill="EFEDE7"/>
+          </w:tcPr>
+          <w:p>
+            <w:pPr>
+              <w:spacing w:lineRule="auto" w:line="240" w:before="20" w:after="20"/>
+              <w:jc w:val="left"/>
+            </w:pPr>
+            <w:r/>
+            <w:r>
+              <w:rPr>
+                <w:rFonts w:ascii="Times New Roman" w:hAnsi="Times New Roman" w:cs="Times New Roman" w:eastAsia="Times New Roman"/>
+                <w:b/>
+                <w:i w:val="0"/>
+                <w:sz w:val="22"/>
+              </w:rPr>
+              <w:t>Kiểu</w:t>
+            </w:r>
+          </w:p>
+        </w:tc>
+        <w:tc>
+          <w:tcPr>
+            <w:tcW w:type="dxa" w:w="3024"/>
+            <w:shd w:val="clear" w:fill="EFEDE7"/>
+          </w:tcPr>
+          <w:p>
+            <w:pPr>
+              <w:spacing w:lineRule="auto" w:line="240" w:before="20" w:after="20"/>
+              <w:jc w:val="left"/>
+            </w:pPr>
+            <w:r/>
+            <w:r>
+              <w:rPr>
+                <w:rFonts w:ascii="Times New Roman" w:hAnsi="Times New Roman" w:cs="Times New Roman" w:eastAsia="Times New Roman"/>
+                <w:b/>
+                <w:i w:val="0"/>
+                <w:sz w:val="22"/>
+              </w:rPr>
+              <w:t>Mô tả và ràng buộc</w:t>
+            </w:r>
+          </w:p>
+        </w:tc>
+      </w:tr>
+      <w:tr>
+        <w:tc>
+          <w:tcPr>
+            <w:tcW w:type="dxa" w:w="3024"/>
+          </w:tcPr>
+          <w:p>
+            <w:pPr>
+              <w:spacing w:lineRule="auto" w:line="240" w:before="20" w:after="20"/>
+              <w:jc w:val="left"/>
+            </w:pPr>
+            <w:r/>
+            <w:r>
+              <w:rPr>
+                <w:rFonts w:ascii="Consolas" w:hAnsi="Consolas" w:cs="Consolas" w:eastAsia="Consolas"/>
+                <w:b w:val="0"/>
+                <w:i w:val="0"/>
+                <w:sz w:val="19"/>
+              </w:rPr>
+              <w:t>id</w:t>
+            </w:r>
+          </w:p>
+        </w:tc>
+        <w:tc>
+          <w:tcPr>
+            <w:tcW w:type="dxa" w:w="3024"/>
+          </w:tcPr>
+          <w:p>
+            <w:pPr>
+              <w:spacing w:lineRule="auto" w:line="240" w:before="20" w:after="20"/>
+              <w:jc w:val="left"/>
+            </w:pPr>
+            <w:r/>
+            <w:r>
+              <w:rPr>
+                <w:rFonts w:ascii="Times New Roman" w:hAnsi="Times New Roman" w:cs="Times New Roman" w:eastAsia="Times New Roman"/>
+                <w:b w:val="0"/>
+                <w:i w:val="0"/>
+                <w:sz w:val="22"/>
+              </w:rPr>
+              <w:t>bigserial</w:t>
+            </w:r>
+          </w:p>
+        </w:tc>
+        <w:tc>
+          <w:tcPr>
+            <w:tcW w:type="dxa" w:w="3024"/>
+          </w:tcPr>
+          <w:p>
+            <w:pPr>
+              <w:spacing w:lineRule="auto" w:line="240" w:before="20" w:after="20"/>
+              <w:jc w:val="left"/>
+            </w:pPr>
+            <w:r/>
+            <w:r>
+              <w:rPr>
+                <w:rFonts w:ascii="Times New Roman" w:hAnsi="Times New Roman" w:cs="Times New Roman" w:eastAsia="Times New Roman"/>
+                <w:b w:val="0"/>
+                <w:i w:val="0"/>
+                <w:sz w:val="22"/>
+              </w:rPr>
+              <w:t>Khoá chính</w:t>
+            </w:r>
+          </w:p>
+        </w:tc>
+      </w:tr>
+      <w:tr>
+        <w:tc>
+          <w:tcPr>
+            <w:tcW w:type="dxa" w:w="3024"/>
+          </w:tcPr>
+          <w:p>
+            <w:pPr>
+              <w:spacing w:lineRule="auto" w:line="240" w:before="20" w:after="20"/>
+              <w:jc w:val="left"/>
+            </w:pPr>
+            <w:r/>
+            <w:r>
+              <w:rPr>
+                <w:rFonts w:ascii="Consolas" w:hAnsi="Consolas" w:cs="Consolas" w:eastAsia="Consolas"/>
+                <w:b w:val="0"/>
+                <w:i w:val="0"/>
+                <w:sz w:val="19"/>
+              </w:rPr>
+              <w:t>email</w:t>
+            </w:r>
+          </w:p>
+        </w:tc>
+        <w:tc>
+          <w:tcPr>
+            <w:tcW w:type="dxa" w:w="3024"/>
+          </w:tcPr>
+          <w:p>
+            <w:pPr>
+              <w:spacing w:lineRule="auto" w:line="240" w:before="20" w:after="20"/>
+              <w:jc w:val="left"/>
+            </w:pPr>
+            <w:r/>
+            <w:r>
+              <w:rPr>
+                <w:rFonts w:ascii="Times New Roman" w:hAnsi="Times New Roman" w:cs="Times New Roman" w:eastAsia="Times New Roman"/>
+                <w:b w:val="0"/>
+                <w:i w:val="0"/>
+                <w:sz w:val="22"/>
+              </w:rPr>
+              <w:t>varchar(255)</w:t>
+            </w:r>
+          </w:p>
+        </w:tc>
+        <w:tc>
+          <w:tcPr>
+            <w:tcW w:type="dxa" w:w="3024"/>
+          </w:tcPr>
+          <w:p>
+            <w:pPr>
+              <w:spacing w:lineRule="auto" w:line="240" w:before="20" w:after="20"/>
+              <w:jc w:val="left"/>
+            </w:pPr>
+            <w:r/>
+            <w:r>
+              <w:rPr>
+                <w:rFonts w:ascii="Consolas" w:hAnsi="Consolas" w:cs="Consolas" w:eastAsia="Consolas"/>
+                <w:b w:val="0"/>
+                <w:i w:val="0"/>
+                <w:sz w:val="19"/>
+              </w:rPr>
+              <w:t>uq_users_email</w:t>
+            </w:r>
+            <w:r>
+              <w:rPr>
+                <w:rFonts w:ascii="Times New Roman" w:hAnsi="Times New Roman" w:cs="Times New Roman" w:eastAsia="Times New Roman"/>
+                <w:b w:val="0"/>
+                <w:i w:val="0"/>
+                <w:sz w:val="22"/>
+              </w:rPr>
+              <w:t xml:space="preserve"> duy nhất; </w:t>
+            </w:r>
+            <w:r>
+              <w:rPr>
+                <w:rFonts w:ascii="Consolas" w:hAnsi="Consolas" w:cs="Consolas" w:eastAsia="Consolas"/>
+                <w:b w:val="0"/>
+                <w:i w:val="0"/>
+                <w:sz w:val="19"/>
+              </w:rPr>
+              <w:t>ck_users_email_lower</w:t>
+            </w:r>
+            <w:r>
+              <w:rPr>
+                <w:rFonts w:ascii="Times New Roman" w:hAnsi="Times New Roman" w:cs="Times New Roman" w:eastAsia="Times New Roman"/>
+                <w:b w:val="0"/>
+                <w:i w:val="0"/>
+                <w:sz w:val="22"/>
+              </w:rPr>
+              <w:t xml:space="preserve"> buộc lưu chữ thường</w:t>
+            </w:r>
+          </w:p>
+        </w:tc>
+      </w:tr>
+      <w:tr>
+        <w:tc>
+          <w:tcPr>
+            <w:tcW w:type="dxa" w:w="3024"/>
+          </w:tcPr>
+          <w:p>
+            <w:pPr>
+              <w:spacing w:lineRule="auto" w:line="240" w:before="20" w:after="20"/>
+              <w:jc w:val="left"/>
+            </w:pPr>
+            <w:r/>
+            <w:r>
+              <w:rPr>
+                <w:rFonts w:ascii="Consolas" w:hAnsi="Consolas" w:cs="Consolas" w:eastAsia="Consolas"/>
+                <w:b w:val="0"/>
+                <w:i w:val="0"/>
+                <w:sz w:val="19"/>
+              </w:rPr>
+              <w:t>password_hash</w:t>
+            </w:r>
+          </w:p>
+        </w:tc>
+        <w:tc>
+          <w:tcPr>
+            <w:tcW w:type="dxa" w:w="3024"/>
+          </w:tcPr>
+          <w:p>
+            <w:pPr>
+              <w:spacing w:lineRule="auto" w:line="240" w:before="20" w:after="20"/>
+              <w:jc w:val="left"/>
+            </w:pPr>
+            <w:r/>
+            <w:r>
+              <w:rPr>
+                <w:rFonts w:ascii="Times New Roman" w:hAnsi="Times New Roman" w:cs="Times New Roman" w:eastAsia="Times New Roman"/>
+                <w:b w:val="0"/>
+                <w:i w:val="0"/>
+                <w:sz w:val="22"/>
+              </w:rPr>
+              <w:t>varchar(72)</w:t>
+            </w:r>
+          </w:p>
+        </w:tc>
+        <w:tc>
+          <w:tcPr>
+            <w:tcW w:type="dxa" w:w="3024"/>
+          </w:tcPr>
+          <w:p>
+            <w:pPr>
+              <w:spacing w:lineRule="auto" w:line="240" w:before="20" w:after="20"/>
+              <w:jc w:val="left"/>
+            </w:pPr>
+            <w:r/>
+            <w:r>
+              <w:rPr>
+                <w:rFonts w:ascii="Times New Roman" w:hAnsi="Times New Roman" w:cs="Times New Roman" w:eastAsia="Times New Roman"/>
+                <w:b w:val="0"/>
+                <w:i w:val="0"/>
+                <w:sz w:val="22"/>
+              </w:rPr>
+              <w:t>Băm mật khẩu theo thuật toán bcrypt</w:t>
+            </w:r>
+          </w:p>
+        </w:tc>
+      </w:tr>
+      <w:tr>
+        <w:tc>
+          <w:tcPr>
+            <w:tcW w:type="dxa" w:w="3024"/>
+          </w:tcPr>
+          <w:p>
+            <w:pPr>
+              <w:spacing w:lineRule="auto" w:line="240" w:before="20" w:after="20"/>
+              <w:jc w:val="left"/>
+            </w:pPr>
+            <w:r/>
+            <w:r>
+              <w:rPr>
+                <w:rFonts w:ascii="Consolas" w:hAnsi="Consolas" w:cs="Consolas" w:eastAsia="Consolas"/>
+                <w:b w:val="0"/>
+                <w:i w:val="0"/>
+                <w:sz w:val="19"/>
+              </w:rPr>
+              <w:t>full_name</w:t>
+            </w:r>
+          </w:p>
+        </w:tc>
+        <w:tc>
+          <w:tcPr>
+            <w:tcW w:type="dxa" w:w="3024"/>
+          </w:tcPr>
+          <w:p>
+            <w:pPr>
+              <w:spacing w:lineRule="auto" w:line="240" w:before="20" w:after="20"/>
+              <w:jc w:val="left"/>
+            </w:pPr>
+            <w:r/>
+            <w:r>
+              <w:rPr>
+                <w:rFonts w:ascii="Times New Roman" w:hAnsi="Times New Roman" w:cs="Times New Roman" w:eastAsia="Times New Roman"/>
+                <w:b w:val="0"/>
+                <w:i w:val="0"/>
+                <w:sz w:val="22"/>
+              </w:rPr>
+              <w:t>varchar(150)</w:t>
+            </w:r>
+          </w:p>
+        </w:tc>
+        <w:tc>
+          <w:tcPr>
+            <w:tcW w:type="dxa" w:w="3024"/>
+          </w:tcPr>
+          <w:p>
+            <w:pPr>
+              <w:spacing w:lineRule="auto" w:line="240" w:before="20" w:after="20"/>
+              <w:jc w:val="left"/>
+            </w:pPr>
+            <w:r/>
+            <w:r>
+              <w:rPr>
+                <w:rFonts w:ascii="Times New Roman" w:hAnsi="Times New Roman" w:cs="Times New Roman" w:eastAsia="Times New Roman"/>
+                <w:b w:val="0"/>
+                <w:i w:val="0"/>
+                <w:sz w:val="22"/>
+              </w:rPr>
+              <w:t>Họ tên, bắt buộc</w:t>
+            </w:r>
+          </w:p>
+        </w:tc>
+      </w:tr>
+      <w:tr>
+        <w:tc>
+          <w:tcPr>
+            <w:tcW w:type="dxa" w:w="3024"/>
+          </w:tcPr>
+          <w:p>
+            <w:pPr>
+              <w:spacing w:lineRule="auto" w:line="240" w:before="20" w:after="20"/>
+              <w:jc w:val="left"/>
+            </w:pPr>
+            <w:r/>
+            <w:r>
+              <w:rPr>
+                <w:rFonts w:ascii="Consolas" w:hAnsi="Consolas" w:cs="Consolas" w:eastAsia="Consolas"/>
+                <w:b w:val="0"/>
+                <w:i w:val="0"/>
+                <w:sz w:val="19"/>
+              </w:rPr>
+              <w:t>phone</w:t>
+            </w:r>
+          </w:p>
+        </w:tc>
+        <w:tc>
+          <w:tcPr>
+            <w:tcW w:type="dxa" w:w="3024"/>
+          </w:tcPr>
+          <w:p>
+            <w:pPr>
+              <w:spacing w:lineRule="auto" w:line="240" w:before="20" w:after="20"/>
+              <w:jc w:val="left"/>
+            </w:pPr>
+            <w:r/>
+            <w:r>
+              <w:rPr>
+                <w:rFonts w:ascii="Times New Roman" w:hAnsi="Times New Roman" w:cs="Times New Roman" w:eastAsia="Times New Roman"/>
+                <w:b w:val="0"/>
+                <w:i w:val="0"/>
+                <w:sz w:val="22"/>
+              </w:rPr>
+              <w:t>varchar(20)</w:t>
+            </w:r>
+          </w:p>
+        </w:tc>
+        <w:tc>
+          <w:tcPr>
+            <w:tcW w:type="dxa" w:w="3024"/>
+          </w:tcPr>
+          <w:p>
+            <w:pPr>
+              <w:spacing w:lineRule="auto" w:line="240" w:before="20" w:after="20"/>
+              <w:jc w:val="left"/>
+            </w:pPr>
+            <w:r/>
+            <w:r>
+              <w:rPr>
+                <w:rFonts w:ascii="Times New Roman" w:hAnsi="Times New Roman" w:cs="Times New Roman" w:eastAsia="Times New Roman"/>
+                <w:b w:val="0"/>
+                <w:i w:val="0"/>
+                <w:sz w:val="22"/>
+              </w:rPr>
+              <w:t>Số điện thoại, có thể rỗng</w:t>
+            </w:r>
+          </w:p>
+        </w:tc>
+      </w:tr>
+      <w:tr>
+        <w:tc>
+          <w:tcPr>
+            <w:tcW w:type="dxa" w:w="3024"/>
+          </w:tcPr>
+          <w:p>
+            <w:pPr>
+              <w:spacing w:lineRule="auto" w:line="240" w:before="20" w:after="20"/>
+              <w:jc w:val="left"/>
+            </w:pPr>
+            <w:r/>
+            <w:r>
+              <w:rPr>
+                <w:rFonts w:ascii="Consolas" w:hAnsi="Consolas" w:cs="Consolas" w:eastAsia="Consolas"/>
+                <w:b w:val="0"/>
+                <w:i w:val="0"/>
+                <w:sz w:val="19"/>
+              </w:rPr>
+              <w:t>role</w:t>
+            </w:r>
+          </w:p>
+        </w:tc>
+        <w:tc>
+          <w:tcPr>
+            <w:tcW w:type="dxa" w:w="3024"/>
+          </w:tcPr>
+          <w:p>
+            <w:pPr>
+              <w:spacing w:lineRule="auto" w:line="240" w:before="20" w:after="20"/>
+              <w:jc w:val="left"/>
+            </w:pPr>
+            <w:r/>
+            <w:r>
+              <w:rPr>
+                <w:rFonts w:ascii="Times New Roman" w:hAnsi="Times New Roman" w:cs="Times New Roman" w:eastAsia="Times New Roman"/>
+                <w:b w:val="0"/>
+                <w:i w:val="0"/>
+                <w:sz w:val="22"/>
+              </w:rPr>
+              <w:t>varchar(20)</w:t>
+            </w:r>
+          </w:p>
+        </w:tc>
+        <w:tc>
+          <w:tcPr>
+            <w:tcW w:type="dxa" w:w="3024"/>
+          </w:tcPr>
+          <w:p>
+            <w:pPr>
+              <w:spacing w:lineRule="auto" w:line="240" w:before="20" w:after="20"/>
+              <w:jc w:val="left"/>
+            </w:pPr>
+            <w:r/>
+            <w:r>
+              <w:rPr>
+                <w:rFonts w:ascii="Consolas" w:hAnsi="Consolas" w:cs="Consolas" w:eastAsia="Consolas"/>
+                <w:b w:val="0"/>
+                <w:i w:val="0"/>
+                <w:sz w:val="19"/>
+              </w:rPr>
+              <w:t>ck_users_role</w:t>
+            </w:r>
+            <w:r>
+              <w:rPr>
+                <w:rFonts w:ascii="Times New Roman" w:hAnsi="Times New Roman" w:cs="Times New Roman" w:eastAsia="Times New Roman"/>
+                <w:b w:val="0"/>
+                <w:i w:val="0"/>
+                <w:sz w:val="22"/>
+              </w:rPr>
+              <w:t xml:space="preserve"> giới hạn hai giá trị </w:t>
+            </w:r>
+            <w:r>
+              <w:rPr>
+                <w:rFonts w:ascii="Consolas" w:hAnsi="Consolas" w:cs="Consolas" w:eastAsia="Consolas"/>
+                <w:b w:val="0"/>
+                <w:i w:val="0"/>
+                <w:sz w:val="19"/>
+              </w:rPr>
+              <w:t>CUSTOMER</w:t>
+            </w:r>
+            <w:r>
+              <w:rPr>
+                <w:rFonts w:ascii="Times New Roman" w:hAnsi="Times New Roman" w:cs="Times New Roman" w:eastAsia="Times New Roman"/>
+                <w:b w:val="0"/>
+                <w:i w:val="0"/>
+                <w:sz w:val="22"/>
+              </w:rPr>
+              <w:t xml:space="preserve"> và </w:t>
+            </w:r>
+            <w:r>
+              <w:rPr>
+                <w:rFonts w:ascii="Consolas" w:hAnsi="Consolas" w:cs="Consolas" w:eastAsia="Consolas"/>
+                <w:b w:val="0"/>
+                <w:i w:val="0"/>
+                <w:sz w:val="19"/>
+              </w:rPr>
+              <w:t>ADMIN</w:t>
+            </w:r>
+          </w:p>
+        </w:tc>
+      </w:tr>
+      <w:tr>
+        <w:tc>
+          <w:tcPr>
+            <w:tcW w:type="dxa" w:w="3024"/>
+          </w:tcPr>
+          <w:p>
+            <w:pPr>
+              <w:spacing w:lineRule="auto" w:line="240" w:before="20" w:after="20"/>
+              <w:jc w:val="left"/>
+            </w:pPr>
+            <w:r/>
+            <w:r>
+              <w:rPr>
+                <w:rFonts w:ascii="Consolas" w:hAnsi="Consolas" w:cs="Consolas" w:eastAsia="Consolas"/>
+                <w:b w:val="0"/>
+                <w:i w:val="0"/>
+                <w:sz w:val="19"/>
+              </w:rPr>
+              <w:t>enabled</w:t>
+            </w:r>
+          </w:p>
+        </w:tc>
+        <w:tc>
+          <w:tcPr>
+            <w:tcW w:type="dxa" w:w="3024"/>
+          </w:tcPr>
+          <w:p>
+            <w:pPr>
+              <w:spacing w:lineRule="auto" w:line="240" w:before="20" w:after="20"/>
+              <w:jc w:val="left"/>
+            </w:pPr>
+            <w:r/>
+            <w:r>
+              <w:rPr>
+                <w:rFonts w:ascii="Times New Roman" w:hAnsi="Times New Roman" w:cs="Times New Roman" w:eastAsia="Times New Roman"/>
+                <w:b w:val="0"/>
+                <w:i w:val="0"/>
+                <w:sz w:val="22"/>
+              </w:rPr>
+              <w:t>boolean</w:t>
+            </w:r>
+          </w:p>
+        </w:tc>
+        <w:tc>
+          <w:tcPr>
+            <w:tcW w:type="dxa" w:w="3024"/>
+          </w:tcPr>
+          <w:p>
+            <w:pPr>
+              <w:spacing w:lineRule="auto" w:line="240" w:before="20" w:after="20"/>
+              <w:jc w:val="left"/>
+            </w:pPr>
+            <w:r/>
+            <w:r>
+              <w:rPr>
+                <w:rFonts w:ascii="Times New Roman" w:hAnsi="Times New Roman" w:cs="Times New Roman" w:eastAsia="Times New Roman"/>
+                <w:b w:val="0"/>
+                <w:i w:val="0"/>
+                <w:sz w:val="22"/>
+              </w:rPr>
+              <w:t>Mặc định bật; tắt để khoá tài khoản</w:t>
+            </w:r>
+          </w:p>
+        </w:tc>
+      </w:tr>
+      <w:tr>
+        <w:tc>
+          <w:tcPr>
+            <w:tcW w:type="dxa" w:w="3024"/>
+          </w:tcPr>
+          <w:p>
+            <w:pPr>
+              <w:spacing w:lineRule="auto" w:line="240" w:before="20" w:after="20"/>
+              <w:jc w:val="left"/>
+            </w:pPr>
+            <w:r/>
+            <w:r>
+              <w:rPr>
+                <w:rFonts w:ascii="Consolas" w:hAnsi="Consolas" w:cs="Consolas" w:eastAsia="Consolas"/>
+                <w:b w:val="0"/>
+                <w:i w:val="0"/>
+                <w:sz w:val="19"/>
+              </w:rPr>
+              <w:t>must_change_password</w:t>
+            </w:r>
+          </w:p>
+        </w:tc>
+        <w:tc>
+          <w:tcPr>
+            <w:tcW w:type="dxa" w:w="3024"/>
+          </w:tcPr>
+          <w:p>
+            <w:pPr>
+              <w:spacing w:lineRule="auto" w:line="240" w:before="20" w:after="20"/>
+              <w:jc w:val="left"/>
+            </w:pPr>
+            <w:r/>
+            <w:r>
+              <w:rPr>
+                <w:rFonts w:ascii="Times New Roman" w:hAnsi="Times New Roman" w:cs="Times New Roman" w:eastAsia="Times New Roman"/>
+                <w:b w:val="0"/>
+                <w:i w:val="0"/>
+                <w:sz w:val="22"/>
+              </w:rPr>
+              <w:t>boolean</w:t>
+            </w:r>
+          </w:p>
+        </w:tc>
+        <w:tc>
+          <w:tcPr>
+            <w:tcW w:type="dxa" w:w="3024"/>
+          </w:tcPr>
+          <w:p>
+            <w:pPr>
+              <w:spacing w:lineRule="auto" w:line="240" w:before="20" w:after="20"/>
+              <w:jc w:val="left"/>
+            </w:pPr>
+            <w:r/>
+            <w:r>
+              <w:rPr>
+                <w:rFonts w:ascii="Times New Roman" w:hAnsi="Times New Roman" w:cs="Times New Roman" w:eastAsia="Times New Roman"/>
+                <w:b w:val="0"/>
+                <w:i w:val="0"/>
+                <w:sz w:val="22"/>
+              </w:rPr>
+              <w:t>Cờ buộc đổi mật khẩu tạm ở lần đăng nhập đầu</w:t>
+            </w:r>
+          </w:p>
+        </w:tc>
+      </w:tr>
+      <w:tr>
+        <w:tc>
+          <w:tcPr>
+            <w:tcW w:type="dxa" w:w="3024"/>
+          </w:tcPr>
+          <w:p>
+            <w:pPr>
+              <w:spacing w:lineRule="auto" w:line="240" w:before="20" w:after="20"/>
+              <w:jc w:val="left"/>
+            </w:pPr>
+            <w:r/>
+            <w:r>
+              <w:rPr>
+                <w:rFonts w:ascii="Consolas" w:hAnsi="Consolas" w:cs="Consolas" w:eastAsia="Consolas"/>
+                <w:b w:val="0"/>
+                <w:i w:val="0"/>
+                <w:sz w:val="19"/>
+              </w:rPr>
+              <w:t>token_version</w:t>
+            </w:r>
+          </w:p>
+        </w:tc>
+        <w:tc>
+          <w:tcPr>
+            <w:tcW w:type="dxa" w:w="3024"/>
+          </w:tcPr>
+          <w:p>
+            <w:pPr>
+              <w:spacing w:lineRule="auto" w:line="240" w:before="20" w:after="20"/>
+              <w:jc w:val="left"/>
+            </w:pPr>
+            <w:r/>
+            <w:r>
+              <w:rPr>
+                <w:rFonts w:ascii="Times New Roman" w:hAnsi="Times New Roman" w:cs="Times New Roman" w:eastAsia="Times New Roman"/>
+                <w:b w:val="0"/>
+                <w:i w:val="0"/>
+                <w:sz w:val="22"/>
+              </w:rPr>
+              <w:t>integer</w:t>
+            </w:r>
+          </w:p>
+        </w:tc>
+        <w:tc>
+          <w:tcPr>
+            <w:tcW w:type="dxa" w:w="3024"/>
+          </w:tcPr>
+          <w:p>
+            <w:pPr>
+              <w:spacing w:lineRule="auto" w:line="240" w:before="20" w:after="20"/>
+              <w:jc w:val="left"/>
+            </w:pPr>
+            <w:r/>
+            <w:r>
+              <w:rPr>
+                <w:rFonts w:ascii="Consolas" w:hAnsi="Consolas" w:cs="Consolas" w:eastAsia="Consolas"/>
+                <w:b w:val="0"/>
+                <w:i w:val="0"/>
+                <w:sz w:val="19"/>
+              </w:rPr>
+              <w:t>ck_users_token_version</w:t>
+            </w:r>
+            <w:r>
+              <w:rPr>
+                <w:rFonts w:ascii="Times New Roman" w:hAnsi="Times New Roman" w:cs="Times New Roman" w:eastAsia="Times New Roman"/>
+                <w:b w:val="0"/>
+                <w:i w:val="0"/>
+                <w:sz w:val="22"/>
+              </w:rPr>
+              <w:t xml:space="preserve"> không âm. Tăng khi đăng xuất hoặc đổi mật khẩu để vô hiệu hoá token cũ ngay</w:t>
+            </w:r>
+          </w:p>
+        </w:tc>
+      </w:tr>
+      <w:tr>
+        <w:tc>
+          <w:tcPr>
+            <w:tcW w:type="dxa" w:w="3024"/>
+          </w:tcPr>
+          <w:p>
+            <w:pPr>
+              <w:spacing w:lineRule="auto" w:line="240" w:before="20" w:after="20"/>
+              <w:jc w:val="left"/>
+            </w:pPr>
+            <w:r/>
+            <w:r>
+              <w:rPr>
+                <w:rFonts w:ascii="Consolas" w:hAnsi="Consolas" w:cs="Consolas" w:eastAsia="Consolas"/>
+                <w:b w:val="0"/>
+                <w:i w:val="0"/>
+                <w:sz w:val="19"/>
+              </w:rPr>
+              <w:t>created_at</w:t>
+            </w:r>
+            <w:r>
+              <w:rPr>
+                <w:rFonts w:ascii="Times New Roman" w:hAnsi="Times New Roman" w:cs="Times New Roman" w:eastAsia="Times New Roman"/>
+                <w:b w:val="0"/>
+                <w:i w:val="0"/>
+                <w:sz w:val="22"/>
+              </w:rPr>
+              <w:t xml:space="preserve">, </w:t>
+            </w:r>
+            <w:r>
+              <w:rPr>
+                <w:rFonts w:ascii="Consolas" w:hAnsi="Consolas" w:cs="Consolas" w:eastAsia="Consolas"/>
+                <w:b w:val="0"/>
+                <w:i w:val="0"/>
+                <w:sz w:val="19"/>
+              </w:rPr>
+              <w:t>updated_at</w:t>
+            </w:r>
+          </w:p>
+        </w:tc>
+        <w:tc>
+          <w:tcPr>
+            <w:tcW w:type="dxa" w:w="3024"/>
+          </w:tcPr>
+          <w:p>
+            <w:pPr>
+              <w:spacing w:lineRule="auto" w:line="240" w:before="20" w:after="20"/>
+              <w:jc w:val="left"/>
+            </w:pPr>
+            <w:r/>
+            <w:r>
+              <w:rPr>
+                <w:rFonts w:ascii="Times New Roman" w:hAnsi="Times New Roman" w:cs="Times New Roman" w:eastAsia="Times New Roman"/>
+                <w:b w:val="0"/>
+                <w:i w:val="0"/>
+                <w:sz w:val="22"/>
+              </w:rPr>
+              <w:t>timestamptz</w:t>
+            </w:r>
+          </w:p>
+        </w:tc>
+        <w:tc>
+          <w:tcPr>
+            <w:tcW w:type="dxa" w:w="3024"/>
+          </w:tcPr>
+          <w:p>
+            <w:pPr>
+              <w:spacing w:lineRule="auto" w:line="240" w:before="20" w:after="20"/>
+              <w:jc w:val="left"/>
+            </w:pPr>
+            <w:r/>
+            <w:r>
+              <w:rPr>
+                <w:rFonts w:ascii="Times New Roman" w:hAnsi="Times New Roman" w:cs="Times New Roman" w:eastAsia="Times New Roman"/>
+                <w:b w:val="0"/>
+                <w:i w:val="0"/>
+                <w:sz w:val="22"/>
+              </w:rPr>
+              <w:t>Thời điểm tạo và cập nhật</w:t>
+            </w:r>
+          </w:p>
+        </w:tc>
+      </w:tr>
+    </w:tbl>
+    <w:p>
+      <w:pPr>
+        <w:spacing w:lineRule="auto" w:line="360" w:before="120" w:after="120"/>
+        <w:jc w:val="both"/>
+      </w:pPr>
+      <w:r>
+        <w:rPr>
+          <w:rFonts w:ascii="Times New Roman" w:hAnsi="Times New Roman" w:cs="Times New Roman" w:eastAsia="Times New Roman"/>
+          <w:b/>
+          <w:i w:val="0"/>
+          <w:sz w:val="26"/>
+        </w:rPr>
+        <w:t>Bảng `bookings` — đơn đặt phòng</w:t>
+      </w:r>
+    </w:p>
+    <w:tbl>
+      <w:tblPr>
+        <w:tblStyle w:val="TableGrid"/>
+        <w:tblW w:type="auto" w:w="0"/>
+        <w:jc w:val="center"/>
+        <w:tblLayout w:type="autofit"/>
+        <w:tblLook w:firstColumn="1" w:firstRow="1" w:lastColumn="0" w:lastRow="0" w:noHBand="0" w:noVBand="1" w:val="04A0"/>
+      </w:tblPr>
+      <w:tblGrid>
+        <w:gridCol w:w="3024"/>
+        <w:gridCol w:w="3024"/>
+        <w:gridCol w:w="3024"/>
+      </w:tblGrid>
+      <w:tr>
+        <w:tc>
+          <w:tcPr>
+            <w:tcW w:type="dxa" w:w="3024"/>
+            <w:shd w:val="clear" w:fill="EFEDE7"/>
+          </w:tcPr>
+          <w:p>
+            <w:pPr>
+              <w:spacing w:lineRule="auto" w:line="240" w:before="20" w:after="20"/>
+              <w:jc w:val="left"/>
+            </w:pPr>
+            <w:r/>
+            <w:r>
+              <w:rPr>
+                <w:rFonts w:ascii="Times New Roman" w:hAnsi="Times New Roman" w:cs="Times New Roman" w:eastAsia="Times New Roman"/>
+                <w:b/>
+                <w:i w:val="0"/>
+                <w:sz w:val="22"/>
+              </w:rPr>
+              <w:t>Tên cột</w:t>
+            </w:r>
+          </w:p>
+        </w:tc>
+        <w:tc>
+          <w:tcPr>
+            <w:tcW w:type="dxa" w:w="3024"/>
+            <w:shd w:val="clear" w:fill="EFEDE7"/>
+          </w:tcPr>
+          <w:p>
+            <w:pPr>
+              <w:spacing w:lineRule="auto" w:line="240" w:before="20" w:after="20"/>
+              <w:jc w:val="left"/>
+            </w:pPr>
+            <w:r/>
+            <w:r>
+              <w:rPr>
+                <w:rFonts w:ascii="Times New Roman" w:hAnsi="Times New Roman" w:cs="Times New Roman" w:eastAsia="Times New Roman"/>
+                <w:b/>
+                <w:i w:val="0"/>
+                <w:sz w:val="22"/>
+              </w:rPr>
+              <w:t>Kiểu</w:t>
+            </w:r>
+          </w:p>
+        </w:tc>
+        <w:tc>
+          <w:tcPr>
+            <w:tcW w:type="dxa" w:w="3024"/>
+            <w:shd w:val="clear" w:fill="EFEDE7"/>
+          </w:tcPr>
+          <w:p>
+            <w:pPr>
+              <w:spacing w:lineRule="auto" w:line="240" w:before="20" w:after="20"/>
+              <w:jc w:val="left"/>
+            </w:pPr>
+            <w:r/>
+            <w:r>
+              <w:rPr>
+                <w:rFonts w:ascii="Times New Roman" w:hAnsi="Times New Roman" w:cs="Times New Roman" w:eastAsia="Times New Roman"/>
+                <w:b/>
+                <w:i w:val="0"/>
+                <w:sz w:val="22"/>
+              </w:rPr>
+              <w:t>Mô tả và ràng buộc</w:t>
+            </w:r>
+          </w:p>
+        </w:tc>
+      </w:tr>
+      <w:tr>
+        <w:tc>
+          <w:tcPr>
+            <w:tcW w:type="dxa" w:w="3024"/>
+          </w:tcPr>
+          <w:p>
+            <w:pPr>
+              <w:spacing w:lineRule="auto" w:line="240" w:before="20" w:after="20"/>
+              <w:jc w:val="left"/>
+            </w:pPr>
+            <w:r/>
+            <w:r>
+              <w:rPr>
+                <w:rFonts w:ascii="Consolas" w:hAnsi="Consolas" w:cs="Consolas" w:eastAsia="Consolas"/>
+                <w:b w:val="0"/>
+                <w:i w:val="0"/>
+                <w:sz w:val="19"/>
+              </w:rPr>
+              <w:t>id</w:t>
+            </w:r>
+          </w:p>
+        </w:tc>
+        <w:tc>
+          <w:tcPr>
+            <w:tcW w:type="dxa" w:w="3024"/>
+          </w:tcPr>
+          <w:p>
+            <w:pPr>
+              <w:spacing w:lineRule="auto" w:line="240" w:before="20" w:after="20"/>
+              <w:jc w:val="left"/>
+            </w:pPr>
+            <w:r/>
+            <w:r>
+              <w:rPr>
+                <w:rFonts w:ascii="Times New Roman" w:hAnsi="Times New Roman" w:cs="Times New Roman" w:eastAsia="Times New Roman"/>
+                <w:b w:val="0"/>
+                <w:i w:val="0"/>
+                <w:sz w:val="22"/>
+              </w:rPr>
+              <w:t>bigserial</w:t>
+            </w:r>
+          </w:p>
+        </w:tc>
+        <w:tc>
+          <w:tcPr>
+            <w:tcW w:type="dxa" w:w="3024"/>
+          </w:tcPr>
+          <w:p>
+            <w:pPr>
+              <w:spacing w:lineRule="auto" w:line="240" w:before="20" w:after="20"/>
+              <w:jc w:val="left"/>
+            </w:pPr>
+            <w:r/>
+            <w:r>
+              <w:rPr>
+                <w:rFonts w:ascii="Times New Roman" w:hAnsi="Times New Roman" w:cs="Times New Roman" w:eastAsia="Times New Roman"/>
+                <w:b w:val="0"/>
+                <w:i w:val="0"/>
+                <w:sz w:val="22"/>
+              </w:rPr>
+              <w:t>Khoá chính</w:t>
+            </w:r>
+          </w:p>
+        </w:tc>
+      </w:tr>
+      <w:tr>
+        <w:tc>
+          <w:tcPr>
+            <w:tcW w:type="dxa" w:w="3024"/>
+          </w:tcPr>
+          <w:p>
+            <w:pPr>
+              <w:spacing w:lineRule="auto" w:line="240" w:before="20" w:after="20"/>
+              <w:jc w:val="left"/>
+            </w:pPr>
+            <w:r/>
+            <w:r>
+              <w:rPr>
+                <w:rFonts w:ascii="Consolas" w:hAnsi="Consolas" w:cs="Consolas" w:eastAsia="Consolas"/>
+                <w:b w:val="0"/>
+                <w:i w:val="0"/>
+                <w:sz w:val="19"/>
+              </w:rPr>
+              <w:t>code</w:t>
+            </w:r>
+          </w:p>
+        </w:tc>
+        <w:tc>
+          <w:tcPr>
+            <w:tcW w:type="dxa" w:w="3024"/>
+          </w:tcPr>
+          <w:p>
+            <w:pPr>
+              <w:spacing w:lineRule="auto" w:line="240" w:before="20" w:after="20"/>
+              <w:jc w:val="left"/>
+            </w:pPr>
+            <w:r/>
+            <w:r>
+              <w:rPr>
+                <w:rFonts w:ascii="Times New Roman" w:hAnsi="Times New Roman" w:cs="Times New Roman" w:eastAsia="Times New Roman"/>
+                <w:b w:val="0"/>
+                <w:i w:val="0"/>
+                <w:sz w:val="22"/>
+              </w:rPr>
+              <w:t>varchar(20)</w:t>
+            </w:r>
+          </w:p>
+        </w:tc>
+        <w:tc>
+          <w:tcPr>
+            <w:tcW w:type="dxa" w:w="3024"/>
+          </w:tcPr>
+          <w:p>
+            <w:pPr>
+              <w:spacing w:lineRule="auto" w:line="240" w:before="20" w:after="20"/>
+              <w:jc w:val="left"/>
+            </w:pPr>
+            <w:r/>
+            <w:r>
+              <w:rPr>
+                <w:rFonts w:ascii="Consolas" w:hAnsi="Consolas" w:cs="Consolas" w:eastAsia="Consolas"/>
+                <w:b w:val="0"/>
+                <w:i w:val="0"/>
+                <w:sz w:val="19"/>
+              </w:rPr>
+              <w:t>uq_bookings_code</w:t>
+            </w:r>
+            <w:r>
+              <w:rPr>
+                <w:rFonts w:ascii="Times New Roman" w:hAnsi="Times New Roman" w:cs="Times New Roman" w:eastAsia="Times New Roman"/>
+                <w:b w:val="0"/>
+                <w:i w:val="0"/>
+                <w:sz w:val="22"/>
+              </w:rPr>
+              <w:t xml:space="preserve"> duy nhất. Mã đơn khách dùng để tra cứu</w:t>
+            </w:r>
+          </w:p>
+        </w:tc>
+      </w:tr>
+      <w:tr>
+        <w:tc>
+          <w:tcPr>
+            <w:tcW w:type="dxa" w:w="3024"/>
+          </w:tcPr>
+          <w:p>
+            <w:pPr>
+              <w:spacing w:lineRule="auto" w:line="240" w:before="20" w:after="20"/>
+              <w:jc w:val="left"/>
+            </w:pPr>
+            <w:r/>
+            <w:r>
+              <w:rPr>
+                <w:rFonts w:ascii="Consolas" w:hAnsi="Consolas" w:cs="Consolas" w:eastAsia="Consolas"/>
+                <w:b w:val="0"/>
+                <w:i w:val="0"/>
+                <w:sz w:val="19"/>
+              </w:rPr>
+              <w:t>access_token</w:t>
+            </w:r>
+          </w:p>
+        </w:tc>
+        <w:tc>
+          <w:tcPr>
+            <w:tcW w:type="dxa" w:w="3024"/>
+          </w:tcPr>
+          <w:p>
+            <w:pPr>
+              <w:spacing w:lineRule="auto" w:line="240" w:before="20" w:after="20"/>
+              <w:jc w:val="left"/>
+            </w:pPr>
+            <w:r/>
+            <w:r>
+              <w:rPr>
+                <w:rFonts w:ascii="Times New Roman" w:hAnsi="Times New Roman" w:cs="Times New Roman" w:eastAsia="Times New Roman"/>
+                <w:b w:val="0"/>
+                <w:i w:val="0"/>
+                <w:sz w:val="22"/>
+              </w:rPr>
+              <w:t>char(32)</w:t>
+            </w:r>
+          </w:p>
+        </w:tc>
+        <w:tc>
+          <w:tcPr>
+            <w:tcW w:type="dxa" w:w="3024"/>
+          </w:tcPr>
+          <w:p>
+            <w:pPr>
+              <w:spacing w:lineRule="auto" w:line="240" w:before="20" w:after="20"/>
+              <w:jc w:val="left"/>
+            </w:pPr>
+            <w:r/>
+            <w:r>
+              <w:rPr>
+                <w:rFonts w:ascii="Consolas" w:hAnsi="Consolas" w:cs="Consolas" w:eastAsia="Consolas"/>
+                <w:b w:val="0"/>
+                <w:i w:val="0"/>
+                <w:sz w:val="19"/>
+              </w:rPr>
+              <w:t>uq_bookings_access_token</w:t>
+            </w:r>
+            <w:r>
+              <w:rPr>
+                <w:rFonts w:ascii="Times New Roman" w:hAnsi="Times New Roman" w:cs="Times New Roman" w:eastAsia="Times New Roman"/>
+                <w:b w:val="0"/>
+                <w:i w:val="0"/>
+                <w:sz w:val="22"/>
+              </w:rPr>
+              <w:t xml:space="preserve"> duy nhất. </w:t>
+            </w:r>
+            <w:r>
+              <w:rPr>
+                <w:rFonts w:ascii="Times New Roman" w:hAnsi="Times New Roman" w:cs="Times New Roman" w:eastAsia="Times New Roman"/>
+                <w:b/>
+                <w:i w:val="0"/>
+                <w:sz w:val="22"/>
+              </w:rPr>
+              <w:t>Mã truy cập — bí mật thao tác, khác mã đơn</w:t>
+            </w:r>
+          </w:p>
+        </w:tc>
+      </w:tr>
+      <w:tr>
+        <w:tc>
+          <w:tcPr>
+            <w:tcW w:type="dxa" w:w="3024"/>
+          </w:tcPr>
+          <w:p>
+            <w:pPr>
+              <w:spacing w:lineRule="auto" w:line="240" w:before="20" w:after="20"/>
+              <w:jc w:val="left"/>
+            </w:pPr>
+            <w:r/>
+            <w:r>
+              <w:rPr>
+                <w:rFonts w:ascii="Consolas" w:hAnsi="Consolas" w:cs="Consolas" w:eastAsia="Consolas"/>
+                <w:b w:val="0"/>
+                <w:i w:val="0"/>
+                <w:sz w:val="19"/>
+              </w:rPr>
+              <w:t>user_id</w:t>
+            </w:r>
+          </w:p>
+        </w:tc>
+        <w:tc>
+          <w:tcPr>
+            <w:tcW w:type="dxa" w:w="3024"/>
+          </w:tcPr>
+          <w:p>
+            <w:pPr>
+              <w:spacing w:lineRule="auto" w:line="240" w:before="20" w:after="20"/>
+              <w:jc w:val="left"/>
+            </w:pPr>
+            <w:r/>
+            <w:r>
+              <w:rPr>
+                <w:rFonts w:ascii="Times New Roman" w:hAnsi="Times New Roman" w:cs="Times New Roman" w:eastAsia="Times New Roman"/>
+                <w:b w:val="0"/>
+                <w:i w:val="0"/>
+                <w:sz w:val="22"/>
+              </w:rPr>
+              <w:t>bigint</w:t>
+            </w:r>
+          </w:p>
+        </w:tc>
+        <w:tc>
+          <w:tcPr>
+            <w:tcW w:type="dxa" w:w="3024"/>
+          </w:tcPr>
+          <w:p>
+            <w:pPr>
+              <w:spacing w:lineRule="auto" w:line="240" w:before="20" w:after="20"/>
+              <w:jc w:val="left"/>
+            </w:pPr>
+            <w:r/>
+            <w:r>
+              <w:rPr>
+                <w:rFonts w:ascii="Times New Roman" w:hAnsi="Times New Roman" w:cs="Times New Roman" w:eastAsia="Times New Roman"/>
+                <w:b w:val="0"/>
+                <w:i w:val="0"/>
+                <w:sz w:val="22"/>
+              </w:rPr>
+              <w:t xml:space="preserve">Khoá ngoại tới </w:t>
+            </w:r>
+            <w:r>
+              <w:rPr>
+                <w:rFonts w:ascii="Consolas" w:hAnsi="Consolas" w:cs="Consolas" w:eastAsia="Consolas"/>
+                <w:b w:val="0"/>
+                <w:i w:val="0"/>
+                <w:sz w:val="19"/>
+              </w:rPr>
+              <w:t>users</w:t>
+            </w:r>
+            <w:r>
+              <w:rPr>
+                <w:rFonts w:ascii="Times New Roman" w:hAnsi="Times New Roman" w:cs="Times New Roman" w:eastAsia="Times New Roman"/>
+                <w:b w:val="0"/>
+                <w:i w:val="0"/>
+                <w:sz w:val="22"/>
+              </w:rPr>
+              <w:t xml:space="preserve">, </w:t>
+            </w:r>
+            <w:r>
+              <w:rPr>
+                <w:rFonts w:ascii="Times New Roman" w:hAnsi="Times New Roman" w:cs="Times New Roman" w:eastAsia="Times New Roman"/>
+                <w:b/>
+                <w:i w:val="0"/>
+                <w:sz w:val="22"/>
+              </w:rPr>
+              <w:t>rỗng với khách vãng lai</w:t>
+            </w:r>
+          </w:p>
+        </w:tc>
+      </w:tr>
+      <w:tr>
+        <w:tc>
+          <w:tcPr>
+            <w:tcW w:type="dxa" w:w="3024"/>
+          </w:tcPr>
+          <w:p>
+            <w:pPr>
+              <w:spacing w:lineRule="auto" w:line="240" w:before="20" w:after="20"/>
+              <w:jc w:val="left"/>
+            </w:pPr>
+            <w:r/>
+            <w:r>
+              <w:rPr>
+                <w:rFonts w:ascii="Consolas" w:hAnsi="Consolas" w:cs="Consolas" w:eastAsia="Consolas"/>
+                <w:b w:val="0"/>
+                <w:i w:val="0"/>
+                <w:sz w:val="19"/>
+              </w:rPr>
+              <w:t>guest_name</w:t>
+            </w:r>
+          </w:p>
+        </w:tc>
+        <w:tc>
+          <w:tcPr>
+            <w:tcW w:type="dxa" w:w="3024"/>
+          </w:tcPr>
+          <w:p>
+            <w:pPr>
+              <w:spacing w:lineRule="auto" w:line="240" w:before="20" w:after="20"/>
+              <w:jc w:val="left"/>
+            </w:pPr>
+            <w:r/>
+            <w:r>
+              <w:rPr>
+                <w:rFonts w:ascii="Times New Roman" w:hAnsi="Times New Roman" w:cs="Times New Roman" w:eastAsia="Times New Roman"/>
+                <w:b w:val="0"/>
+                <w:i w:val="0"/>
+                <w:sz w:val="22"/>
+              </w:rPr>
+              <w:t>varchar(150)</w:t>
+            </w:r>
+          </w:p>
+        </w:tc>
+        <w:tc>
+          <w:tcPr>
+            <w:tcW w:type="dxa" w:w="3024"/>
+          </w:tcPr>
+          <w:p>
+            <w:pPr>
+              <w:spacing w:lineRule="auto" w:line="240" w:before="20" w:after="20"/>
+              <w:jc w:val="left"/>
+            </w:pPr>
+            <w:r/>
+            <w:r>
+              <w:rPr>
+                <w:rFonts w:ascii="Times New Roman" w:hAnsi="Times New Roman" w:cs="Times New Roman" w:eastAsia="Times New Roman"/>
+                <w:b w:val="0"/>
+                <w:i w:val="0"/>
+                <w:sz w:val="22"/>
+              </w:rPr>
+              <w:t>Họ tên khách</w:t>
+            </w:r>
+          </w:p>
+        </w:tc>
+      </w:tr>
+      <w:tr>
+        <w:tc>
+          <w:tcPr>
+            <w:tcW w:type="dxa" w:w="3024"/>
+          </w:tcPr>
+          <w:p>
+            <w:pPr>
+              <w:spacing w:lineRule="auto" w:line="240" w:before="20" w:after="20"/>
+              <w:jc w:val="left"/>
+            </w:pPr>
+            <w:r/>
+            <w:r>
+              <w:rPr>
+                <w:rFonts w:ascii="Consolas" w:hAnsi="Consolas" w:cs="Consolas" w:eastAsia="Consolas"/>
+                <w:b w:val="0"/>
+                <w:i w:val="0"/>
+                <w:sz w:val="19"/>
+              </w:rPr>
+              <w:t>guest_email</w:t>
+            </w:r>
+          </w:p>
+        </w:tc>
+        <w:tc>
+          <w:tcPr>
+            <w:tcW w:type="dxa" w:w="3024"/>
+          </w:tcPr>
+          <w:p>
+            <w:pPr>
+              <w:spacing w:lineRule="auto" w:line="240" w:before="20" w:after="20"/>
+              <w:jc w:val="left"/>
+            </w:pPr>
+            <w:r/>
+            <w:r>
+              <w:rPr>
+                <w:rFonts w:ascii="Times New Roman" w:hAnsi="Times New Roman" w:cs="Times New Roman" w:eastAsia="Times New Roman"/>
+                <w:b w:val="0"/>
+                <w:i w:val="0"/>
+                <w:sz w:val="22"/>
+              </w:rPr>
+              <w:t>varchar(255)</w:t>
+            </w:r>
+          </w:p>
+        </w:tc>
+        <w:tc>
+          <w:tcPr>
+            <w:tcW w:type="dxa" w:w="3024"/>
+          </w:tcPr>
+          <w:p>
+            <w:pPr>
+              <w:spacing w:lineRule="auto" w:line="240" w:before="20" w:after="20"/>
+              <w:jc w:val="left"/>
+            </w:pPr>
+            <w:r/>
+            <w:r>
+              <w:rPr>
+                <w:rFonts w:ascii="Times New Roman" w:hAnsi="Times New Roman" w:cs="Times New Roman" w:eastAsia="Times New Roman"/>
+                <w:b w:val="0"/>
+                <w:i w:val="0"/>
+                <w:sz w:val="22"/>
+              </w:rPr>
+              <w:t>Thư điện tử khách</w:t>
+            </w:r>
+          </w:p>
+        </w:tc>
+      </w:tr>
+      <w:tr>
+        <w:tc>
+          <w:tcPr>
+            <w:tcW w:type="dxa" w:w="3024"/>
+          </w:tcPr>
+          <w:p>
+            <w:pPr>
+              <w:spacing w:lineRule="auto" w:line="240" w:before="20" w:after="20"/>
+              <w:jc w:val="left"/>
+            </w:pPr>
+            <w:r/>
+            <w:r>
+              <w:rPr>
+                <w:rFonts w:ascii="Consolas" w:hAnsi="Consolas" w:cs="Consolas" w:eastAsia="Consolas"/>
+                <w:b w:val="0"/>
+                <w:i w:val="0"/>
+                <w:sz w:val="19"/>
+              </w:rPr>
+              <w:t>guest_phone</w:t>
+            </w:r>
+          </w:p>
+        </w:tc>
+        <w:tc>
+          <w:tcPr>
+            <w:tcW w:type="dxa" w:w="3024"/>
+          </w:tcPr>
+          <w:p>
+            <w:pPr>
+              <w:spacing w:lineRule="auto" w:line="240" w:before="20" w:after="20"/>
+              <w:jc w:val="left"/>
+            </w:pPr>
+            <w:r/>
+            <w:r>
+              <w:rPr>
+                <w:rFonts w:ascii="Times New Roman" w:hAnsi="Times New Roman" w:cs="Times New Roman" w:eastAsia="Times New Roman"/>
+                <w:b w:val="0"/>
+                <w:i w:val="0"/>
+                <w:sz w:val="22"/>
+              </w:rPr>
+              <w:t>varchar(20)</w:t>
+            </w:r>
+          </w:p>
+        </w:tc>
+        <w:tc>
+          <w:tcPr>
+            <w:tcW w:type="dxa" w:w="3024"/>
+          </w:tcPr>
+          <w:p>
+            <w:pPr>
+              <w:spacing w:lineRule="auto" w:line="240" w:before="20" w:after="20"/>
+              <w:jc w:val="left"/>
+            </w:pPr>
+            <w:r/>
+            <w:r>
+              <w:rPr>
+                <w:rFonts w:ascii="Times New Roman" w:hAnsi="Times New Roman" w:cs="Times New Roman" w:eastAsia="Times New Roman"/>
+                <w:b w:val="0"/>
+                <w:i w:val="0"/>
+                <w:sz w:val="22"/>
+              </w:rPr>
+              <w:t>Số điện thoại khách</w:t>
+            </w:r>
+          </w:p>
+        </w:tc>
+      </w:tr>
+      <w:tr>
+        <w:tc>
+          <w:tcPr>
+            <w:tcW w:type="dxa" w:w="3024"/>
+          </w:tcPr>
+          <w:p>
+            <w:pPr>
+              <w:spacing w:lineRule="auto" w:line="240" w:before="20" w:after="20"/>
+              <w:jc w:val="left"/>
+            </w:pPr>
+            <w:r/>
+            <w:r>
+              <w:rPr>
+                <w:rFonts w:ascii="Consolas" w:hAnsi="Consolas" w:cs="Consolas" w:eastAsia="Consolas"/>
+                <w:b w:val="0"/>
+                <w:i w:val="0"/>
+                <w:sz w:val="19"/>
+              </w:rPr>
+              <w:t>check_in</w:t>
+            </w:r>
+            <w:r>
+              <w:rPr>
+                <w:rFonts w:ascii="Times New Roman" w:hAnsi="Times New Roman" w:cs="Times New Roman" w:eastAsia="Times New Roman"/>
+                <w:b w:val="0"/>
+                <w:i w:val="0"/>
+                <w:sz w:val="22"/>
+              </w:rPr>
+              <w:t xml:space="preserve">, </w:t>
+            </w:r>
+            <w:r>
+              <w:rPr>
+                <w:rFonts w:ascii="Consolas" w:hAnsi="Consolas" w:cs="Consolas" w:eastAsia="Consolas"/>
+                <w:b w:val="0"/>
+                <w:i w:val="0"/>
+                <w:sz w:val="19"/>
+              </w:rPr>
+              <w:t>check_out</w:t>
+            </w:r>
+          </w:p>
+        </w:tc>
+        <w:tc>
+          <w:tcPr>
+            <w:tcW w:type="dxa" w:w="3024"/>
+          </w:tcPr>
+          <w:p>
+            <w:pPr>
+              <w:spacing w:lineRule="auto" w:line="240" w:before="20" w:after="20"/>
+              <w:jc w:val="left"/>
+            </w:pPr>
+            <w:r/>
+            <w:r>
+              <w:rPr>
+                <w:rFonts w:ascii="Times New Roman" w:hAnsi="Times New Roman" w:cs="Times New Roman" w:eastAsia="Times New Roman"/>
+                <w:b w:val="0"/>
+                <w:i w:val="0"/>
+                <w:sz w:val="22"/>
+              </w:rPr>
+              <w:t>date</w:t>
+            </w:r>
+          </w:p>
+        </w:tc>
+        <w:tc>
+          <w:tcPr>
+            <w:tcW w:type="dxa" w:w="3024"/>
+          </w:tcPr>
+          <w:p>
+            <w:pPr>
+              <w:spacing w:lineRule="auto" w:line="240" w:before="20" w:after="20"/>
+              <w:jc w:val="left"/>
+            </w:pPr>
+            <w:r/>
+            <w:r>
+              <w:rPr>
+                <w:rFonts w:ascii="Consolas" w:hAnsi="Consolas" w:cs="Consolas" w:eastAsia="Consolas"/>
+                <w:b w:val="0"/>
+                <w:i w:val="0"/>
+                <w:sz w:val="19"/>
+              </w:rPr>
+              <w:t>ck_bookings_dates</w:t>
+            </w:r>
+            <w:r>
+              <w:rPr>
+                <w:rFonts w:ascii="Times New Roman" w:hAnsi="Times New Roman" w:cs="Times New Roman" w:eastAsia="Times New Roman"/>
+                <w:b w:val="0"/>
+                <w:i w:val="0"/>
+                <w:sz w:val="22"/>
+              </w:rPr>
+              <w:t xml:space="preserve"> buộc ngày trả sau ngày nhận</w:t>
+            </w:r>
+          </w:p>
+        </w:tc>
+      </w:tr>
+      <w:tr>
+        <w:tc>
+          <w:tcPr>
+            <w:tcW w:type="dxa" w:w="3024"/>
+          </w:tcPr>
+          <w:p>
+            <w:pPr>
+              <w:spacing w:lineRule="auto" w:line="240" w:before="20" w:after="20"/>
+              <w:jc w:val="left"/>
+            </w:pPr>
+            <w:r/>
+            <w:r>
+              <w:rPr>
+                <w:rFonts w:ascii="Consolas" w:hAnsi="Consolas" w:cs="Consolas" w:eastAsia="Consolas"/>
+                <w:b w:val="0"/>
+                <w:i w:val="0"/>
+                <w:sz w:val="19"/>
+              </w:rPr>
+              <w:t>adults</w:t>
+            </w:r>
+          </w:p>
+        </w:tc>
+        <w:tc>
+          <w:tcPr>
+            <w:tcW w:type="dxa" w:w="3024"/>
+          </w:tcPr>
+          <w:p>
+            <w:pPr>
+              <w:spacing w:lineRule="auto" w:line="240" w:before="20" w:after="20"/>
+              <w:jc w:val="left"/>
+            </w:pPr>
+            <w:r/>
+            <w:r>
+              <w:rPr>
+                <w:rFonts w:ascii="Times New Roman" w:hAnsi="Times New Roman" w:cs="Times New Roman" w:eastAsia="Times New Roman"/>
+                <w:b w:val="0"/>
+                <w:i w:val="0"/>
+                <w:sz w:val="22"/>
+              </w:rPr>
+              <w:t>integer</w:t>
+            </w:r>
+          </w:p>
+        </w:tc>
+        <w:tc>
+          <w:tcPr>
+            <w:tcW w:type="dxa" w:w="3024"/>
+          </w:tcPr>
+          <w:p>
+            <w:pPr>
+              <w:spacing w:lineRule="auto" w:line="240" w:before="20" w:after="20"/>
+              <w:jc w:val="left"/>
+            </w:pPr>
+            <w:r/>
+            <w:r>
+              <w:rPr>
+                <w:rFonts w:ascii="Consolas" w:hAnsi="Consolas" w:cs="Consolas" w:eastAsia="Consolas"/>
+                <w:b w:val="0"/>
+                <w:i w:val="0"/>
+                <w:sz w:val="19"/>
+              </w:rPr>
+              <w:t>ck_bookings_adults</w:t>
+            </w:r>
+            <w:r>
+              <w:rPr>
+                <w:rFonts w:ascii="Times New Roman" w:hAnsi="Times New Roman" w:cs="Times New Roman" w:eastAsia="Times New Roman"/>
+                <w:b w:val="0"/>
+                <w:i w:val="0"/>
+                <w:sz w:val="22"/>
+              </w:rPr>
+              <w:t xml:space="preserve"> tối thiểu 1</w:t>
+            </w:r>
+          </w:p>
+        </w:tc>
+      </w:tr>
+      <w:tr>
+        <w:tc>
+          <w:tcPr>
+            <w:tcW w:type="dxa" w:w="3024"/>
+          </w:tcPr>
+          <w:p>
+            <w:pPr>
+              <w:spacing w:lineRule="auto" w:line="240" w:before="20" w:after="20"/>
+              <w:jc w:val="left"/>
+            </w:pPr>
+            <w:r/>
+            <w:r>
+              <w:rPr>
+                <w:rFonts w:ascii="Consolas" w:hAnsi="Consolas" w:cs="Consolas" w:eastAsia="Consolas"/>
+                <w:b w:val="0"/>
+                <w:i w:val="0"/>
+                <w:sz w:val="19"/>
+              </w:rPr>
+              <w:t>children</w:t>
+            </w:r>
+          </w:p>
+        </w:tc>
+        <w:tc>
+          <w:tcPr>
+            <w:tcW w:type="dxa" w:w="3024"/>
+          </w:tcPr>
+          <w:p>
+            <w:pPr>
+              <w:spacing w:lineRule="auto" w:line="240" w:before="20" w:after="20"/>
+              <w:jc w:val="left"/>
+            </w:pPr>
+            <w:r/>
+            <w:r>
+              <w:rPr>
+                <w:rFonts w:ascii="Times New Roman" w:hAnsi="Times New Roman" w:cs="Times New Roman" w:eastAsia="Times New Roman"/>
+                <w:b w:val="0"/>
+                <w:i w:val="0"/>
+                <w:sz w:val="22"/>
+              </w:rPr>
+              <w:t>integer</w:t>
+            </w:r>
+          </w:p>
+        </w:tc>
+        <w:tc>
+          <w:tcPr>
+            <w:tcW w:type="dxa" w:w="3024"/>
+          </w:tcPr>
+          <w:p>
+            <w:pPr>
+              <w:spacing w:lineRule="auto" w:line="240" w:before="20" w:after="20"/>
+              <w:jc w:val="left"/>
+            </w:pPr>
+            <w:r/>
+            <w:r>
+              <w:rPr>
+                <w:rFonts w:ascii="Consolas" w:hAnsi="Consolas" w:cs="Consolas" w:eastAsia="Consolas"/>
+                <w:b w:val="0"/>
+                <w:i w:val="0"/>
+                <w:sz w:val="19"/>
+              </w:rPr>
+              <w:t>ck_bookings_children</w:t>
+            </w:r>
+            <w:r>
+              <w:rPr>
+                <w:rFonts w:ascii="Times New Roman" w:hAnsi="Times New Roman" w:cs="Times New Roman" w:eastAsia="Times New Roman"/>
+                <w:b w:val="0"/>
+                <w:i w:val="0"/>
+                <w:sz w:val="22"/>
+              </w:rPr>
+              <w:t xml:space="preserve"> không âm</w:t>
+            </w:r>
+          </w:p>
+        </w:tc>
+      </w:tr>
+      <w:tr>
+        <w:tc>
+          <w:tcPr>
+            <w:tcW w:type="dxa" w:w="3024"/>
+          </w:tcPr>
+          <w:p>
+            <w:pPr>
+              <w:spacing w:lineRule="auto" w:line="240" w:before="20" w:after="20"/>
+              <w:jc w:val="left"/>
+            </w:pPr>
+            <w:r/>
+            <w:r>
+              <w:rPr>
+                <w:rFonts w:ascii="Consolas" w:hAnsi="Consolas" w:cs="Consolas" w:eastAsia="Consolas"/>
+                <w:b w:val="0"/>
+                <w:i w:val="0"/>
+                <w:sz w:val="19"/>
+              </w:rPr>
+              <w:t>room_type_id</w:t>
+            </w:r>
+          </w:p>
+        </w:tc>
+        <w:tc>
+          <w:tcPr>
+            <w:tcW w:type="dxa" w:w="3024"/>
+          </w:tcPr>
+          <w:p>
+            <w:pPr>
+              <w:spacing w:lineRule="auto" w:line="240" w:before="20" w:after="20"/>
+              <w:jc w:val="left"/>
+            </w:pPr>
+            <w:r/>
+            <w:r>
+              <w:rPr>
+                <w:rFonts w:ascii="Times New Roman" w:hAnsi="Times New Roman" w:cs="Times New Roman" w:eastAsia="Times New Roman"/>
+                <w:b w:val="0"/>
+                <w:i w:val="0"/>
+                <w:sz w:val="22"/>
+              </w:rPr>
+              <w:t>bigint</w:t>
+            </w:r>
+          </w:p>
+        </w:tc>
+        <w:tc>
+          <w:tcPr>
+            <w:tcW w:type="dxa" w:w="3024"/>
+          </w:tcPr>
+          <w:p>
+            <w:pPr>
+              <w:spacing w:lineRule="auto" w:line="240" w:before="20" w:after="20"/>
+              <w:jc w:val="left"/>
+            </w:pPr>
+            <w:r/>
+            <w:r>
+              <w:rPr>
+                <w:rFonts w:ascii="Times New Roman" w:hAnsi="Times New Roman" w:cs="Times New Roman" w:eastAsia="Times New Roman"/>
+                <w:b w:val="0"/>
+                <w:i w:val="0"/>
+                <w:sz w:val="22"/>
+              </w:rPr>
+              <w:t xml:space="preserve">Khoá ngoại tới </w:t>
+            </w:r>
+            <w:r>
+              <w:rPr>
+                <w:rFonts w:ascii="Consolas" w:hAnsi="Consolas" w:cs="Consolas" w:eastAsia="Consolas"/>
+                <w:b w:val="0"/>
+                <w:i w:val="0"/>
+                <w:sz w:val="19"/>
+              </w:rPr>
+              <w:t>room_types</w:t>
+            </w:r>
+          </w:p>
+        </w:tc>
+      </w:tr>
+      <w:tr>
+        <w:tc>
+          <w:tcPr>
+            <w:tcW w:type="dxa" w:w="3024"/>
+          </w:tcPr>
+          <w:p>
+            <w:pPr>
+              <w:spacing w:lineRule="auto" w:line="240" w:before="20" w:after="20"/>
+              <w:jc w:val="left"/>
+            </w:pPr>
+            <w:r/>
+            <w:r>
+              <w:rPr>
+                <w:rFonts w:ascii="Consolas" w:hAnsi="Consolas" w:cs="Consolas" w:eastAsia="Consolas"/>
+                <w:b w:val="0"/>
+                <w:i w:val="0"/>
+                <w:sz w:val="19"/>
+              </w:rPr>
+              <w:t>room_type_name_snapshot</w:t>
+            </w:r>
+          </w:p>
+        </w:tc>
+        <w:tc>
+          <w:tcPr>
+            <w:tcW w:type="dxa" w:w="3024"/>
+          </w:tcPr>
+          <w:p>
+            <w:pPr>
+              <w:spacing w:lineRule="auto" w:line="240" w:before="20" w:after="20"/>
+              <w:jc w:val="left"/>
+            </w:pPr>
+            <w:r/>
+            <w:r>
+              <w:rPr>
+                <w:rFonts w:ascii="Times New Roman" w:hAnsi="Times New Roman" w:cs="Times New Roman" w:eastAsia="Times New Roman"/>
+                <w:b w:val="0"/>
+                <w:i w:val="0"/>
+                <w:sz w:val="22"/>
+              </w:rPr>
+              <w:t>varchar(150)</w:t>
+            </w:r>
+          </w:p>
+        </w:tc>
+        <w:tc>
+          <w:tcPr>
+            <w:tcW w:type="dxa" w:w="3024"/>
+          </w:tcPr>
+          <w:p>
+            <w:pPr>
+              <w:spacing w:lineRule="auto" w:line="240" w:before="20" w:after="20"/>
+              <w:jc w:val="left"/>
+            </w:pPr>
+            <w:r/>
+            <w:r>
+              <w:rPr>
+                <w:rFonts w:ascii="Times New Roman" w:hAnsi="Times New Roman" w:cs="Times New Roman" w:eastAsia="Times New Roman"/>
+                <w:b w:val="0"/>
+                <w:i w:val="0"/>
+                <w:sz w:val="22"/>
+              </w:rPr>
+              <w:t>Tên loại phòng chụp tại thời điểm đặt</w:t>
+            </w:r>
+          </w:p>
+        </w:tc>
+      </w:tr>
+      <w:tr>
+        <w:tc>
+          <w:tcPr>
+            <w:tcW w:type="dxa" w:w="3024"/>
+          </w:tcPr>
+          <w:p>
+            <w:pPr>
+              <w:spacing w:lineRule="auto" w:line="240" w:before="20" w:after="20"/>
+              <w:jc w:val="left"/>
+            </w:pPr>
+            <w:r/>
+            <w:r>
+              <w:rPr>
+                <w:rFonts w:ascii="Consolas" w:hAnsi="Consolas" w:cs="Consolas" w:eastAsia="Consolas"/>
+                <w:b w:val="0"/>
+                <w:i w:val="0"/>
+                <w:sz w:val="19"/>
+              </w:rPr>
+              <w:t>unit_price_snapshot</w:t>
+            </w:r>
+          </w:p>
+        </w:tc>
+        <w:tc>
+          <w:tcPr>
+            <w:tcW w:type="dxa" w:w="3024"/>
+          </w:tcPr>
+          <w:p>
+            <w:pPr>
+              <w:spacing w:lineRule="auto" w:line="240" w:before="20" w:after="20"/>
+              <w:jc w:val="left"/>
+            </w:pPr>
+            <w:r/>
+            <w:r>
+              <w:rPr>
+                <w:rFonts w:ascii="Times New Roman" w:hAnsi="Times New Roman" w:cs="Times New Roman" w:eastAsia="Times New Roman"/>
+                <w:b w:val="0"/>
+                <w:i w:val="0"/>
+                <w:sz w:val="22"/>
+              </w:rPr>
+              <w:t>numeric(12,2)</w:t>
+            </w:r>
+          </w:p>
+        </w:tc>
+        <w:tc>
+          <w:tcPr>
+            <w:tcW w:type="dxa" w:w="3024"/>
+          </w:tcPr>
+          <w:p>
+            <w:pPr>
+              <w:spacing w:lineRule="auto" w:line="240" w:before="20" w:after="20"/>
+              <w:jc w:val="left"/>
+            </w:pPr>
+            <w:r/>
+            <w:r>
+              <w:rPr>
+                <w:rFonts w:ascii="Consolas" w:hAnsi="Consolas" w:cs="Consolas" w:eastAsia="Consolas"/>
+                <w:b w:val="0"/>
+                <w:i w:val="0"/>
+                <w:sz w:val="19"/>
+              </w:rPr>
+              <w:t>ck_bookings_unit_price</w:t>
+            </w:r>
+            <w:r>
+              <w:rPr>
+                <w:rFonts w:ascii="Times New Roman" w:hAnsi="Times New Roman" w:cs="Times New Roman" w:eastAsia="Times New Roman"/>
+                <w:b w:val="0"/>
+                <w:i w:val="0"/>
+                <w:sz w:val="22"/>
+              </w:rPr>
+              <w:t xml:space="preserve"> lớn hơn 0. Giá chụp tại thời điểm đặt</w:t>
+            </w:r>
+          </w:p>
+        </w:tc>
+      </w:tr>
+      <w:tr>
+        <w:tc>
+          <w:tcPr>
+            <w:tcW w:type="dxa" w:w="3024"/>
+          </w:tcPr>
+          <w:p>
+            <w:pPr>
+              <w:spacing w:lineRule="auto" w:line="240" w:before="20" w:after="20"/>
+              <w:jc w:val="left"/>
+            </w:pPr>
+            <w:r/>
+            <w:r>
+              <w:rPr>
+                <w:rFonts w:ascii="Consolas" w:hAnsi="Consolas" w:cs="Consolas" w:eastAsia="Consolas"/>
+                <w:b w:val="0"/>
+                <w:i w:val="0"/>
+                <w:sz w:val="19"/>
+              </w:rPr>
+              <w:t>room_quantity</w:t>
+            </w:r>
+          </w:p>
+        </w:tc>
+        <w:tc>
+          <w:tcPr>
+            <w:tcW w:type="dxa" w:w="3024"/>
+          </w:tcPr>
+          <w:p>
+            <w:pPr>
+              <w:spacing w:lineRule="auto" w:line="240" w:before="20" w:after="20"/>
+              <w:jc w:val="left"/>
+            </w:pPr>
+            <w:r/>
+            <w:r>
+              <w:rPr>
+                <w:rFonts w:ascii="Times New Roman" w:hAnsi="Times New Roman" w:cs="Times New Roman" w:eastAsia="Times New Roman"/>
+                <w:b w:val="0"/>
+                <w:i w:val="0"/>
+                <w:sz w:val="22"/>
+              </w:rPr>
+              <w:t>integer</w:t>
+            </w:r>
+          </w:p>
+        </w:tc>
+        <w:tc>
+          <w:tcPr>
+            <w:tcW w:type="dxa" w:w="3024"/>
+          </w:tcPr>
+          <w:p>
+            <w:pPr>
+              <w:spacing w:lineRule="auto" w:line="240" w:before="20" w:after="20"/>
+              <w:jc w:val="left"/>
+            </w:pPr>
+            <w:r/>
+            <w:r>
+              <w:rPr>
+                <w:rFonts w:ascii="Consolas" w:hAnsi="Consolas" w:cs="Consolas" w:eastAsia="Consolas"/>
+                <w:b w:val="0"/>
+                <w:i w:val="0"/>
+                <w:sz w:val="19"/>
+              </w:rPr>
+              <w:t>ck_bookings_room_qty</w:t>
+            </w:r>
+            <w:r>
+              <w:rPr>
+                <w:rFonts w:ascii="Times New Roman" w:hAnsi="Times New Roman" w:cs="Times New Roman" w:eastAsia="Times New Roman"/>
+                <w:b w:val="0"/>
+                <w:i w:val="0"/>
+                <w:sz w:val="22"/>
+              </w:rPr>
+              <w:t xml:space="preserve"> tối thiểu 1</w:t>
+            </w:r>
+          </w:p>
+        </w:tc>
+      </w:tr>
+      <w:tr>
+        <w:tc>
+          <w:tcPr>
+            <w:tcW w:type="dxa" w:w="3024"/>
+          </w:tcPr>
+          <w:p>
+            <w:pPr>
+              <w:spacing w:lineRule="auto" w:line="240" w:before="20" w:after="20"/>
+              <w:jc w:val="left"/>
+            </w:pPr>
+            <w:r/>
+            <w:r>
+              <w:rPr>
+                <w:rFonts w:ascii="Consolas" w:hAnsi="Consolas" w:cs="Consolas" w:eastAsia="Consolas"/>
+                <w:b w:val="0"/>
+                <w:i w:val="0"/>
+                <w:sz w:val="19"/>
+              </w:rPr>
+              <w:t>subtotal_amount</w:t>
+            </w:r>
+          </w:p>
+        </w:tc>
+        <w:tc>
+          <w:tcPr>
+            <w:tcW w:type="dxa" w:w="3024"/>
+          </w:tcPr>
+          <w:p>
+            <w:pPr>
+              <w:spacing w:lineRule="auto" w:line="240" w:before="20" w:after="20"/>
+              <w:jc w:val="left"/>
+            </w:pPr>
+            <w:r/>
+            <w:r>
+              <w:rPr>
+                <w:rFonts w:ascii="Times New Roman" w:hAnsi="Times New Roman" w:cs="Times New Roman" w:eastAsia="Times New Roman"/>
+                <w:b w:val="0"/>
+                <w:i w:val="0"/>
+                <w:sz w:val="22"/>
+              </w:rPr>
+              <w:t>numeric(12,2)</w:t>
+            </w:r>
+          </w:p>
+        </w:tc>
+        <w:tc>
+          <w:tcPr>
+            <w:tcW w:type="dxa" w:w="3024"/>
+          </w:tcPr>
+          <w:p>
+            <w:pPr>
+              <w:spacing w:lineRule="auto" w:line="240" w:before="20" w:after="20"/>
+              <w:jc w:val="left"/>
+            </w:pPr>
+            <w:r/>
+            <w:r>
+              <w:rPr>
+                <w:rFonts w:ascii="Consolas" w:hAnsi="Consolas" w:cs="Consolas" w:eastAsia="Consolas"/>
+                <w:b w:val="0"/>
+                <w:i w:val="0"/>
+                <w:sz w:val="19"/>
+              </w:rPr>
+              <w:t>ck_bookings_subtotal</w:t>
+            </w:r>
+            <w:r>
+              <w:rPr>
+                <w:rFonts w:ascii="Times New Roman" w:hAnsi="Times New Roman" w:cs="Times New Roman" w:eastAsia="Times New Roman"/>
+                <w:b w:val="0"/>
+                <w:i w:val="0"/>
+                <w:sz w:val="22"/>
+              </w:rPr>
+              <w:t xml:space="preserve"> không âm</w:t>
+            </w:r>
+          </w:p>
+        </w:tc>
+      </w:tr>
+      <w:tr>
+        <w:tc>
+          <w:tcPr>
+            <w:tcW w:type="dxa" w:w="3024"/>
+          </w:tcPr>
+          <w:p>
+            <w:pPr>
+              <w:spacing w:lineRule="auto" w:line="240" w:before="20" w:after="20"/>
+              <w:jc w:val="left"/>
+            </w:pPr>
+            <w:r/>
+            <w:r>
+              <w:rPr>
+                <w:rFonts w:ascii="Consolas" w:hAnsi="Consolas" w:cs="Consolas" w:eastAsia="Consolas"/>
+                <w:b w:val="0"/>
+                <w:i w:val="0"/>
+                <w:sz w:val="19"/>
+              </w:rPr>
+              <w:t>discount_amount</w:t>
+            </w:r>
+          </w:p>
+        </w:tc>
+        <w:tc>
+          <w:tcPr>
+            <w:tcW w:type="dxa" w:w="3024"/>
+          </w:tcPr>
+          <w:p>
+            <w:pPr>
+              <w:spacing w:lineRule="auto" w:line="240" w:before="20" w:after="20"/>
+              <w:jc w:val="left"/>
+            </w:pPr>
+            <w:r/>
+            <w:r>
+              <w:rPr>
+                <w:rFonts w:ascii="Times New Roman" w:hAnsi="Times New Roman" w:cs="Times New Roman" w:eastAsia="Times New Roman"/>
+                <w:b w:val="0"/>
+                <w:i w:val="0"/>
+                <w:sz w:val="22"/>
+              </w:rPr>
+              <w:t>numeric(12,2)</w:t>
+            </w:r>
+          </w:p>
+        </w:tc>
+        <w:tc>
+          <w:tcPr>
+            <w:tcW w:type="dxa" w:w="3024"/>
+          </w:tcPr>
+          <w:p>
+            <w:pPr>
+              <w:spacing w:lineRule="auto" w:line="240" w:before="20" w:after="20"/>
+              <w:jc w:val="left"/>
+            </w:pPr>
+            <w:r/>
+            <w:r>
+              <w:rPr>
+                <w:rFonts w:ascii="Consolas" w:hAnsi="Consolas" w:cs="Consolas" w:eastAsia="Consolas"/>
+                <w:b w:val="0"/>
+                <w:i w:val="0"/>
+                <w:sz w:val="19"/>
+              </w:rPr>
+              <w:t>ck_bookings_discount</w:t>
+            </w:r>
+            <w:r>
+              <w:rPr>
+                <w:rFonts w:ascii="Times New Roman" w:hAnsi="Times New Roman" w:cs="Times New Roman" w:eastAsia="Times New Roman"/>
+                <w:b w:val="0"/>
+                <w:i w:val="0"/>
+                <w:sz w:val="22"/>
+              </w:rPr>
+              <w:t xml:space="preserve"> không âm</w:t>
+            </w:r>
+          </w:p>
+        </w:tc>
+      </w:tr>
+      <w:tr>
+        <w:tc>
+          <w:tcPr>
+            <w:tcW w:type="dxa" w:w="3024"/>
+          </w:tcPr>
+          <w:p>
+            <w:pPr>
+              <w:spacing w:lineRule="auto" w:line="240" w:before="20" w:after="20"/>
+              <w:jc w:val="left"/>
+            </w:pPr>
+            <w:r/>
+            <w:r>
+              <w:rPr>
+                <w:rFonts w:ascii="Consolas" w:hAnsi="Consolas" w:cs="Consolas" w:eastAsia="Consolas"/>
+                <w:b w:val="0"/>
+                <w:i w:val="0"/>
+                <w:sz w:val="19"/>
+              </w:rPr>
+              <w:t>total_amount</w:t>
+            </w:r>
+          </w:p>
+        </w:tc>
+        <w:tc>
+          <w:tcPr>
+            <w:tcW w:type="dxa" w:w="3024"/>
+          </w:tcPr>
+          <w:p>
+            <w:pPr>
+              <w:spacing w:lineRule="auto" w:line="240" w:before="20" w:after="20"/>
+              <w:jc w:val="left"/>
+            </w:pPr>
+            <w:r/>
+            <w:r>
+              <w:rPr>
+                <w:rFonts w:ascii="Times New Roman" w:hAnsi="Times New Roman" w:cs="Times New Roman" w:eastAsia="Times New Roman"/>
+                <w:b w:val="0"/>
+                <w:i w:val="0"/>
+                <w:sz w:val="22"/>
+              </w:rPr>
+              <w:t>numeric(12,2)</w:t>
+            </w:r>
+          </w:p>
+        </w:tc>
+        <w:tc>
+          <w:tcPr>
+            <w:tcW w:type="dxa" w:w="3024"/>
+          </w:tcPr>
+          <w:p>
+            <w:pPr>
+              <w:spacing w:lineRule="auto" w:line="240" w:before="20" w:after="20"/>
+              <w:jc w:val="left"/>
+            </w:pPr>
+            <w:r/>
+            <w:r>
+              <w:rPr>
+                <w:rFonts w:ascii="Consolas" w:hAnsi="Consolas" w:cs="Consolas" w:eastAsia="Consolas"/>
+                <w:b w:val="0"/>
+                <w:i w:val="0"/>
+                <w:sz w:val="19"/>
+              </w:rPr>
+              <w:t>ck_bookings_total</w:t>
+            </w:r>
+            <w:r>
+              <w:rPr>
+                <w:rFonts w:ascii="Times New Roman" w:hAnsi="Times New Roman" w:cs="Times New Roman" w:eastAsia="Times New Roman"/>
+                <w:b w:val="0"/>
+                <w:i w:val="0"/>
+                <w:sz w:val="22"/>
+              </w:rPr>
+              <w:t xml:space="preserve"> không âm</w:t>
+            </w:r>
+          </w:p>
+        </w:tc>
+      </w:tr>
+      <w:tr>
+        <w:tc>
+          <w:tcPr>
+            <w:tcW w:type="dxa" w:w="3024"/>
+          </w:tcPr>
+          <w:p>
+            <w:pPr>
+              <w:spacing w:lineRule="auto" w:line="240" w:before="20" w:after="20"/>
+              <w:jc w:val="left"/>
+            </w:pPr>
+            <w:r/>
+            <w:r>
+              <w:rPr>
+                <w:rFonts w:ascii="Consolas" w:hAnsi="Consolas" w:cs="Consolas" w:eastAsia="Consolas"/>
+                <w:b w:val="0"/>
+                <w:i w:val="0"/>
+                <w:sz w:val="19"/>
+              </w:rPr>
+              <w:t>deposit_amount</w:t>
+            </w:r>
+          </w:p>
+        </w:tc>
+        <w:tc>
+          <w:tcPr>
+            <w:tcW w:type="dxa" w:w="3024"/>
+          </w:tcPr>
+          <w:p>
+            <w:pPr>
+              <w:spacing w:lineRule="auto" w:line="240" w:before="20" w:after="20"/>
+              <w:jc w:val="left"/>
+            </w:pPr>
+            <w:r/>
+            <w:r>
+              <w:rPr>
+                <w:rFonts w:ascii="Times New Roman" w:hAnsi="Times New Roman" w:cs="Times New Roman" w:eastAsia="Times New Roman"/>
+                <w:b w:val="0"/>
+                <w:i w:val="0"/>
+                <w:sz w:val="22"/>
+              </w:rPr>
+              <w:t>numeric(12,2)</w:t>
+            </w:r>
+          </w:p>
+        </w:tc>
+        <w:tc>
+          <w:tcPr>
+            <w:tcW w:type="dxa" w:w="3024"/>
+          </w:tcPr>
+          <w:p>
+            <w:pPr>
+              <w:spacing w:lineRule="auto" w:line="240" w:before="20" w:after="20"/>
+              <w:jc w:val="left"/>
+            </w:pPr>
+            <w:r/>
+            <w:r>
+              <w:rPr>
+                <w:rFonts w:ascii="Consolas" w:hAnsi="Consolas" w:cs="Consolas" w:eastAsia="Consolas"/>
+                <w:b w:val="0"/>
+                <w:i w:val="0"/>
+                <w:sz w:val="19"/>
+              </w:rPr>
+              <w:t>ck_bookings_deposit</w:t>
+            </w:r>
+            <w:r>
+              <w:rPr>
+                <w:rFonts w:ascii="Times New Roman" w:hAnsi="Times New Roman" w:cs="Times New Roman" w:eastAsia="Times New Roman"/>
+                <w:b w:val="0"/>
+                <w:i w:val="0"/>
+                <w:sz w:val="22"/>
+              </w:rPr>
+              <w:t xml:space="preserve"> không âm</w:t>
+            </w:r>
+          </w:p>
+        </w:tc>
+      </w:tr>
+      <w:tr>
+        <w:tc>
+          <w:tcPr>
+            <w:tcW w:type="dxa" w:w="3024"/>
+          </w:tcPr>
+          <w:p>
+            <w:pPr>
+              <w:spacing w:lineRule="auto" w:line="240" w:before="20" w:after="20"/>
+              <w:jc w:val="left"/>
+            </w:pPr>
+            <w:r/>
+            <w:r>
+              <w:rPr>
+                <w:rFonts w:ascii="Consolas" w:hAnsi="Consolas" w:cs="Consolas" w:eastAsia="Consolas"/>
+                <w:b w:val="0"/>
+                <w:i w:val="0"/>
+                <w:sz w:val="19"/>
+              </w:rPr>
+              <w:t>promotion_id</w:t>
+            </w:r>
+          </w:p>
+        </w:tc>
+        <w:tc>
+          <w:tcPr>
+            <w:tcW w:type="dxa" w:w="3024"/>
+          </w:tcPr>
+          <w:p>
+            <w:pPr>
+              <w:spacing w:lineRule="auto" w:line="240" w:before="20" w:after="20"/>
+              <w:jc w:val="left"/>
+            </w:pPr>
+            <w:r/>
+            <w:r>
+              <w:rPr>
+                <w:rFonts w:ascii="Times New Roman" w:hAnsi="Times New Roman" w:cs="Times New Roman" w:eastAsia="Times New Roman"/>
+                <w:b w:val="0"/>
+                <w:i w:val="0"/>
+                <w:sz w:val="22"/>
+              </w:rPr>
+              <w:t>bigint</w:t>
+            </w:r>
+          </w:p>
+        </w:tc>
+        <w:tc>
+          <w:tcPr>
+            <w:tcW w:type="dxa" w:w="3024"/>
+          </w:tcPr>
+          <w:p>
+            <w:pPr>
+              <w:spacing w:lineRule="auto" w:line="240" w:before="20" w:after="20"/>
+              <w:jc w:val="left"/>
+            </w:pPr>
+            <w:r/>
+            <w:r>
+              <w:rPr>
+                <w:rFonts w:ascii="Times New Roman" w:hAnsi="Times New Roman" w:cs="Times New Roman" w:eastAsia="Times New Roman"/>
+                <w:b w:val="0"/>
+                <w:i w:val="0"/>
+                <w:sz w:val="22"/>
+              </w:rPr>
+              <w:t xml:space="preserve">Khoá ngoại </w:t>
+            </w:r>
+            <w:r>
+              <w:rPr>
+                <w:rFonts w:ascii="Consolas" w:hAnsi="Consolas" w:cs="Consolas" w:eastAsia="Consolas"/>
+                <w:b w:val="0"/>
+                <w:i w:val="0"/>
+                <w:sz w:val="19"/>
+              </w:rPr>
+              <w:t>fk_bookings_promotion</w:t>
+            </w:r>
+            <w:r>
+              <w:rPr>
+                <w:rFonts w:ascii="Times New Roman" w:hAnsi="Times New Roman" w:cs="Times New Roman" w:eastAsia="Times New Roman"/>
+                <w:b w:val="0"/>
+                <w:i w:val="0"/>
+                <w:sz w:val="22"/>
+              </w:rPr>
+              <w:t xml:space="preserve"> thêm ở V5</w:t>
+            </w:r>
+          </w:p>
+        </w:tc>
+      </w:tr>
+      <w:tr>
+        <w:tc>
+          <w:tcPr>
+            <w:tcW w:type="dxa" w:w="3024"/>
+          </w:tcPr>
+          <w:p>
+            <w:pPr>
+              <w:spacing w:lineRule="auto" w:line="240" w:before="20" w:after="20"/>
+              <w:jc w:val="left"/>
+            </w:pPr>
+            <w:r/>
+            <w:r>
+              <w:rPr>
+                <w:rFonts w:ascii="Consolas" w:hAnsi="Consolas" w:cs="Consolas" w:eastAsia="Consolas"/>
+                <w:b w:val="0"/>
+                <w:i w:val="0"/>
+                <w:sz w:val="19"/>
+              </w:rPr>
+              <w:t>status</w:t>
+            </w:r>
+          </w:p>
+        </w:tc>
+        <w:tc>
+          <w:tcPr>
+            <w:tcW w:type="dxa" w:w="3024"/>
+          </w:tcPr>
+          <w:p>
+            <w:pPr>
+              <w:spacing w:lineRule="auto" w:line="240" w:before="20" w:after="20"/>
+              <w:jc w:val="left"/>
+            </w:pPr>
+            <w:r/>
+            <w:r>
+              <w:rPr>
+                <w:rFonts w:ascii="Times New Roman" w:hAnsi="Times New Roman" w:cs="Times New Roman" w:eastAsia="Times New Roman"/>
+                <w:b w:val="0"/>
+                <w:i w:val="0"/>
+                <w:sz w:val="22"/>
+              </w:rPr>
+              <w:t>varchar(20)</w:t>
+            </w:r>
+          </w:p>
+        </w:tc>
+        <w:tc>
+          <w:tcPr>
+            <w:tcW w:type="dxa" w:w="3024"/>
+          </w:tcPr>
+          <w:p>
+            <w:pPr>
+              <w:spacing w:lineRule="auto" w:line="240" w:before="20" w:after="20"/>
+              <w:jc w:val="left"/>
+            </w:pPr>
+            <w:r/>
+            <w:r>
+              <w:rPr>
+                <w:rFonts w:ascii="Consolas" w:hAnsi="Consolas" w:cs="Consolas" w:eastAsia="Consolas"/>
+                <w:b w:val="0"/>
+                <w:i w:val="0"/>
+                <w:sz w:val="19"/>
+              </w:rPr>
+              <w:t>ck_bookings_status</w:t>
+            </w:r>
+            <w:r>
+              <w:rPr>
+                <w:rFonts w:ascii="Times New Roman" w:hAnsi="Times New Roman" w:cs="Times New Roman" w:eastAsia="Times New Roman"/>
+                <w:b w:val="0"/>
+                <w:i w:val="0"/>
+                <w:sz w:val="22"/>
+              </w:rPr>
+              <w:t xml:space="preserve"> liệt kê </w:t>
+            </w:r>
+            <w:r>
+              <w:rPr>
+                <w:rFonts w:ascii="Times New Roman" w:hAnsi="Times New Roman" w:cs="Times New Roman" w:eastAsia="Times New Roman"/>
+                <w:b/>
+                <w:i w:val="0"/>
+                <w:sz w:val="22"/>
+              </w:rPr>
+              <w:t>tám trạng thái</w:t>
+            </w:r>
+          </w:p>
+        </w:tc>
+      </w:tr>
+      <w:tr>
+        <w:tc>
+          <w:tcPr>
+            <w:tcW w:type="dxa" w:w="3024"/>
+          </w:tcPr>
+          <w:p>
+            <w:pPr>
+              <w:spacing w:lineRule="auto" w:line="240" w:before="20" w:after="20"/>
+              <w:jc w:val="left"/>
+            </w:pPr>
+            <w:r/>
+            <w:r>
+              <w:rPr>
+                <w:rFonts w:ascii="Consolas" w:hAnsi="Consolas" w:cs="Consolas" w:eastAsia="Consolas"/>
+                <w:b w:val="0"/>
+                <w:i w:val="0"/>
+                <w:sz w:val="19"/>
+              </w:rPr>
+              <w:t>payment_status</w:t>
+            </w:r>
+          </w:p>
+        </w:tc>
+        <w:tc>
+          <w:tcPr>
+            <w:tcW w:type="dxa" w:w="3024"/>
+          </w:tcPr>
+          <w:p>
+            <w:pPr>
+              <w:spacing w:lineRule="auto" w:line="240" w:before="20" w:after="20"/>
+              <w:jc w:val="left"/>
+            </w:pPr>
+            <w:r/>
+            <w:r>
+              <w:rPr>
+                <w:rFonts w:ascii="Times New Roman" w:hAnsi="Times New Roman" w:cs="Times New Roman" w:eastAsia="Times New Roman"/>
+                <w:b w:val="0"/>
+                <w:i w:val="0"/>
+                <w:sz w:val="22"/>
+              </w:rPr>
+              <w:t>varchar(20)</w:t>
+            </w:r>
+          </w:p>
+        </w:tc>
+        <w:tc>
+          <w:tcPr>
+            <w:tcW w:type="dxa" w:w="3024"/>
+          </w:tcPr>
+          <w:p>
+            <w:pPr>
+              <w:spacing w:lineRule="auto" w:line="240" w:before="20" w:after="20"/>
+              <w:jc w:val="left"/>
+            </w:pPr>
+            <w:r/>
+            <w:r>
+              <w:rPr>
+                <w:rFonts w:ascii="Consolas" w:hAnsi="Consolas" w:cs="Consolas" w:eastAsia="Consolas"/>
+                <w:b w:val="0"/>
+                <w:i w:val="0"/>
+                <w:sz w:val="19"/>
+              </w:rPr>
+              <w:t>ck_bookings_pay_status</w:t>
+            </w:r>
+            <w:r>
+              <w:rPr>
+                <w:rFonts w:ascii="Times New Roman" w:hAnsi="Times New Roman" w:cs="Times New Roman" w:eastAsia="Times New Roman"/>
+                <w:b w:val="0"/>
+                <w:i w:val="0"/>
+                <w:sz w:val="22"/>
+              </w:rPr>
+              <w:t xml:space="preserve"> liệt kê bảy trạng thái thanh toán</w:t>
+            </w:r>
+          </w:p>
+        </w:tc>
+      </w:tr>
+      <w:tr>
+        <w:tc>
+          <w:tcPr>
+            <w:tcW w:type="dxa" w:w="3024"/>
+          </w:tcPr>
+          <w:p>
+            <w:pPr>
+              <w:spacing w:lineRule="auto" w:line="240" w:before="20" w:after="20"/>
+              <w:jc w:val="left"/>
+            </w:pPr>
+            <w:r/>
+            <w:r>
+              <w:rPr>
+                <w:rFonts w:ascii="Consolas" w:hAnsi="Consolas" w:cs="Consolas" w:eastAsia="Consolas"/>
+                <w:b w:val="0"/>
+                <w:i w:val="0"/>
+                <w:sz w:val="19"/>
+              </w:rPr>
+              <w:t>special_request</w:t>
+            </w:r>
+          </w:p>
+        </w:tc>
+        <w:tc>
+          <w:tcPr>
+            <w:tcW w:type="dxa" w:w="3024"/>
+          </w:tcPr>
+          <w:p>
+            <w:pPr>
+              <w:spacing w:lineRule="auto" w:line="240" w:before="20" w:after="20"/>
+              <w:jc w:val="left"/>
+            </w:pPr>
+            <w:r/>
+            <w:r>
+              <w:rPr>
+                <w:rFonts w:ascii="Times New Roman" w:hAnsi="Times New Roman" w:cs="Times New Roman" w:eastAsia="Times New Roman"/>
+                <w:b w:val="0"/>
+                <w:i w:val="0"/>
+                <w:sz w:val="22"/>
+              </w:rPr>
+              <w:t>text</w:t>
+            </w:r>
+          </w:p>
+        </w:tc>
+        <w:tc>
+          <w:tcPr>
+            <w:tcW w:type="dxa" w:w="3024"/>
+          </w:tcPr>
+          <w:p>
+            <w:pPr>
+              <w:spacing w:lineRule="auto" w:line="240" w:before="20" w:after="20"/>
+              <w:jc w:val="left"/>
+            </w:pPr>
+            <w:r/>
+            <w:r>
+              <w:rPr>
+                <w:rFonts w:ascii="Times New Roman" w:hAnsi="Times New Roman" w:cs="Times New Roman" w:eastAsia="Times New Roman"/>
+                <w:b w:val="0"/>
+                <w:i w:val="0"/>
+                <w:sz w:val="22"/>
+              </w:rPr>
+              <w:t>Yêu cầu đặc biệt của khách</w:t>
+            </w:r>
+          </w:p>
+        </w:tc>
+      </w:tr>
+      <w:tr>
+        <w:tc>
+          <w:tcPr>
+            <w:tcW w:type="dxa" w:w="3024"/>
+          </w:tcPr>
+          <w:p>
+            <w:pPr>
+              <w:spacing w:lineRule="auto" w:line="240" w:before="20" w:after="20"/>
+              <w:jc w:val="left"/>
+            </w:pPr>
+            <w:r/>
+            <w:r>
+              <w:rPr>
+                <w:rFonts w:ascii="Consolas" w:hAnsi="Consolas" w:cs="Consolas" w:eastAsia="Consolas"/>
+                <w:b w:val="0"/>
+                <w:i w:val="0"/>
+                <w:sz w:val="19"/>
+              </w:rPr>
+              <w:t>hold_expires_at</w:t>
+            </w:r>
+          </w:p>
+        </w:tc>
+        <w:tc>
+          <w:tcPr>
+            <w:tcW w:type="dxa" w:w="3024"/>
+          </w:tcPr>
+          <w:p>
+            <w:pPr>
+              <w:spacing w:lineRule="auto" w:line="240" w:before="20" w:after="20"/>
+              <w:jc w:val="left"/>
+            </w:pPr>
+            <w:r/>
+            <w:r>
+              <w:rPr>
+                <w:rFonts w:ascii="Times New Roman" w:hAnsi="Times New Roman" w:cs="Times New Roman" w:eastAsia="Times New Roman"/>
+                <w:b w:val="0"/>
+                <w:i w:val="0"/>
+                <w:sz w:val="22"/>
+              </w:rPr>
+              <w:t>timestamptz</w:t>
+            </w:r>
+          </w:p>
+        </w:tc>
+        <w:tc>
+          <w:tcPr>
+            <w:tcW w:type="dxa" w:w="3024"/>
+          </w:tcPr>
+          <w:p>
+            <w:pPr>
+              <w:spacing w:lineRule="auto" w:line="240" w:before="20" w:after="20"/>
+              <w:jc w:val="left"/>
+            </w:pPr>
+            <w:r/>
+            <w:r>
+              <w:rPr>
+                <w:rFonts w:ascii="Times New Roman" w:hAnsi="Times New Roman" w:cs="Times New Roman" w:eastAsia="Times New Roman"/>
+                <w:b w:val="0"/>
+                <w:i w:val="0"/>
+                <w:sz w:val="22"/>
+              </w:rPr>
+              <w:t>Hạn giữ chỗ</w:t>
+            </w:r>
+          </w:p>
+        </w:tc>
+      </w:tr>
+      <w:tr>
+        <w:tc>
+          <w:tcPr>
+            <w:tcW w:type="dxa" w:w="3024"/>
+          </w:tcPr>
+          <w:p>
+            <w:pPr>
+              <w:spacing w:lineRule="auto" w:line="240" w:before="20" w:after="20"/>
+              <w:jc w:val="left"/>
+            </w:pPr>
+            <w:r/>
+            <w:r>
+              <w:rPr>
+                <w:rFonts w:ascii="Consolas" w:hAnsi="Consolas" w:cs="Consolas" w:eastAsia="Consolas"/>
+                <w:b w:val="0"/>
+                <w:i w:val="0"/>
+                <w:sz w:val="19"/>
+              </w:rPr>
+              <w:t>client_ip</w:t>
+            </w:r>
+          </w:p>
+        </w:tc>
+        <w:tc>
+          <w:tcPr>
+            <w:tcW w:type="dxa" w:w="3024"/>
+          </w:tcPr>
+          <w:p>
+            <w:pPr>
+              <w:spacing w:lineRule="auto" w:line="240" w:before="20" w:after="20"/>
+              <w:jc w:val="left"/>
+            </w:pPr>
+            <w:r/>
+            <w:r>
+              <w:rPr>
+                <w:rFonts w:ascii="Times New Roman" w:hAnsi="Times New Roman" w:cs="Times New Roman" w:eastAsia="Times New Roman"/>
+                <w:b w:val="0"/>
+                <w:i w:val="0"/>
+                <w:sz w:val="22"/>
+              </w:rPr>
+              <w:t>inet</w:t>
+            </w:r>
+          </w:p>
+        </w:tc>
+        <w:tc>
+          <w:tcPr>
+            <w:tcW w:type="dxa" w:w="3024"/>
+          </w:tcPr>
+          <w:p>
+            <w:pPr>
+              <w:spacing w:lineRule="auto" w:line="240" w:before="20" w:after="20"/>
+              <w:jc w:val="left"/>
+            </w:pPr>
+            <w:r/>
+            <w:r>
+              <w:rPr>
+                <w:rFonts w:ascii="Times New Roman" w:hAnsi="Times New Roman" w:cs="Times New Roman" w:eastAsia="Times New Roman"/>
+                <w:b w:val="0"/>
+                <w:i w:val="0"/>
+                <w:sz w:val="22"/>
+              </w:rPr>
+              <w:t>Địa chỉ mạng của người đặt</w:t>
+            </w:r>
+          </w:p>
+        </w:tc>
+      </w:tr>
+      <w:tr>
+        <w:tc>
+          <w:tcPr>
+            <w:tcW w:type="dxa" w:w="3024"/>
+          </w:tcPr>
+          <w:p>
+            <w:pPr>
+              <w:spacing w:lineRule="auto" w:line="240" w:before="20" w:after="20"/>
+              <w:jc w:val="left"/>
+            </w:pPr>
+            <w:r/>
+            <w:r>
+              <w:rPr>
+                <w:rFonts w:ascii="Consolas" w:hAnsi="Consolas" w:cs="Consolas" w:eastAsia="Consolas"/>
+                <w:b w:val="0"/>
+                <w:i w:val="0"/>
+                <w:sz w:val="19"/>
+              </w:rPr>
+              <w:t>user_agent</w:t>
+            </w:r>
+          </w:p>
+        </w:tc>
+        <w:tc>
+          <w:tcPr>
+            <w:tcW w:type="dxa" w:w="3024"/>
+          </w:tcPr>
+          <w:p>
+            <w:pPr>
+              <w:spacing w:lineRule="auto" w:line="240" w:before="20" w:after="20"/>
+              <w:jc w:val="left"/>
+            </w:pPr>
+            <w:r/>
+            <w:r>
+              <w:rPr>
+                <w:rFonts w:ascii="Times New Roman" w:hAnsi="Times New Roman" w:cs="Times New Roman" w:eastAsia="Times New Roman"/>
+                <w:b w:val="0"/>
+                <w:i w:val="0"/>
+                <w:sz w:val="22"/>
+              </w:rPr>
+              <w:t>varchar(255)</w:t>
+            </w:r>
+          </w:p>
+        </w:tc>
+        <w:tc>
+          <w:tcPr>
+            <w:tcW w:type="dxa" w:w="3024"/>
+          </w:tcPr>
+          <w:p>
+            <w:pPr>
+              <w:spacing w:lineRule="auto" w:line="240" w:before="20" w:after="20"/>
+              <w:jc w:val="left"/>
+            </w:pPr>
+            <w:r/>
+            <w:r>
+              <w:rPr>
+                <w:rFonts w:ascii="Times New Roman" w:hAnsi="Times New Roman" w:cs="Times New Roman" w:eastAsia="Times New Roman"/>
+                <w:b w:val="0"/>
+                <w:i w:val="0"/>
+                <w:sz w:val="22"/>
+              </w:rPr>
+              <w:t>Thông tin trình duyệt</w:t>
+            </w:r>
+          </w:p>
+        </w:tc>
+      </w:tr>
+      <w:tr>
+        <w:tc>
+          <w:tcPr>
+            <w:tcW w:type="dxa" w:w="3024"/>
+          </w:tcPr>
+          <w:p>
+            <w:pPr>
+              <w:spacing w:lineRule="auto" w:line="240" w:before="20" w:after="20"/>
+              <w:jc w:val="left"/>
+            </w:pPr>
+            <w:r/>
+            <w:r>
+              <w:rPr>
+                <w:rFonts w:ascii="Consolas" w:hAnsi="Consolas" w:cs="Consolas" w:eastAsia="Consolas"/>
+                <w:b w:val="0"/>
+                <w:i w:val="0"/>
+                <w:sz w:val="19"/>
+              </w:rPr>
+              <w:t>cancelled_at</w:t>
+            </w:r>
+            <w:r>
+              <w:rPr>
+                <w:rFonts w:ascii="Times New Roman" w:hAnsi="Times New Roman" w:cs="Times New Roman" w:eastAsia="Times New Roman"/>
+                <w:b w:val="0"/>
+                <w:i w:val="0"/>
+                <w:sz w:val="22"/>
+              </w:rPr>
+              <w:t xml:space="preserve">, </w:t>
+            </w:r>
+            <w:r>
+              <w:rPr>
+                <w:rFonts w:ascii="Consolas" w:hAnsi="Consolas" w:cs="Consolas" w:eastAsia="Consolas"/>
+                <w:b w:val="0"/>
+                <w:i w:val="0"/>
+                <w:sz w:val="19"/>
+              </w:rPr>
+              <w:t>cancel_reason</w:t>
+            </w:r>
+          </w:p>
+        </w:tc>
+        <w:tc>
+          <w:tcPr>
+            <w:tcW w:type="dxa" w:w="3024"/>
+          </w:tcPr>
+          <w:p>
+            <w:pPr>
+              <w:spacing w:lineRule="auto" w:line="240" w:before="20" w:after="20"/>
+              <w:jc w:val="left"/>
+            </w:pPr>
+            <w:r/>
+            <w:r>
+              <w:rPr>
+                <w:rFonts w:ascii="Times New Roman" w:hAnsi="Times New Roman" w:cs="Times New Roman" w:eastAsia="Times New Roman"/>
+                <w:b w:val="0"/>
+                <w:i w:val="0"/>
+                <w:sz w:val="22"/>
+              </w:rPr>
+              <w:t>timestamptz, text</w:t>
+            </w:r>
+          </w:p>
+        </w:tc>
+        <w:tc>
+          <w:tcPr>
+            <w:tcW w:type="dxa" w:w="3024"/>
+          </w:tcPr>
+          <w:p>
+            <w:pPr>
+              <w:spacing w:lineRule="auto" w:line="240" w:before="20" w:after="20"/>
+              <w:jc w:val="left"/>
+            </w:pPr>
+            <w:r/>
+            <w:r>
+              <w:rPr>
+                <w:rFonts w:ascii="Times New Roman" w:hAnsi="Times New Roman" w:cs="Times New Roman" w:eastAsia="Times New Roman"/>
+                <w:b w:val="0"/>
+                <w:i w:val="0"/>
+                <w:sz w:val="22"/>
+              </w:rPr>
+              <w:t>Thời điểm và lý do huỷ</w:t>
+            </w:r>
+          </w:p>
+        </w:tc>
+      </w:tr>
+      <w:tr>
+        <w:tc>
+          <w:tcPr>
+            <w:tcW w:type="dxa" w:w="3024"/>
+          </w:tcPr>
+          <w:p>
+            <w:pPr>
+              <w:spacing w:lineRule="auto" w:line="240" w:before="20" w:after="20"/>
+              <w:jc w:val="left"/>
+            </w:pPr>
+            <w:r/>
+            <w:r>
+              <w:rPr>
+                <w:rFonts w:ascii="Consolas" w:hAnsi="Consolas" w:cs="Consolas" w:eastAsia="Consolas"/>
+                <w:b w:val="0"/>
+                <w:i w:val="0"/>
+                <w:sz w:val="19"/>
+              </w:rPr>
+              <w:t>created_at</w:t>
+            </w:r>
+            <w:r>
+              <w:rPr>
+                <w:rFonts w:ascii="Times New Roman" w:hAnsi="Times New Roman" w:cs="Times New Roman" w:eastAsia="Times New Roman"/>
+                <w:b w:val="0"/>
+                <w:i w:val="0"/>
+                <w:sz w:val="22"/>
+              </w:rPr>
+              <w:t xml:space="preserve">, </w:t>
+            </w:r>
+            <w:r>
+              <w:rPr>
+                <w:rFonts w:ascii="Consolas" w:hAnsi="Consolas" w:cs="Consolas" w:eastAsia="Consolas"/>
+                <w:b w:val="0"/>
+                <w:i w:val="0"/>
+                <w:sz w:val="19"/>
+              </w:rPr>
+              <w:t>updated_at</w:t>
+            </w:r>
+          </w:p>
+        </w:tc>
+        <w:tc>
+          <w:tcPr>
+            <w:tcW w:type="dxa" w:w="3024"/>
+          </w:tcPr>
+          <w:p>
+            <w:pPr>
+              <w:spacing w:lineRule="auto" w:line="240" w:before="20" w:after="20"/>
+              <w:jc w:val="left"/>
+            </w:pPr>
+            <w:r/>
+            <w:r>
+              <w:rPr>
+                <w:rFonts w:ascii="Times New Roman" w:hAnsi="Times New Roman" w:cs="Times New Roman" w:eastAsia="Times New Roman"/>
+                <w:b w:val="0"/>
+                <w:i w:val="0"/>
+                <w:sz w:val="22"/>
+              </w:rPr>
+              <w:t>timestamptz</w:t>
+            </w:r>
+          </w:p>
+        </w:tc>
+        <w:tc>
+          <w:tcPr>
+            <w:tcW w:type="dxa" w:w="3024"/>
+          </w:tcPr>
+          <w:p>
+            <w:pPr>
+              <w:spacing w:lineRule="auto" w:line="240" w:before="20" w:after="20"/>
+              <w:jc w:val="left"/>
+            </w:pPr>
+            <w:r/>
+            <w:r>
+              <w:rPr>
+                <w:rFonts w:ascii="Times New Roman" w:hAnsi="Times New Roman" w:cs="Times New Roman" w:eastAsia="Times New Roman"/>
+                <w:b w:val="0"/>
+                <w:i w:val="0"/>
+                <w:sz w:val="22"/>
+              </w:rPr>
+              <w:t>Thời điểm tạo và cập nhật</w:t>
+            </w:r>
+          </w:p>
+        </w:tc>
+      </w:tr>
+    </w:tbl>
+    <w:p>
+      <w:pPr>
+        <w:spacing w:lineRule="auto" w:line="360" w:before="120" w:after="120"/>
+        <w:jc w:val="both"/>
+      </w:pPr>
+      <w:r>
+        <w:rPr>
+          <w:rFonts w:ascii="Times New Roman" w:hAnsi="Times New Roman" w:cs="Times New Roman" w:eastAsia="Times New Roman"/>
+          <w:b/>
+          <w:i w:val="0"/>
+          <w:sz w:val="26"/>
+        </w:rPr>
+        <w:t>Bảng `booking_rooms` — gán phòng vật lý cho đơn</w:t>
+      </w:r>
+    </w:p>
+    <w:tbl>
+      <w:tblPr>
+        <w:tblStyle w:val="TableGrid"/>
+        <w:tblW w:type="auto" w:w="0"/>
+        <w:jc w:val="center"/>
+        <w:tblLayout w:type="autofit"/>
+        <w:tblLook w:firstColumn="1" w:firstRow="1" w:lastColumn="0" w:lastRow="0" w:noHBand="0" w:noVBand="1" w:val="04A0"/>
+      </w:tblPr>
+      <w:tblGrid>
+        <w:gridCol w:w="3024"/>
+        <w:gridCol w:w="3024"/>
+        <w:gridCol w:w="3024"/>
+      </w:tblGrid>
+      <w:tr>
+        <w:tc>
+          <w:tcPr>
+            <w:tcW w:type="dxa" w:w="3024"/>
+            <w:shd w:val="clear" w:fill="EFEDE7"/>
+          </w:tcPr>
+          <w:p>
+            <w:pPr>
+              <w:spacing w:lineRule="auto" w:line="240" w:before="20" w:after="20"/>
+              <w:jc w:val="left"/>
+            </w:pPr>
+            <w:r/>
+            <w:r>
+              <w:rPr>
+                <w:rFonts w:ascii="Times New Roman" w:hAnsi="Times New Roman" w:cs="Times New Roman" w:eastAsia="Times New Roman"/>
+                <w:b/>
+                <w:i w:val="0"/>
+                <w:sz w:val="22"/>
+              </w:rPr>
+              <w:t>Tên cột</w:t>
+            </w:r>
+          </w:p>
+        </w:tc>
+        <w:tc>
+          <w:tcPr>
+            <w:tcW w:type="dxa" w:w="3024"/>
+            <w:shd w:val="clear" w:fill="EFEDE7"/>
+          </w:tcPr>
+          <w:p>
+            <w:pPr>
+              <w:spacing w:lineRule="auto" w:line="240" w:before="20" w:after="20"/>
+              <w:jc w:val="left"/>
+            </w:pPr>
+            <w:r/>
+            <w:r>
+              <w:rPr>
+                <w:rFonts w:ascii="Times New Roman" w:hAnsi="Times New Roman" w:cs="Times New Roman" w:eastAsia="Times New Roman"/>
+                <w:b/>
+                <w:i w:val="0"/>
+                <w:sz w:val="22"/>
+              </w:rPr>
+              <w:t>Kiểu</w:t>
+            </w:r>
+          </w:p>
+        </w:tc>
+        <w:tc>
+          <w:tcPr>
+            <w:tcW w:type="dxa" w:w="3024"/>
+            <w:shd w:val="clear" w:fill="EFEDE7"/>
+          </w:tcPr>
+          <w:p>
+            <w:pPr>
+              <w:spacing w:lineRule="auto" w:line="240" w:before="20" w:after="20"/>
+              <w:jc w:val="left"/>
+            </w:pPr>
+            <w:r/>
+            <w:r>
+              <w:rPr>
+                <w:rFonts w:ascii="Times New Roman" w:hAnsi="Times New Roman" w:cs="Times New Roman" w:eastAsia="Times New Roman"/>
+                <w:b/>
+                <w:i w:val="0"/>
+                <w:sz w:val="22"/>
+              </w:rPr>
+              <w:t>Mô tả và ràng buộc</w:t>
+            </w:r>
+          </w:p>
+        </w:tc>
+      </w:tr>
+      <w:tr>
+        <w:tc>
+          <w:tcPr>
+            <w:tcW w:type="dxa" w:w="3024"/>
+          </w:tcPr>
+          <w:p>
+            <w:pPr>
+              <w:spacing w:lineRule="auto" w:line="240" w:before="20" w:after="20"/>
+              <w:jc w:val="left"/>
+            </w:pPr>
+            <w:r/>
+            <w:r>
+              <w:rPr>
+                <w:rFonts w:ascii="Consolas" w:hAnsi="Consolas" w:cs="Consolas" w:eastAsia="Consolas"/>
+                <w:b w:val="0"/>
+                <w:i w:val="0"/>
+                <w:sz w:val="19"/>
+              </w:rPr>
+              <w:t>id</w:t>
+            </w:r>
+          </w:p>
+        </w:tc>
+        <w:tc>
+          <w:tcPr>
+            <w:tcW w:type="dxa" w:w="3024"/>
+          </w:tcPr>
+          <w:p>
+            <w:pPr>
+              <w:spacing w:lineRule="auto" w:line="240" w:before="20" w:after="20"/>
+              <w:jc w:val="left"/>
+            </w:pPr>
+            <w:r/>
+            <w:r>
+              <w:rPr>
+                <w:rFonts w:ascii="Times New Roman" w:hAnsi="Times New Roman" w:cs="Times New Roman" w:eastAsia="Times New Roman"/>
+                <w:b w:val="0"/>
+                <w:i w:val="0"/>
+                <w:sz w:val="22"/>
+              </w:rPr>
+              <w:t>bigserial</w:t>
+            </w:r>
+          </w:p>
+        </w:tc>
+        <w:tc>
+          <w:tcPr>
+            <w:tcW w:type="dxa" w:w="3024"/>
+          </w:tcPr>
+          <w:p>
+            <w:pPr>
+              <w:spacing w:lineRule="auto" w:line="240" w:before="20" w:after="20"/>
+              <w:jc w:val="left"/>
+            </w:pPr>
+            <w:r/>
+            <w:r>
+              <w:rPr>
+                <w:rFonts w:ascii="Times New Roman" w:hAnsi="Times New Roman" w:cs="Times New Roman" w:eastAsia="Times New Roman"/>
+                <w:b w:val="0"/>
+                <w:i w:val="0"/>
+                <w:sz w:val="22"/>
+              </w:rPr>
+              <w:t>Khoá chính</w:t>
+            </w:r>
+          </w:p>
+        </w:tc>
+      </w:tr>
+      <w:tr>
+        <w:tc>
+          <w:tcPr>
+            <w:tcW w:type="dxa" w:w="3024"/>
+          </w:tcPr>
+          <w:p>
+            <w:pPr>
+              <w:spacing w:lineRule="auto" w:line="240" w:before="20" w:after="20"/>
+              <w:jc w:val="left"/>
+            </w:pPr>
+            <w:r/>
+            <w:r>
+              <w:rPr>
+                <w:rFonts w:ascii="Consolas" w:hAnsi="Consolas" w:cs="Consolas" w:eastAsia="Consolas"/>
+                <w:b w:val="0"/>
+                <w:i w:val="0"/>
+                <w:sz w:val="19"/>
+              </w:rPr>
+              <w:t>booking_id</w:t>
+            </w:r>
+          </w:p>
+        </w:tc>
+        <w:tc>
+          <w:tcPr>
+            <w:tcW w:type="dxa" w:w="3024"/>
+          </w:tcPr>
+          <w:p>
+            <w:pPr>
+              <w:spacing w:lineRule="auto" w:line="240" w:before="20" w:after="20"/>
+              <w:jc w:val="left"/>
+            </w:pPr>
+            <w:r/>
+            <w:r>
+              <w:rPr>
+                <w:rFonts w:ascii="Times New Roman" w:hAnsi="Times New Roman" w:cs="Times New Roman" w:eastAsia="Times New Roman"/>
+                <w:b w:val="0"/>
+                <w:i w:val="0"/>
+                <w:sz w:val="22"/>
+              </w:rPr>
+              <w:t>bigint</w:t>
+            </w:r>
+          </w:p>
+        </w:tc>
+        <w:tc>
+          <w:tcPr>
+            <w:tcW w:type="dxa" w:w="3024"/>
+          </w:tcPr>
+          <w:p>
+            <w:pPr>
+              <w:spacing w:lineRule="auto" w:line="240" w:before="20" w:after="20"/>
+              <w:jc w:val="left"/>
+            </w:pPr>
+            <w:r/>
+            <w:r>
+              <w:rPr>
+                <w:rFonts w:ascii="Times New Roman" w:hAnsi="Times New Roman" w:cs="Times New Roman" w:eastAsia="Times New Roman"/>
+                <w:b w:val="0"/>
+                <w:i w:val="0"/>
+                <w:sz w:val="22"/>
+              </w:rPr>
+              <w:t xml:space="preserve">Khoá ngoại tới </w:t>
+            </w:r>
+            <w:r>
+              <w:rPr>
+                <w:rFonts w:ascii="Consolas" w:hAnsi="Consolas" w:cs="Consolas" w:eastAsia="Consolas"/>
+                <w:b w:val="0"/>
+                <w:i w:val="0"/>
+                <w:sz w:val="19"/>
+              </w:rPr>
+              <w:t>bookings</w:t>
+            </w:r>
+            <w:r>
+              <w:rPr>
+                <w:rFonts w:ascii="Times New Roman" w:hAnsi="Times New Roman" w:cs="Times New Roman" w:eastAsia="Times New Roman"/>
+                <w:b w:val="0"/>
+                <w:i w:val="0"/>
+                <w:sz w:val="22"/>
+              </w:rPr>
+              <w:t>, xoá theo tầng</w:t>
+            </w:r>
+          </w:p>
+        </w:tc>
+      </w:tr>
+      <w:tr>
+        <w:tc>
+          <w:tcPr>
+            <w:tcW w:type="dxa" w:w="3024"/>
+          </w:tcPr>
+          <w:p>
+            <w:pPr>
+              <w:spacing w:lineRule="auto" w:line="240" w:before="20" w:after="20"/>
+              <w:jc w:val="left"/>
+            </w:pPr>
+            <w:r/>
+            <w:r>
+              <w:rPr>
+                <w:rFonts w:ascii="Consolas" w:hAnsi="Consolas" w:cs="Consolas" w:eastAsia="Consolas"/>
+                <w:b w:val="0"/>
+                <w:i w:val="0"/>
+                <w:sz w:val="19"/>
+              </w:rPr>
+              <w:t>room_id</w:t>
+            </w:r>
+          </w:p>
+        </w:tc>
+        <w:tc>
+          <w:tcPr>
+            <w:tcW w:type="dxa" w:w="3024"/>
+          </w:tcPr>
+          <w:p>
+            <w:pPr>
+              <w:spacing w:lineRule="auto" w:line="240" w:before="20" w:after="20"/>
+              <w:jc w:val="left"/>
+            </w:pPr>
+            <w:r/>
+            <w:r>
+              <w:rPr>
+                <w:rFonts w:ascii="Times New Roman" w:hAnsi="Times New Roman" w:cs="Times New Roman" w:eastAsia="Times New Roman"/>
+                <w:b w:val="0"/>
+                <w:i w:val="0"/>
+                <w:sz w:val="22"/>
+              </w:rPr>
+              <w:t>bigint</w:t>
+            </w:r>
+          </w:p>
+        </w:tc>
+        <w:tc>
+          <w:tcPr>
+            <w:tcW w:type="dxa" w:w="3024"/>
+          </w:tcPr>
+          <w:p>
+            <w:pPr>
+              <w:spacing w:lineRule="auto" w:line="240" w:before="20" w:after="20"/>
+              <w:jc w:val="left"/>
+            </w:pPr>
+            <w:r/>
+            <w:r>
+              <w:rPr>
+                <w:rFonts w:ascii="Times New Roman" w:hAnsi="Times New Roman" w:cs="Times New Roman" w:eastAsia="Times New Roman"/>
+                <w:b w:val="0"/>
+                <w:i w:val="0"/>
+                <w:sz w:val="22"/>
+              </w:rPr>
+              <w:t xml:space="preserve">Khoá ngoại tới </w:t>
+            </w:r>
+            <w:r>
+              <w:rPr>
+                <w:rFonts w:ascii="Consolas" w:hAnsi="Consolas" w:cs="Consolas" w:eastAsia="Consolas"/>
+                <w:b w:val="0"/>
+                <w:i w:val="0"/>
+                <w:sz w:val="19"/>
+              </w:rPr>
+              <w:t>rooms</w:t>
+            </w:r>
+          </w:p>
+        </w:tc>
+      </w:tr>
+      <w:tr>
+        <w:tc>
+          <w:tcPr>
+            <w:tcW w:type="dxa" w:w="3024"/>
+          </w:tcPr>
+          <w:p>
+            <w:pPr>
+              <w:spacing w:lineRule="auto" w:line="240" w:before="20" w:after="20"/>
+              <w:jc w:val="left"/>
+            </w:pPr>
+            <w:r/>
+            <w:r>
+              <w:rPr>
+                <w:rFonts w:ascii="Consolas" w:hAnsi="Consolas" w:cs="Consolas" w:eastAsia="Consolas"/>
+                <w:b w:val="0"/>
+                <w:i w:val="0"/>
+                <w:sz w:val="19"/>
+              </w:rPr>
+              <w:t>check_in</w:t>
+            </w:r>
+            <w:r>
+              <w:rPr>
+                <w:rFonts w:ascii="Times New Roman" w:hAnsi="Times New Roman" w:cs="Times New Roman" w:eastAsia="Times New Roman"/>
+                <w:b w:val="0"/>
+                <w:i w:val="0"/>
+                <w:sz w:val="22"/>
+              </w:rPr>
+              <w:t xml:space="preserve">, </w:t>
+            </w:r>
+            <w:r>
+              <w:rPr>
+                <w:rFonts w:ascii="Consolas" w:hAnsi="Consolas" w:cs="Consolas" w:eastAsia="Consolas"/>
+                <w:b w:val="0"/>
+                <w:i w:val="0"/>
+                <w:sz w:val="19"/>
+              </w:rPr>
+              <w:t>check_out</w:t>
+            </w:r>
+          </w:p>
+        </w:tc>
+        <w:tc>
+          <w:tcPr>
+            <w:tcW w:type="dxa" w:w="3024"/>
+          </w:tcPr>
+          <w:p>
+            <w:pPr>
+              <w:spacing w:lineRule="auto" w:line="240" w:before="20" w:after="20"/>
+              <w:jc w:val="left"/>
+            </w:pPr>
+            <w:r/>
+            <w:r>
+              <w:rPr>
+                <w:rFonts w:ascii="Times New Roman" w:hAnsi="Times New Roman" w:cs="Times New Roman" w:eastAsia="Times New Roman"/>
+                <w:b w:val="0"/>
+                <w:i w:val="0"/>
+                <w:sz w:val="22"/>
+              </w:rPr>
+              <w:t>date</w:t>
+            </w:r>
+          </w:p>
+        </w:tc>
+        <w:tc>
+          <w:tcPr>
+            <w:tcW w:type="dxa" w:w="3024"/>
+          </w:tcPr>
+          <w:p>
+            <w:pPr>
+              <w:spacing w:lineRule="auto" w:line="240" w:before="20" w:after="20"/>
+              <w:jc w:val="left"/>
+            </w:pPr>
+            <w:r/>
+            <w:r>
+              <w:rPr>
+                <w:rFonts w:ascii="Consolas" w:hAnsi="Consolas" w:cs="Consolas" w:eastAsia="Consolas"/>
+                <w:b w:val="0"/>
+                <w:i w:val="0"/>
+                <w:sz w:val="19"/>
+              </w:rPr>
+              <w:t>ck_booking_rooms_dates</w:t>
+            </w:r>
+            <w:r>
+              <w:rPr>
+                <w:rFonts w:ascii="Times New Roman" w:hAnsi="Times New Roman" w:cs="Times New Roman" w:eastAsia="Times New Roman"/>
+                <w:b w:val="0"/>
+                <w:i w:val="0"/>
+                <w:sz w:val="22"/>
+              </w:rPr>
+              <w:t xml:space="preserve"> buộc ngày trả sau ngày nhận</w:t>
+            </w:r>
+          </w:p>
+        </w:tc>
+      </w:tr>
+      <w:tr>
+        <w:tc>
+          <w:tcPr>
+            <w:tcW w:type="dxa" w:w="3024"/>
+          </w:tcPr>
+          <w:p>
+            <w:pPr>
+              <w:spacing w:lineRule="auto" w:line="240" w:before="20" w:after="20"/>
+              <w:jc w:val="left"/>
+            </w:pPr>
+            <w:r/>
+            <w:r>
+              <w:rPr>
+                <w:rFonts w:ascii="Consolas" w:hAnsi="Consolas" w:cs="Consolas" w:eastAsia="Consolas"/>
+                <w:b w:val="0"/>
+                <w:i w:val="0"/>
+                <w:sz w:val="19"/>
+              </w:rPr>
+              <w:t>stay</w:t>
+            </w:r>
+          </w:p>
+        </w:tc>
+        <w:tc>
+          <w:tcPr>
+            <w:tcW w:type="dxa" w:w="3024"/>
+          </w:tcPr>
+          <w:p>
+            <w:pPr>
+              <w:spacing w:lineRule="auto" w:line="240" w:before="20" w:after="20"/>
+              <w:jc w:val="left"/>
+            </w:pPr>
+            <w:r/>
+            <w:r>
+              <w:rPr>
+                <w:rFonts w:ascii="Times New Roman" w:hAnsi="Times New Roman" w:cs="Times New Roman" w:eastAsia="Times New Roman"/>
+                <w:b w:val="0"/>
+                <w:i w:val="0"/>
+                <w:sz w:val="22"/>
+              </w:rPr>
+              <w:t>daterange</w:t>
+            </w:r>
+          </w:p>
+        </w:tc>
+        <w:tc>
+          <w:tcPr>
+            <w:tcW w:type="dxa" w:w="3024"/>
+          </w:tcPr>
+          <w:p>
+            <w:pPr>
+              <w:spacing w:lineRule="auto" w:line="240" w:before="20" w:after="20"/>
+              <w:jc w:val="left"/>
+            </w:pPr>
+            <w:r/>
+            <w:r>
+              <w:rPr>
+                <w:rFonts w:ascii="Times New Roman" w:hAnsi="Times New Roman" w:cs="Times New Roman" w:eastAsia="Times New Roman"/>
+                <w:b/>
+                <w:i w:val="0"/>
+                <w:sz w:val="22"/>
+              </w:rPr>
+              <w:t>Cột sinh tự động</w:t>
+            </w:r>
+            <w:r>
+              <w:rPr>
+                <w:rFonts w:ascii="Times New Roman" w:hAnsi="Times New Roman" w:cs="Times New Roman" w:eastAsia="Times New Roman"/>
+                <w:b w:val="0"/>
+                <w:i w:val="0"/>
+                <w:sz w:val="22"/>
+              </w:rPr>
+              <w:t xml:space="preserve"> </w:t>
+            </w:r>
+            <w:r>
+              <w:rPr>
+                <w:rFonts w:ascii="Consolas" w:hAnsi="Consolas" w:cs="Consolas" w:eastAsia="Consolas"/>
+                <w:b w:val="0"/>
+                <w:i w:val="0"/>
+                <w:sz w:val="19"/>
+              </w:rPr>
+              <w:t>GENERATED ALWAYS AS (daterange(check_in, check_out, '[)')) STORED</w:t>
+            </w:r>
+          </w:p>
+        </w:tc>
+      </w:tr>
+      <w:tr>
+        <w:tc>
+          <w:tcPr>
+            <w:tcW w:type="dxa" w:w="3024"/>
+          </w:tcPr>
+          <w:p>
+            <w:pPr>
+              <w:spacing w:lineRule="auto" w:line="240" w:before="20" w:after="20"/>
+              <w:jc w:val="left"/>
+            </w:pPr>
+            <w:r/>
+            <w:r>
+              <w:rPr>
+                <w:rFonts w:ascii="Consolas" w:hAnsi="Consolas" w:cs="Consolas" w:eastAsia="Consolas"/>
+                <w:b w:val="0"/>
+                <w:i w:val="0"/>
+                <w:sz w:val="19"/>
+              </w:rPr>
+              <w:t>status</w:t>
+            </w:r>
+          </w:p>
+        </w:tc>
+        <w:tc>
+          <w:tcPr>
+            <w:tcW w:type="dxa" w:w="3024"/>
+          </w:tcPr>
+          <w:p>
+            <w:pPr>
+              <w:spacing w:lineRule="auto" w:line="240" w:before="20" w:after="20"/>
+              <w:jc w:val="left"/>
+            </w:pPr>
+            <w:r/>
+            <w:r>
+              <w:rPr>
+                <w:rFonts w:ascii="Times New Roman" w:hAnsi="Times New Roman" w:cs="Times New Roman" w:eastAsia="Times New Roman"/>
+                <w:b w:val="0"/>
+                <w:i w:val="0"/>
+                <w:sz w:val="22"/>
+              </w:rPr>
+              <w:t>varchar(20)</w:t>
+            </w:r>
+          </w:p>
+        </w:tc>
+        <w:tc>
+          <w:tcPr>
+            <w:tcW w:type="dxa" w:w="3024"/>
+          </w:tcPr>
+          <w:p>
+            <w:pPr>
+              <w:spacing w:lineRule="auto" w:line="240" w:before="20" w:after="20"/>
+              <w:jc w:val="left"/>
+            </w:pPr>
+            <w:r/>
+            <w:r>
+              <w:rPr>
+                <w:rFonts w:ascii="Consolas" w:hAnsi="Consolas" w:cs="Consolas" w:eastAsia="Consolas"/>
+                <w:b w:val="0"/>
+                <w:i w:val="0"/>
+                <w:sz w:val="19"/>
+              </w:rPr>
+              <w:t>ck_booking_rooms_status</w:t>
+            </w:r>
+            <w:r>
+              <w:rPr>
+                <w:rFonts w:ascii="Times New Roman" w:hAnsi="Times New Roman" w:cs="Times New Roman" w:eastAsia="Times New Roman"/>
+                <w:b w:val="0"/>
+                <w:i w:val="0"/>
+                <w:sz w:val="22"/>
+              </w:rPr>
+              <w:t xml:space="preserve"> giới hạn </w:t>
+            </w:r>
+            <w:r>
+              <w:rPr>
+                <w:rFonts w:ascii="Consolas" w:hAnsi="Consolas" w:cs="Consolas" w:eastAsia="Consolas"/>
+                <w:b w:val="0"/>
+                <w:i w:val="0"/>
+                <w:sz w:val="19"/>
+              </w:rPr>
+              <w:t>ACTIVE</w:t>
+            </w:r>
+            <w:r>
+              <w:rPr>
+                <w:rFonts w:ascii="Times New Roman" w:hAnsi="Times New Roman" w:cs="Times New Roman" w:eastAsia="Times New Roman"/>
+                <w:b w:val="0"/>
+                <w:i w:val="0"/>
+                <w:sz w:val="22"/>
+              </w:rPr>
+              <w:t xml:space="preserve"> và </w:t>
+            </w:r>
+            <w:r>
+              <w:rPr>
+                <w:rFonts w:ascii="Consolas" w:hAnsi="Consolas" w:cs="Consolas" w:eastAsia="Consolas"/>
+                <w:b w:val="0"/>
+                <w:i w:val="0"/>
+                <w:sz w:val="19"/>
+              </w:rPr>
+              <w:t>RELEASED</w:t>
+            </w:r>
+          </w:p>
+        </w:tc>
+      </w:tr>
+    </w:tbl>
+    <w:p>
+      <w:pPr>
+        <w:spacing w:lineRule="auto" w:line="360" w:before="120" w:after="120"/>
+        <w:jc w:val="both"/>
+      </w:pPr>
+      <w:r>
+        <w:rPr>
+          <w:rFonts w:ascii="Times New Roman" w:hAnsi="Times New Roman" w:cs="Times New Roman" w:eastAsia="Times New Roman"/>
+          <w:b/>
+          <w:i w:val="0"/>
+          <w:sz w:val="26"/>
+        </w:rPr>
+        <w:t>Bảng `room_closures` — khoảng ngày phòng không nhận khách</w:t>
+      </w:r>
+    </w:p>
+    <w:tbl>
+      <w:tblPr>
+        <w:tblStyle w:val="TableGrid"/>
+        <w:tblW w:type="auto" w:w="0"/>
+        <w:jc w:val="center"/>
+        <w:tblLayout w:type="autofit"/>
+        <w:tblLook w:firstColumn="1" w:firstRow="1" w:lastColumn="0" w:lastRow="0" w:noHBand="0" w:noVBand="1" w:val="04A0"/>
+      </w:tblPr>
+      <w:tblGrid>
+        <w:gridCol w:w="3024"/>
+        <w:gridCol w:w="3024"/>
+        <w:gridCol w:w="3024"/>
+      </w:tblGrid>
+      <w:tr>
+        <w:tc>
+          <w:tcPr>
+            <w:tcW w:type="dxa" w:w="3024"/>
+            <w:shd w:val="clear" w:fill="EFEDE7"/>
+          </w:tcPr>
+          <w:p>
+            <w:pPr>
+              <w:spacing w:lineRule="auto" w:line="240" w:before="20" w:after="20"/>
+              <w:jc w:val="left"/>
+            </w:pPr>
+            <w:r/>
+            <w:r>
+              <w:rPr>
+                <w:rFonts w:ascii="Times New Roman" w:hAnsi="Times New Roman" w:cs="Times New Roman" w:eastAsia="Times New Roman"/>
+                <w:b/>
+                <w:i w:val="0"/>
+                <w:sz w:val="22"/>
+              </w:rPr>
+              <w:t>Tên cột</w:t>
+            </w:r>
+          </w:p>
+        </w:tc>
+        <w:tc>
+          <w:tcPr>
+            <w:tcW w:type="dxa" w:w="3024"/>
+            <w:shd w:val="clear" w:fill="EFEDE7"/>
+          </w:tcPr>
+          <w:p>
+            <w:pPr>
+              <w:spacing w:lineRule="auto" w:line="240" w:before="20" w:after="20"/>
+              <w:jc w:val="left"/>
+            </w:pPr>
+            <w:r/>
+            <w:r>
+              <w:rPr>
+                <w:rFonts w:ascii="Times New Roman" w:hAnsi="Times New Roman" w:cs="Times New Roman" w:eastAsia="Times New Roman"/>
+                <w:b/>
+                <w:i w:val="0"/>
+                <w:sz w:val="22"/>
+              </w:rPr>
+              <w:t>Kiểu</w:t>
+            </w:r>
+          </w:p>
+        </w:tc>
+        <w:tc>
+          <w:tcPr>
+            <w:tcW w:type="dxa" w:w="3024"/>
+            <w:shd w:val="clear" w:fill="EFEDE7"/>
+          </w:tcPr>
+          <w:p>
+            <w:pPr>
+              <w:spacing w:lineRule="auto" w:line="240" w:before="20" w:after="20"/>
+              <w:jc w:val="left"/>
+            </w:pPr>
+            <w:r/>
+            <w:r>
+              <w:rPr>
+                <w:rFonts w:ascii="Times New Roman" w:hAnsi="Times New Roman" w:cs="Times New Roman" w:eastAsia="Times New Roman"/>
+                <w:b/>
+                <w:i w:val="0"/>
+                <w:sz w:val="22"/>
+              </w:rPr>
+              <w:t>Mô tả và ràng buộc</w:t>
+            </w:r>
+          </w:p>
+        </w:tc>
+      </w:tr>
+      <w:tr>
+        <w:tc>
+          <w:tcPr>
+            <w:tcW w:type="dxa" w:w="3024"/>
+          </w:tcPr>
+          <w:p>
+            <w:pPr>
+              <w:spacing w:lineRule="auto" w:line="240" w:before="20" w:after="20"/>
+              <w:jc w:val="left"/>
+            </w:pPr>
+            <w:r/>
+            <w:r>
+              <w:rPr>
+                <w:rFonts w:ascii="Consolas" w:hAnsi="Consolas" w:cs="Consolas" w:eastAsia="Consolas"/>
+                <w:b w:val="0"/>
+                <w:i w:val="0"/>
+                <w:sz w:val="19"/>
+              </w:rPr>
+              <w:t>id</w:t>
+            </w:r>
+          </w:p>
+        </w:tc>
+        <w:tc>
+          <w:tcPr>
+            <w:tcW w:type="dxa" w:w="3024"/>
+          </w:tcPr>
+          <w:p>
+            <w:pPr>
+              <w:spacing w:lineRule="auto" w:line="240" w:before="20" w:after="20"/>
+              <w:jc w:val="left"/>
+            </w:pPr>
+            <w:r/>
+            <w:r>
+              <w:rPr>
+                <w:rFonts w:ascii="Times New Roman" w:hAnsi="Times New Roman" w:cs="Times New Roman" w:eastAsia="Times New Roman"/>
+                <w:b w:val="0"/>
+                <w:i w:val="0"/>
+                <w:sz w:val="22"/>
+              </w:rPr>
+              <w:t>bigserial</w:t>
+            </w:r>
+          </w:p>
+        </w:tc>
+        <w:tc>
+          <w:tcPr>
+            <w:tcW w:type="dxa" w:w="3024"/>
+          </w:tcPr>
+          <w:p>
+            <w:pPr>
+              <w:spacing w:lineRule="auto" w:line="240" w:before="20" w:after="20"/>
+              <w:jc w:val="left"/>
+            </w:pPr>
+            <w:r/>
+            <w:r>
+              <w:rPr>
+                <w:rFonts w:ascii="Times New Roman" w:hAnsi="Times New Roman" w:cs="Times New Roman" w:eastAsia="Times New Roman"/>
+                <w:b w:val="0"/>
+                <w:i w:val="0"/>
+                <w:sz w:val="22"/>
+              </w:rPr>
+              <w:t>Khoá chính</w:t>
+            </w:r>
+          </w:p>
+        </w:tc>
+      </w:tr>
+      <w:tr>
+        <w:tc>
+          <w:tcPr>
+            <w:tcW w:type="dxa" w:w="3024"/>
+          </w:tcPr>
+          <w:p>
+            <w:pPr>
+              <w:spacing w:lineRule="auto" w:line="240" w:before="20" w:after="20"/>
+              <w:jc w:val="left"/>
+            </w:pPr>
+            <w:r/>
+            <w:r>
+              <w:rPr>
+                <w:rFonts w:ascii="Consolas" w:hAnsi="Consolas" w:cs="Consolas" w:eastAsia="Consolas"/>
+                <w:b w:val="0"/>
+                <w:i w:val="0"/>
+                <w:sz w:val="19"/>
+              </w:rPr>
+              <w:t>room_id</w:t>
+            </w:r>
+          </w:p>
+        </w:tc>
+        <w:tc>
+          <w:tcPr>
+            <w:tcW w:type="dxa" w:w="3024"/>
+          </w:tcPr>
+          <w:p>
+            <w:pPr>
+              <w:spacing w:lineRule="auto" w:line="240" w:before="20" w:after="20"/>
+              <w:jc w:val="left"/>
+            </w:pPr>
+            <w:r/>
+            <w:r>
+              <w:rPr>
+                <w:rFonts w:ascii="Times New Roman" w:hAnsi="Times New Roman" w:cs="Times New Roman" w:eastAsia="Times New Roman"/>
+                <w:b w:val="0"/>
+                <w:i w:val="0"/>
+                <w:sz w:val="22"/>
+              </w:rPr>
+              <w:t>bigint</w:t>
+            </w:r>
+          </w:p>
+        </w:tc>
+        <w:tc>
+          <w:tcPr>
+            <w:tcW w:type="dxa" w:w="3024"/>
+          </w:tcPr>
+          <w:p>
+            <w:pPr>
+              <w:spacing w:lineRule="auto" w:line="240" w:before="20" w:after="20"/>
+              <w:jc w:val="left"/>
+            </w:pPr>
+            <w:r/>
+            <w:r>
+              <w:rPr>
+                <w:rFonts w:ascii="Times New Roman" w:hAnsi="Times New Roman" w:cs="Times New Roman" w:eastAsia="Times New Roman"/>
+                <w:b w:val="0"/>
+                <w:i w:val="0"/>
+                <w:sz w:val="22"/>
+              </w:rPr>
+              <w:t xml:space="preserve">Khoá ngoại tới </w:t>
+            </w:r>
+            <w:r>
+              <w:rPr>
+                <w:rFonts w:ascii="Consolas" w:hAnsi="Consolas" w:cs="Consolas" w:eastAsia="Consolas"/>
+                <w:b w:val="0"/>
+                <w:i w:val="0"/>
+                <w:sz w:val="19"/>
+              </w:rPr>
+              <w:t>rooms</w:t>
+            </w:r>
+            <w:r>
+              <w:rPr>
+                <w:rFonts w:ascii="Times New Roman" w:hAnsi="Times New Roman" w:cs="Times New Roman" w:eastAsia="Times New Roman"/>
+                <w:b w:val="0"/>
+                <w:i w:val="0"/>
+                <w:sz w:val="22"/>
+              </w:rPr>
+              <w:t>, xoá theo tầng</w:t>
+            </w:r>
+          </w:p>
+        </w:tc>
+      </w:tr>
+      <w:tr>
+        <w:tc>
+          <w:tcPr>
+            <w:tcW w:type="dxa" w:w="3024"/>
+          </w:tcPr>
+          <w:p>
+            <w:pPr>
+              <w:spacing w:lineRule="auto" w:line="240" w:before="20" w:after="20"/>
+              <w:jc w:val="left"/>
+            </w:pPr>
+            <w:r/>
+            <w:r>
+              <w:rPr>
+                <w:rFonts w:ascii="Consolas" w:hAnsi="Consolas" w:cs="Consolas" w:eastAsia="Consolas"/>
+                <w:b w:val="0"/>
+                <w:i w:val="0"/>
+                <w:sz w:val="19"/>
+              </w:rPr>
+              <w:t>from_date</w:t>
+            </w:r>
+          </w:p>
+        </w:tc>
+        <w:tc>
+          <w:tcPr>
+            <w:tcW w:type="dxa" w:w="3024"/>
+          </w:tcPr>
+          <w:p>
+            <w:pPr>
+              <w:spacing w:lineRule="auto" w:line="240" w:before="20" w:after="20"/>
+              <w:jc w:val="left"/>
+            </w:pPr>
+            <w:r/>
+            <w:r>
+              <w:rPr>
+                <w:rFonts w:ascii="Times New Roman" w:hAnsi="Times New Roman" w:cs="Times New Roman" w:eastAsia="Times New Roman"/>
+                <w:b w:val="0"/>
+                <w:i w:val="0"/>
+                <w:sz w:val="22"/>
+              </w:rPr>
+              <w:t>date</w:t>
+            </w:r>
+          </w:p>
+        </w:tc>
+        <w:tc>
+          <w:tcPr>
+            <w:tcW w:type="dxa" w:w="3024"/>
+          </w:tcPr>
+          <w:p>
+            <w:pPr>
+              <w:spacing w:lineRule="auto" w:line="240" w:before="20" w:after="20"/>
+              <w:jc w:val="left"/>
+            </w:pPr>
+            <w:r/>
+            <w:r>
+              <w:rPr>
+                <w:rFonts w:ascii="Times New Roman" w:hAnsi="Times New Roman" w:cs="Times New Roman" w:eastAsia="Times New Roman"/>
+                <w:b w:val="0"/>
+                <w:i w:val="0"/>
+                <w:sz w:val="22"/>
+              </w:rPr>
+              <w:t>Đêm đầu tiên bị chặn</w:t>
+            </w:r>
+          </w:p>
+        </w:tc>
+      </w:tr>
+      <w:tr>
+        <w:tc>
+          <w:tcPr>
+            <w:tcW w:type="dxa" w:w="3024"/>
+          </w:tcPr>
+          <w:p>
+            <w:pPr>
+              <w:spacing w:lineRule="auto" w:line="240" w:before="20" w:after="20"/>
+              <w:jc w:val="left"/>
+            </w:pPr>
+            <w:r/>
+            <w:r>
+              <w:rPr>
+                <w:rFonts w:ascii="Consolas" w:hAnsi="Consolas" w:cs="Consolas" w:eastAsia="Consolas"/>
+                <w:b w:val="0"/>
+                <w:i w:val="0"/>
+                <w:sz w:val="19"/>
+              </w:rPr>
+              <w:t>to_date</w:t>
+            </w:r>
+          </w:p>
+        </w:tc>
+        <w:tc>
+          <w:tcPr>
+            <w:tcW w:type="dxa" w:w="3024"/>
+          </w:tcPr>
+          <w:p>
+            <w:pPr>
+              <w:spacing w:lineRule="auto" w:line="240" w:before="20" w:after="20"/>
+              <w:jc w:val="left"/>
+            </w:pPr>
+            <w:r/>
+            <w:r>
+              <w:rPr>
+                <w:rFonts w:ascii="Times New Roman" w:hAnsi="Times New Roman" w:cs="Times New Roman" w:eastAsia="Times New Roman"/>
+                <w:b w:val="0"/>
+                <w:i w:val="0"/>
+                <w:sz w:val="22"/>
+              </w:rPr>
+              <w:t>date</w:t>
+            </w:r>
+          </w:p>
+        </w:tc>
+        <w:tc>
+          <w:tcPr>
+            <w:tcW w:type="dxa" w:w="3024"/>
+          </w:tcPr>
+          <w:p>
+            <w:pPr>
+              <w:spacing w:lineRule="auto" w:line="240" w:before="20" w:after="20"/>
+              <w:jc w:val="left"/>
+            </w:pPr>
+            <w:r/>
+            <w:r>
+              <w:rPr>
+                <w:rFonts w:ascii="Times New Roman" w:hAnsi="Times New Roman" w:cs="Times New Roman" w:eastAsia="Times New Roman"/>
+                <w:b w:val="0"/>
+                <w:i w:val="0"/>
+                <w:sz w:val="22"/>
+              </w:rPr>
+              <w:t xml:space="preserve">Ngày mở bán lại. </w:t>
+            </w:r>
+            <w:r>
+              <w:rPr>
+                <w:rFonts w:ascii="Consolas" w:hAnsi="Consolas" w:cs="Consolas" w:eastAsia="Consolas"/>
+                <w:b w:val="0"/>
+                <w:i w:val="0"/>
+                <w:sz w:val="19"/>
+              </w:rPr>
+              <w:t>ck_room_closures_dates</w:t>
+            </w:r>
+            <w:r>
+              <w:rPr>
+                <w:rFonts w:ascii="Times New Roman" w:hAnsi="Times New Roman" w:cs="Times New Roman" w:eastAsia="Times New Roman"/>
+                <w:b w:val="0"/>
+                <w:i w:val="0"/>
+                <w:sz w:val="22"/>
+              </w:rPr>
+              <w:t xml:space="preserve"> buộc lớn hơn </w:t>
+            </w:r>
+            <w:r>
+              <w:rPr>
+                <w:rFonts w:ascii="Consolas" w:hAnsi="Consolas" w:cs="Consolas" w:eastAsia="Consolas"/>
+                <w:b w:val="0"/>
+                <w:i w:val="0"/>
+                <w:sz w:val="19"/>
+              </w:rPr>
+              <w:t>from_date</w:t>
+            </w:r>
+          </w:p>
+        </w:tc>
+      </w:tr>
+      <w:tr>
+        <w:tc>
+          <w:tcPr>
+            <w:tcW w:type="dxa" w:w="3024"/>
+          </w:tcPr>
+          <w:p>
+            <w:pPr>
+              <w:spacing w:lineRule="auto" w:line="240" w:before="20" w:after="20"/>
+              <w:jc w:val="left"/>
+            </w:pPr>
+            <w:r/>
+            <w:r>
+              <w:rPr>
+                <w:rFonts w:ascii="Consolas" w:hAnsi="Consolas" w:cs="Consolas" w:eastAsia="Consolas"/>
+                <w:b w:val="0"/>
+                <w:i w:val="0"/>
+                <w:sz w:val="19"/>
+              </w:rPr>
+              <w:t>blocked</w:t>
+            </w:r>
+          </w:p>
+        </w:tc>
+        <w:tc>
+          <w:tcPr>
+            <w:tcW w:type="dxa" w:w="3024"/>
+          </w:tcPr>
+          <w:p>
+            <w:pPr>
+              <w:spacing w:lineRule="auto" w:line="240" w:before="20" w:after="20"/>
+              <w:jc w:val="left"/>
+            </w:pPr>
+            <w:r/>
+            <w:r>
+              <w:rPr>
+                <w:rFonts w:ascii="Times New Roman" w:hAnsi="Times New Roman" w:cs="Times New Roman" w:eastAsia="Times New Roman"/>
+                <w:b w:val="0"/>
+                <w:i w:val="0"/>
+                <w:sz w:val="22"/>
+              </w:rPr>
+              <w:t>daterange</w:t>
+            </w:r>
+          </w:p>
+        </w:tc>
+        <w:tc>
+          <w:tcPr>
+            <w:tcW w:type="dxa" w:w="3024"/>
+          </w:tcPr>
+          <w:p>
+            <w:pPr>
+              <w:spacing w:lineRule="auto" w:line="240" w:before="20" w:after="20"/>
+              <w:jc w:val="left"/>
+            </w:pPr>
+            <w:r/>
+            <w:r>
+              <w:rPr>
+                <w:rFonts w:ascii="Times New Roman" w:hAnsi="Times New Roman" w:cs="Times New Roman" w:eastAsia="Times New Roman"/>
+                <w:b/>
+                <w:i w:val="0"/>
+                <w:sz w:val="22"/>
+              </w:rPr>
+              <w:t>Cột sinh tự động</w:t>
+            </w:r>
+            <w:r>
+              <w:rPr>
+                <w:rFonts w:ascii="Times New Roman" w:hAnsi="Times New Roman" w:cs="Times New Roman" w:eastAsia="Times New Roman"/>
+                <w:b w:val="0"/>
+                <w:i w:val="0"/>
+                <w:sz w:val="22"/>
+              </w:rPr>
+              <w:t xml:space="preserve"> theo quy ước nửa mở, cùng quy ước với </w:t>
+            </w:r>
+            <w:r>
+              <w:rPr>
+                <w:rFonts w:ascii="Consolas" w:hAnsi="Consolas" w:cs="Consolas" w:eastAsia="Consolas"/>
+                <w:b w:val="0"/>
+                <w:i w:val="0"/>
+                <w:sz w:val="19"/>
+              </w:rPr>
+              <w:t>booking_rooms.stay</w:t>
+            </w:r>
+          </w:p>
+        </w:tc>
+      </w:tr>
+      <w:tr>
+        <w:tc>
+          <w:tcPr>
+            <w:tcW w:type="dxa" w:w="3024"/>
+          </w:tcPr>
+          <w:p>
+            <w:pPr>
+              <w:spacing w:lineRule="auto" w:line="240" w:before="20" w:after="20"/>
+              <w:jc w:val="left"/>
+            </w:pPr>
+            <w:r/>
+            <w:r>
+              <w:rPr>
+                <w:rFonts w:ascii="Consolas" w:hAnsi="Consolas" w:cs="Consolas" w:eastAsia="Consolas"/>
+                <w:b w:val="0"/>
+                <w:i w:val="0"/>
+                <w:sz w:val="19"/>
+              </w:rPr>
+              <w:t>reason</w:t>
+            </w:r>
+          </w:p>
+        </w:tc>
+        <w:tc>
+          <w:tcPr>
+            <w:tcW w:type="dxa" w:w="3024"/>
+          </w:tcPr>
+          <w:p>
+            <w:pPr>
+              <w:spacing w:lineRule="auto" w:line="240" w:before="20" w:after="20"/>
+              <w:jc w:val="left"/>
+            </w:pPr>
+            <w:r/>
+            <w:r>
+              <w:rPr>
+                <w:rFonts w:ascii="Times New Roman" w:hAnsi="Times New Roman" w:cs="Times New Roman" w:eastAsia="Times New Roman"/>
+                <w:b w:val="0"/>
+                <w:i w:val="0"/>
+                <w:sz w:val="22"/>
+              </w:rPr>
+              <w:t>varchar(300)</w:t>
+            </w:r>
+          </w:p>
+        </w:tc>
+        <w:tc>
+          <w:tcPr>
+            <w:tcW w:type="dxa" w:w="3024"/>
+          </w:tcPr>
+          <w:p>
+            <w:pPr>
+              <w:spacing w:lineRule="auto" w:line="240" w:before="20" w:after="20"/>
+              <w:jc w:val="left"/>
+            </w:pPr>
+            <w:r/>
+            <w:r>
+              <w:rPr>
+                <w:rFonts w:ascii="Times New Roman" w:hAnsi="Times New Roman" w:cs="Times New Roman" w:eastAsia="Times New Roman"/>
+                <w:b w:val="0"/>
+                <w:i w:val="0"/>
+                <w:sz w:val="22"/>
+              </w:rPr>
+              <w:t>Lý do đóng phòng</w:t>
+            </w:r>
+          </w:p>
+        </w:tc>
+      </w:tr>
+      <w:tr>
+        <w:tc>
+          <w:tcPr>
+            <w:tcW w:type="dxa" w:w="3024"/>
+          </w:tcPr>
+          <w:p>
+            <w:pPr>
+              <w:spacing w:lineRule="auto" w:line="240" w:before="20" w:after="20"/>
+              <w:jc w:val="left"/>
+            </w:pPr>
+            <w:r/>
+            <w:r>
+              <w:rPr>
+                <w:rFonts w:ascii="Consolas" w:hAnsi="Consolas" w:cs="Consolas" w:eastAsia="Consolas"/>
+                <w:b w:val="0"/>
+                <w:i w:val="0"/>
+                <w:sz w:val="19"/>
+              </w:rPr>
+              <w:t>created_by</w:t>
+            </w:r>
+          </w:p>
+        </w:tc>
+        <w:tc>
+          <w:tcPr>
+            <w:tcW w:type="dxa" w:w="3024"/>
+          </w:tcPr>
+          <w:p>
+            <w:pPr>
+              <w:spacing w:lineRule="auto" w:line="240" w:before="20" w:after="20"/>
+              <w:jc w:val="left"/>
+            </w:pPr>
+            <w:r/>
+            <w:r>
+              <w:rPr>
+                <w:rFonts w:ascii="Times New Roman" w:hAnsi="Times New Roman" w:cs="Times New Roman" w:eastAsia="Times New Roman"/>
+                <w:b w:val="0"/>
+                <w:i w:val="0"/>
+                <w:sz w:val="22"/>
+              </w:rPr>
+              <w:t>bigint</w:t>
+            </w:r>
+          </w:p>
+        </w:tc>
+        <w:tc>
+          <w:tcPr>
+            <w:tcW w:type="dxa" w:w="3024"/>
+          </w:tcPr>
+          <w:p>
+            <w:pPr>
+              <w:spacing w:lineRule="auto" w:line="240" w:before="20" w:after="20"/>
+              <w:jc w:val="left"/>
+            </w:pPr>
+            <w:r/>
+            <w:r>
+              <w:rPr>
+                <w:rFonts w:ascii="Times New Roman" w:hAnsi="Times New Roman" w:cs="Times New Roman" w:eastAsia="Times New Roman"/>
+                <w:b w:val="0"/>
+                <w:i w:val="0"/>
+                <w:sz w:val="22"/>
+              </w:rPr>
+              <w:t xml:space="preserve">Khoá ngoại tới </w:t>
+            </w:r>
+            <w:r>
+              <w:rPr>
+                <w:rFonts w:ascii="Consolas" w:hAnsi="Consolas" w:cs="Consolas" w:eastAsia="Consolas"/>
+                <w:b w:val="0"/>
+                <w:i w:val="0"/>
+                <w:sz w:val="19"/>
+              </w:rPr>
+              <w:t>users</w:t>
+            </w:r>
+            <w:r>
+              <w:rPr>
+                <w:rFonts w:ascii="Times New Roman" w:hAnsi="Times New Roman" w:cs="Times New Roman" w:eastAsia="Times New Roman"/>
+                <w:b w:val="0"/>
+                <w:i w:val="0"/>
+                <w:sz w:val="22"/>
+              </w:rPr>
+              <w:t>, đặt rỗng khi tài khoản bị xoá</w:t>
+            </w:r>
+          </w:p>
+        </w:tc>
+      </w:tr>
+      <w:tr>
+        <w:tc>
+          <w:tcPr>
+            <w:tcW w:type="dxa" w:w="3024"/>
+          </w:tcPr>
+          <w:p>
+            <w:pPr>
+              <w:spacing w:lineRule="auto" w:line="240" w:before="20" w:after="20"/>
+              <w:jc w:val="left"/>
+            </w:pPr>
+            <w:r/>
+            <w:r>
+              <w:rPr>
+                <w:rFonts w:ascii="Consolas" w:hAnsi="Consolas" w:cs="Consolas" w:eastAsia="Consolas"/>
+                <w:b w:val="0"/>
+                <w:i w:val="0"/>
+                <w:sz w:val="19"/>
+              </w:rPr>
+              <w:t>created_at</w:t>
+            </w:r>
+          </w:p>
+        </w:tc>
+        <w:tc>
+          <w:tcPr>
+            <w:tcW w:type="dxa" w:w="3024"/>
+          </w:tcPr>
+          <w:p>
+            <w:pPr>
+              <w:spacing w:lineRule="auto" w:line="240" w:before="20" w:after="20"/>
+              <w:jc w:val="left"/>
+            </w:pPr>
+            <w:r/>
+            <w:r>
+              <w:rPr>
+                <w:rFonts w:ascii="Times New Roman" w:hAnsi="Times New Roman" w:cs="Times New Roman" w:eastAsia="Times New Roman"/>
+                <w:b w:val="0"/>
+                <w:i w:val="0"/>
+                <w:sz w:val="22"/>
+              </w:rPr>
+              <w:t>timestamptz</w:t>
+            </w:r>
+          </w:p>
+        </w:tc>
+        <w:tc>
+          <w:tcPr>
+            <w:tcW w:type="dxa" w:w="3024"/>
+          </w:tcPr>
+          <w:p>
+            <w:pPr>
+              <w:spacing w:lineRule="auto" w:line="240" w:before="20" w:after="20"/>
+              <w:jc w:val="left"/>
+            </w:pPr>
+            <w:r/>
+            <w:r>
+              <w:rPr>
+                <w:rFonts w:ascii="Times New Roman" w:hAnsi="Times New Roman" w:cs="Times New Roman" w:eastAsia="Times New Roman"/>
+                <w:b w:val="0"/>
+                <w:i w:val="0"/>
+                <w:sz w:val="22"/>
+              </w:rPr>
+              <w:t>Thời điểm tạo</w:t>
+            </w:r>
+          </w:p>
+        </w:tc>
+      </w:tr>
+    </w:tbl>
     <w:p>
       <w:pPr>
         <w:keepNext/>
@@ -25715,6 +31045,2111 @@
         <w:t xml:space="preserve"> giảm.</w:t>
       </w:r>
     </w:p>
+    <w:p>
+      <w:pPr>
+        <w:keepNext/>
+        <w:spacing w:lineRule="auto" w:line="360" w:before="240" w:after="120"/>
+        <w:jc w:val="left"/>
+      </w:pPr>
+      <w:r>
+        <w:rPr>
+          <w:rFonts w:ascii="Times New Roman" w:hAnsi="Times New Roman" w:cs="Times New Roman" w:eastAsia="Times New Roman"/>
+          <w:b/>
+          <w:i w:val="0"/>
+          <w:sz w:val="27"/>
+        </w:rPr>
+        <w:t>Phụ lục O — Mười hai yêu cầu phi chức năng</w:t>
+      </w:r>
+    </w:p>
+    <w:p>
+      <w:pPr>
+        <w:spacing w:lineRule="auto" w:line="360" w:before="120" w:after="120"/>
+        <w:jc w:val="both"/>
+      </w:pPr>
+      <w:r>
+        <w:rPr>
+          <w:rFonts w:ascii="Times New Roman" w:hAnsi="Times New Roman" w:cs="Times New Roman" w:eastAsia="Times New Roman"/>
+          <w:b w:val="0"/>
+          <w:i w:val="0"/>
+          <w:sz w:val="26"/>
+        </w:rPr>
+        <w:t>Bảng đầy đủ của mục 1.4.2. Cột cuối là cách kiểm chứng, không phải lời hứa.</w:t>
+      </w:r>
+    </w:p>
+    <w:tbl>
+      <w:tblPr>
+        <w:tblStyle w:val="TableGrid"/>
+        <w:tblW w:type="auto" w:w="0"/>
+        <w:jc w:val="center"/>
+        <w:tblLayout w:type="autofit"/>
+        <w:tblLook w:firstColumn="1" w:firstRow="1" w:lastColumn="0" w:lastRow="0" w:noHBand="0" w:noVBand="1" w:val="04A0"/>
+      </w:tblPr>
+      <w:tblGrid>
+        <w:gridCol w:w="2268"/>
+        <w:gridCol w:w="2268"/>
+        <w:gridCol w:w="2268"/>
+        <w:gridCol w:w="2268"/>
+      </w:tblGrid>
+      <w:tr>
+        <w:tc>
+          <w:tcPr>
+            <w:tcW w:type="dxa" w:w="2268"/>
+            <w:shd w:val="clear" w:fill="EFEDE7"/>
+          </w:tcPr>
+          <w:p>
+            <w:pPr>
+              <w:spacing w:lineRule="auto" w:line="240" w:before="20" w:after="20"/>
+              <w:jc w:val="left"/>
+            </w:pPr>
+            <w:r/>
+            <w:r>
+              <w:rPr>
+                <w:rFonts w:ascii="Times New Roman" w:hAnsi="Times New Roman" w:cs="Times New Roman" w:eastAsia="Times New Roman"/>
+                <w:b/>
+                <w:i w:val="0"/>
+                <w:sz w:val="22"/>
+              </w:rPr>
+              <w:t>Mã</w:t>
+            </w:r>
+          </w:p>
+        </w:tc>
+        <w:tc>
+          <w:tcPr>
+            <w:tcW w:type="dxa" w:w="2268"/>
+            <w:shd w:val="clear" w:fill="EFEDE7"/>
+          </w:tcPr>
+          <w:p>
+            <w:pPr>
+              <w:spacing w:lineRule="auto" w:line="240" w:before="20" w:after="20"/>
+              <w:jc w:val="left"/>
+            </w:pPr>
+            <w:r/>
+            <w:r>
+              <w:rPr>
+                <w:rFonts w:ascii="Times New Roman" w:hAnsi="Times New Roman" w:cs="Times New Roman" w:eastAsia="Times New Roman"/>
+                <w:b/>
+                <w:i w:val="0"/>
+                <w:sz w:val="22"/>
+              </w:rPr>
+              <w:t>Loại</w:t>
+            </w:r>
+          </w:p>
+        </w:tc>
+        <w:tc>
+          <w:tcPr>
+            <w:tcW w:type="dxa" w:w="2268"/>
+            <w:shd w:val="clear" w:fill="EFEDE7"/>
+          </w:tcPr>
+          <w:p>
+            <w:pPr>
+              <w:spacing w:lineRule="auto" w:line="240" w:before="20" w:after="20"/>
+              <w:jc w:val="left"/>
+            </w:pPr>
+            <w:r/>
+            <w:r>
+              <w:rPr>
+                <w:rFonts w:ascii="Times New Roman" w:hAnsi="Times New Roman" w:cs="Times New Roman" w:eastAsia="Times New Roman"/>
+                <w:b/>
+                <w:i w:val="0"/>
+                <w:sz w:val="22"/>
+              </w:rPr>
+              <w:t>Yêu cầu</w:t>
+            </w:r>
+          </w:p>
+        </w:tc>
+        <w:tc>
+          <w:tcPr>
+            <w:tcW w:type="dxa" w:w="2268"/>
+            <w:shd w:val="clear" w:fill="EFEDE7"/>
+          </w:tcPr>
+          <w:p>
+            <w:pPr>
+              <w:spacing w:lineRule="auto" w:line="240" w:before="20" w:after="20"/>
+              <w:jc w:val="left"/>
+            </w:pPr>
+            <w:r/>
+            <w:r>
+              <w:rPr>
+                <w:rFonts w:ascii="Times New Roman" w:hAnsi="Times New Roman" w:cs="Times New Roman" w:eastAsia="Times New Roman"/>
+                <w:b/>
+                <w:i w:val="0"/>
+                <w:sz w:val="22"/>
+              </w:rPr>
+              <w:t>Cách kiểm chứng</w:t>
+            </w:r>
+          </w:p>
+        </w:tc>
+      </w:tr>
+      <w:tr>
+        <w:tc>
+          <w:tcPr>
+            <w:tcW w:type="dxa" w:w="2268"/>
+          </w:tcPr>
+          <w:p>
+            <w:pPr>
+              <w:spacing w:lineRule="auto" w:line="240" w:before="20" w:after="20"/>
+              <w:jc w:val="left"/>
+            </w:pPr>
+            <w:r/>
+            <w:r>
+              <w:rPr>
+                <w:rFonts w:ascii="Times New Roman" w:hAnsi="Times New Roman" w:cs="Times New Roman" w:eastAsia="Times New Roman"/>
+                <w:b w:val="0"/>
+                <w:i w:val="0"/>
+                <w:sz w:val="22"/>
+              </w:rPr>
+              <w:t>PCN-01</w:t>
+            </w:r>
+          </w:p>
+        </w:tc>
+        <w:tc>
+          <w:tcPr>
+            <w:tcW w:type="dxa" w:w="2268"/>
+          </w:tcPr>
+          <w:p>
+            <w:pPr>
+              <w:spacing w:lineRule="auto" w:line="240" w:before="20" w:after="20"/>
+              <w:jc w:val="left"/>
+            </w:pPr>
+            <w:r/>
+            <w:r>
+              <w:rPr>
+                <w:rFonts w:ascii="Times New Roman" w:hAnsi="Times New Roman" w:cs="Times New Roman" w:eastAsia="Times New Roman"/>
+                <w:b w:val="0"/>
+                <w:i w:val="0"/>
+                <w:sz w:val="22"/>
+              </w:rPr>
+              <w:t>Toàn vẹn</w:t>
+            </w:r>
+          </w:p>
+        </w:tc>
+        <w:tc>
+          <w:tcPr>
+            <w:tcW w:type="dxa" w:w="2268"/>
+          </w:tcPr>
+          <w:p>
+            <w:pPr>
+              <w:spacing w:lineRule="auto" w:line="240" w:before="20" w:after="20"/>
+              <w:jc w:val="left"/>
+            </w:pPr>
+            <w:r/>
+            <w:r>
+              <w:rPr>
+                <w:rFonts w:ascii="Times New Roman" w:hAnsi="Times New Roman" w:cs="Times New Roman" w:eastAsia="Times New Roman"/>
+                <w:b w:val="0"/>
+                <w:i w:val="0"/>
+                <w:sz w:val="22"/>
+              </w:rPr>
+              <w:t>Không bao giờ bán trùng một phòng, kể cả khi có tranh chấp</w:t>
+            </w:r>
+          </w:p>
+        </w:tc>
+        <w:tc>
+          <w:tcPr>
+            <w:tcW w:type="dxa" w:w="2268"/>
+          </w:tcPr>
+          <w:p>
+            <w:pPr>
+              <w:spacing w:lineRule="auto" w:line="240" w:before="20" w:after="20"/>
+              <w:jc w:val="left"/>
+            </w:pPr>
+            <w:r/>
+            <w:r>
+              <w:rPr>
+                <w:rFonts w:ascii="Times New Roman" w:hAnsi="Times New Roman" w:cs="Times New Roman" w:eastAsia="Times New Roman"/>
+                <w:b w:val="0"/>
+                <w:i w:val="0"/>
+                <w:sz w:val="22"/>
+              </w:rPr>
+              <w:t>Kiểm thử đa luồng thật</w:t>
+            </w:r>
+          </w:p>
+        </w:tc>
+      </w:tr>
+      <w:tr>
+        <w:tc>
+          <w:tcPr>
+            <w:tcW w:type="dxa" w:w="2268"/>
+          </w:tcPr>
+          <w:p>
+            <w:pPr>
+              <w:spacing w:lineRule="auto" w:line="240" w:before="20" w:after="20"/>
+              <w:jc w:val="left"/>
+            </w:pPr>
+            <w:r/>
+            <w:r>
+              <w:rPr>
+                <w:rFonts w:ascii="Times New Roman" w:hAnsi="Times New Roman" w:cs="Times New Roman" w:eastAsia="Times New Roman"/>
+                <w:b w:val="0"/>
+                <w:i w:val="0"/>
+                <w:sz w:val="22"/>
+              </w:rPr>
+              <w:t>PCN-02</w:t>
+            </w:r>
+          </w:p>
+        </w:tc>
+        <w:tc>
+          <w:tcPr>
+            <w:tcW w:type="dxa" w:w="2268"/>
+          </w:tcPr>
+          <w:p>
+            <w:pPr>
+              <w:spacing w:lineRule="auto" w:line="240" w:before="20" w:after="20"/>
+              <w:jc w:val="left"/>
+            </w:pPr>
+            <w:r/>
+            <w:r>
+              <w:rPr>
+                <w:rFonts w:ascii="Times New Roman" w:hAnsi="Times New Roman" w:cs="Times New Roman" w:eastAsia="Times New Roman"/>
+                <w:b w:val="0"/>
+                <w:i w:val="0"/>
+                <w:sz w:val="22"/>
+              </w:rPr>
+              <w:t>Toàn vẹn</w:t>
+            </w:r>
+          </w:p>
+        </w:tc>
+        <w:tc>
+          <w:tcPr>
+            <w:tcW w:type="dxa" w:w="2268"/>
+          </w:tcPr>
+          <w:p>
+            <w:pPr>
+              <w:spacing w:lineRule="auto" w:line="240" w:before="20" w:after="20"/>
+              <w:jc w:val="left"/>
+            </w:pPr>
+            <w:r/>
+            <w:r>
+              <w:rPr>
+                <w:rFonts w:ascii="Times New Roman" w:hAnsi="Times New Roman" w:cs="Times New Roman" w:eastAsia="Times New Roman"/>
+                <w:b w:val="0"/>
+                <w:i w:val="0"/>
+                <w:sz w:val="22"/>
+              </w:rPr>
+              <w:t>Số phòng đã gán luôn khớp số phòng đơn yêu cầu</w:t>
+            </w:r>
+          </w:p>
+        </w:tc>
+        <w:tc>
+          <w:tcPr>
+            <w:tcW w:type="dxa" w:w="2268"/>
+          </w:tcPr>
+          <w:p>
+            <w:pPr>
+              <w:spacing w:lineRule="auto" w:line="240" w:before="20" w:after="20"/>
+              <w:jc w:val="left"/>
+            </w:pPr>
+            <w:r/>
+            <w:r>
+              <w:rPr>
+                <w:rFonts w:ascii="Times New Roman" w:hAnsi="Times New Roman" w:cs="Times New Roman" w:eastAsia="Times New Roman"/>
+                <w:b w:val="0"/>
+                <w:i w:val="0"/>
+                <w:sz w:val="22"/>
+              </w:rPr>
+              <w:t>Trigger hoãn ở cơ sở dữ liệu</w:t>
+            </w:r>
+          </w:p>
+        </w:tc>
+      </w:tr>
+      <w:tr>
+        <w:tc>
+          <w:tcPr>
+            <w:tcW w:type="dxa" w:w="2268"/>
+          </w:tcPr>
+          <w:p>
+            <w:pPr>
+              <w:spacing w:lineRule="auto" w:line="240" w:before="20" w:after="20"/>
+              <w:jc w:val="left"/>
+            </w:pPr>
+            <w:r/>
+            <w:r>
+              <w:rPr>
+                <w:rFonts w:ascii="Times New Roman" w:hAnsi="Times New Roman" w:cs="Times New Roman" w:eastAsia="Times New Roman"/>
+                <w:b w:val="0"/>
+                <w:i w:val="0"/>
+                <w:sz w:val="22"/>
+              </w:rPr>
+              <w:t>PCN-03</w:t>
+            </w:r>
+          </w:p>
+        </w:tc>
+        <w:tc>
+          <w:tcPr>
+            <w:tcW w:type="dxa" w:w="2268"/>
+          </w:tcPr>
+          <w:p>
+            <w:pPr>
+              <w:spacing w:lineRule="auto" w:line="240" w:before="20" w:after="20"/>
+              <w:jc w:val="left"/>
+            </w:pPr>
+            <w:r/>
+            <w:r>
+              <w:rPr>
+                <w:rFonts w:ascii="Times New Roman" w:hAnsi="Times New Roman" w:cs="Times New Roman" w:eastAsia="Times New Roman"/>
+                <w:b w:val="0"/>
+                <w:i w:val="0"/>
+                <w:sz w:val="22"/>
+              </w:rPr>
+              <w:t>Toàn vẹn</w:t>
+            </w:r>
+          </w:p>
+        </w:tc>
+        <w:tc>
+          <w:tcPr>
+            <w:tcW w:type="dxa" w:w="2268"/>
+          </w:tcPr>
+          <w:p>
+            <w:pPr>
+              <w:spacing w:lineRule="auto" w:line="240" w:before="20" w:after="20"/>
+              <w:jc w:val="left"/>
+            </w:pPr>
+            <w:r/>
+            <w:r>
+              <w:rPr>
+                <w:rFonts w:ascii="Times New Roman" w:hAnsi="Times New Roman" w:cs="Times New Roman" w:eastAsia="Times New Roman"/>
+                <w:b w:val="0"/>
+                <w:i w:val="0"/>
+                <w:sz w:val="22"/>
+              </w:rPr>
+              <w:t>Không nhánh nào để tiền biến mất im lặng</w:t>
+            </w:r>
+          </w:p>
+        </w:tc>
+        <w:tc>
+          <w:tcPr>
+            <w:tcW w:type="dxa" w:w="2268"/>
+          </w:tcPr>
+          <w:p>
+            <w:pPr>
+              <w:spacing w:lineRule="auto" w:line="240" w:before="20" w:after="20"/>
+              <w:jc w:val="left"/>
+            </w:pPr>
+            <w:r/>
+            <w:r>
+              <w:rPr>
+                <w:rFonts w:ascii="Times New Roman" w:hAnsi="Times New Roman" w:cs="Times New Roman" w:eastAsia="Times New Roman"/>
+                <w:b w:val="0"/>
+                <w:i w:val="0"/>
+                <w:sz w:val="22"/>
+              </w:rPr>
+              <w:t>Kiểm thử cửa sổ tranh chấp webhook</w:t>
+            </w:r>
+          </w:p>
+        </w:tc>
+      </w:tr>
+      <w:tr>
+        <w:tc>
+          <w:tcPr>
+            <w:tcW w:type="dxa" w:w="2268"/>
+          </w:tcPr>
+          <w:p>
+            <w:pPr>
+              <w:spacing w:lineRule="auto" w:line="240" w:before="20" w:after="20"/>
+              <w:jc w:val="left"/>
+            </w:pPr>
+            <w:r/>
+            <w:r>
+              <w:rPr>
+                <w:rFonts w:ascii="Times New Roman" w:hAnsi="Times New Roman" w:cs="Times New Roman" w:eastAsia="Times New Roman"/>
+                <w:b w:val="0"/>
+                <w:i w:val="0"/>
+                <w:sz w:val="22"/>
+              </w:rPr>
+              <w:t>PCN-04</w:t>
+            </w:r>
+          </w:p>
+        </w:tc>
+        <w:tc>
+          <w:tcPr>
+            <w:tcW w:type="dxa" w:w="2268"/>
+          </w:tcPr>
+          <w:p>
+            <w:pPr>
+              <w:spacing w:lineRule="auto" w:line="240" w:before="20" w:after="20"/>
+              <w:jc w:val="left"/>
+            </w:pPr>
+            <w:r/>
+            <w:r>
+              <w:rPr>
+                <w:rFonts w:ascii="Times New Roman" w:hAnsi="Times New Roman" w:cs="Times New Roman" w:eastAsia="Times New Roman"/>
+                <w:b w:val="0"/>
+                <w:i w:val="0"/>
+                <w:sz w:val="22"/>
+              </w:rPr>
+              <w:t>Bảo mật</w:t>
+            </w:r>
+          </w:p>
+        </w:tc>
+        <w:tc>
+          <w:tcPr>
+            <w:tcW w:type="dxa" w:w="2268"/>
+          </w:tcPr>
+          <w:p>
+            <w:pPr>
+              <w:spacing w:lineRule="auto" w:line="240" w:before="20" w:after="20"/>
+              <w:jc w:val="left"/>
+            </w:pPr>
+            <w:r/>
+            <w:r>
+              <w:rPr>
+                <w:rFonts w:ascii="Times New Roman" w:hAnsi="Times New Roman" w:cs="Times New Roman" w:eastAsia="Times New Roman"/>
+                <w:b w:val="0"/>
+                <w:i w:val="0"/>
+                <w:sz w:val="22"/>
+              </w:rPr>
+              <w:t>Mặc định từ chối mọi endpoint chưa khai quyền</w:t>
+            </w:r>
+          </w:p>
+        </w:tc>
+        <w:tc>
+          <w:tcPr>
+            <w:tcW w:type="dxa" w:w="2268"/>
+          </w:tcPr>
+          <w:p>
+            <w:pPr>
+              <w:spacing w:lineRule="auto" w:line="240" w:before="20" w:after="20"/>
+              <w:jc w:val="left"/>
+            </w:pPr>
+            <w:r/>
+            <w:r>
+              <w:rPr>
+                <w:rFonts w:ascii="Times New Roman" w:hAnsi="Times New Roman" w:cs="Times New Roman" w:eastAsia="Times New Roman"/>
+                <w:b w:val="0"/>
+                <w:i w:val="0"/>
+                <w:sz w:val="22"/>
+              </w:rPr>
+              <w:t>Kiểm thử ma trận 30 tiền tố</w:t>
+            </w:r>
+          </w:p>
+        </w:tc>
+      </w:tr>
+      <w:tr>
+        <w:tc>
+          <w:tcPr>
+            <w:tcW w:type="dxa" w:w="2268"/>
+          </w:tcPr>
+          <w:p>
+            <w:pPr>
+              <w:spacing w:lineRule="auto" w:line="240" w:before="20" w:after="20"/>
+              <w:jc w:val="left"/>
+            </w:pPr>
+            <w:r/>
+            <w:r>
+              <w:rPr>
+                <w:rFonts w:ascii="Times New Roman" w:hAnsi="Times New Roman" w:cs="Times New Roman" w:eastAsia="Times New Roman"/>
+                <w:b w:val="0"/>
+                <w:i w:val="0"/>
+                <w:sz w:val="22"/>
+              </w:rPr>
+              <w:t>PCN-05</w:t>
+            </w:r>
+          </w:p>
+        </w:tc>
+        <w:tc>
+          <w:tcPr>
+            <w:tcW w:type="dxa" w:w="2268"/>
+          </w:tcPr>
+          <w:p>
+            <w:pPr>
+              <w:spacing w:lineRule="auto" w:line="240" w:before="20" w:after="20"/>
+              <w:jc w:val="left"/>
+            </w:pPr>
+            <w:r/>
+            <w:r>
+              <w:rPr>
+                <w:rFonts w:ascii="Times New Roman" w:hAnsi="Times New Roman" w:cs="Times New Roman" w:eastAsia="Times New Roman"/>
+                <w:b w:val="0"/>
+                <w:i w:val="0"/>
+                <w:sz w:val="22"/>
+              </w:rPr>
+              <w:t>Bảo mật</w:t>
+            </w:r>
+          </w:p>
+        </w:tc>
+        <w:tc>
+          <w:tcPr>
+            <w:tcW w:type="dxa" w:w="2268"/>
+          </w:tcPr>
+          <w:p>
+            <w:pPr>
+              <w:spacing w:lineRule="auto" w:line="240" w:before="20" w:after="20"/>
+              <w:jc w:val="left"/>
+            </w:pPr>
+            <w:r/>
+            <w:r>
+              <w:rPr>
+                <w:rFonts w:ascii="Times New Roman" w:hAnsi="Times New Roman" w:cs="Times New Roman" w:eastAsia="Times New Roman"/>
+                <w:b w:val="0"/>
+                <w:i w:val="0"/>
+                <w:sz w:val="22"/>
+              </w:rPr>
+              <w:t>Chống dò mật khẩu và spam đặt phòng</w:t>
+            </w:r>
+          </w:p>
+        </w:tc>
+        <w:tc>
+          <w:tcPr>
+            <w:tcW w:type="dxa" w:w="2268"/>
+          </w:tcPr>
+          <w:p>
+            <w:pPr>
+              <w:spacing w:lineRule="auto" w:line="240" w:before="20" w:after="20"/>
+              <w:jc w:val="left"/>
+            </w:pPr>
+            <w:r/>
+            <w:r>
+              <w:rPr>
+                <w:rFonts w:ascii="Times New Roman" w:hAnsi="Times New Roman" w:cs="Times New Roman" w:eastAsia="Times New Roman"/>
+                <w:b w:val="0"/>
+                <w:i w:val="0"/>
+                <w:sz w:val="22"/>
+              </w:rPr>
+              <w:t>Giới hạn tần suất theo 9 khoá</w:t>
+            </w:r>
+          </w:p>
+        </w:tc>
+      </w:tr>
+      <w:tr>
+        <w:tc>
+          <w:tcPr>
+            <w:tcW w:type="dxa" w:w="2268"/>
+          </w:tcPr>
+          <w:p>
+            <w:pPr>
+              <w:spacing w:lineRule="auto" w:line="240" w:before="20" w:after="20"/>
+              <w:jc w:val="left"/>
+            </w:pPr>
+            <w:r/>
+            <w:r>
+              <w:rPr>
+                <w:rFonts w:ascii="Times New Roman" w:hAnsi="Times New Roman" w:cs="Times New Roman" w:eastAsia="Times New Roman"/>
+                <w:b w:val="0"/>
+                <w:i w:val="0"/>
+                <w:sz w:val="22"/>
+              </w:rPr>
+              <w:t>PCN-06</w:t>
+            </w:r>
+          </w:p>
+        </w:tc>
+        <w:tc>
+          <w:tcPr>
+            <w:tcW w:type="dxa" w:w="2268"/>
+          </w:tcPr>
+          <w:p>
+            <w:pPr>
+              <w:spacing w:lineRule="auto" w:line="240" w:before="20" w:after="20"/>
+              <w:jc w:val="left"/>
+            </w:pPr>
+            <w:r/>
+            <w:r>
+              <w:rPr>
+                <w:rFonts w:ascii="Times New Roman" w:hAnsi="Times New Roman" w:cs="Times New Roman" w:eastAsia="Times New Roman"/>
+                <w:b w:val="0"/>
+                <w:i w:val="0"/>
+                <w:sz w:val="22"/>
+              </w:rPr>
+              <w:t>Bảo mật</w:t>
+            </w:r>
+          </w:p>
+        </w:tc>
+        <w:tc>
+          <w:tcPr>
+            <w:tcW w:type="dxa" w:w="2268"/>
+          </w:tcPr>
+          <w:p>
+            <w:pPr>
+              <w:spacing w:lineRule="auto" w:line="240" w:before="20" w:after="20"/>
+              <w:jc w:val="left"/>
+            </w:pPr>
+            <w:r/>
+            <w:r>
+              <w:rPr>
+                <w:rFonts w:ascii="Times New Roman" w:hAnsi="Times New Roman" w:cs="Times New Roman" w:eastAsia="Times New Roman"/>
+                <w:b w:val="0"/>
+                <w:i w:val="0"/>
+                <w:sz w:val="22"/>
+              </w:rPr>
+              <w:t>Không có bí mật nào nằm trong mã nguồn</w:t>
+            </w:r>
+          </w:p>
+        </w:tc>
+        <w:tc>
+          <w:tcPr>
+            <w:tcW w:type="dxa" w:w="2268"/>
+          </w:tcPr>
+          <w:p>
+            <w:pPr>
+              <w:spacing w:lineRule="auto" w:line="240" w:before="20" w:after="20"/>
+              <w:jc w:val="left"/>
+            </w:pPr>
+            <w:r/>
+            <w:r>
+              <w:rPr>
+                <w:rFonts w:ascii="Times New Roman" w:hAnsi="Times New Roman" w:cs="Times New Roman" w:eastAsia="Times New Roman"/>
+                <w:b w:val="0"/>
+                <w:i w:val="0"/>
+                <w:sz w:val="22"/>
+              </w:rPr>
+              <w:t>Ứng dụng dừng khởi động khi thiếu biến</w:t>
+            </w:r>
+          </w:p>
+        </w:tc>
+      </w:tr>
+      <w:tr>
+        <w:tc>
+          <w:tcPr>
+            <w:tcW w:type="dxa" w:w="2268"/>
+          </w:tcPr>
+          <w:p>
+            <w:pPr>
+              <w:spacing w:lineRule="auto" w:line="240" w:before="20" w:after="20"/>
+              <w:jc w:val="left"/>
+            </w:pPr>
+            <w:r/>
+            <w:r>
+              <w:rPr>
+                <w:rFonts w:ascii="Times New Roman" w:hAnsi="Times New Roman" w:cs="Times New Roman" w:eastAsia="Times New Roman"/>
+                <w:b w:val="0"/>
+                <w:i w:val="0"/>
+                <w:sz w:val="22"/>
+              </w:rPr>
+              <w:t>PCN-07</w:t>
+            </w:r>
+          </w:p>
+        </w:tc>
+        <w:tc>
+          <w:tcPr>
+            <w:tcW w:type="dxa" w:w="2268"/>
+          </w:tcPr>
+          <w:p>
+            <w:pPr>
+              <w:spacing w:lineRule="auto" w:line="240" w:before="20" w:after="20"/>
+              <w:jc w:val="left"/>
+            </w:pPr>
+            <w:r/>
+            <w:r>
+              <w:rPr>
+                <w:rFonts w:ascii="Times New Roman" w:hAnsi="Times New Roman" w:cs="Times New Roman" w:eastAsia="Times New Roman"/>
+                <w:b w:val="0"/>
+                <w:i w:val="0"/>
+                <w:sz w:val="22"/>
+              </w:rPr>
+              <w:t>Khả dụng</w:t>
+            </w:r>
+          </w:p>
+        </w:tc>
+        <w:tc>
+          <w:tcPr>
+            <w:tcW w:type="dxa" w:w="2268"/>
+          </w:tcPr>
+          <w:p>
+            <w:pPr>
+              <w:spacing w:lineRule="auto" w:line="240" w:before="20" w:after="20"/>
+              <w:jc w:val="left"/>
+            </w:pPr>
+            <w:r/>
+            <w:r>
+              <w:rPr>
+                <w:rFonts w:ascii="Times New Roman" w:hAnsi="Times New Roman" w:cs="Times New Roman" w:eastAsia="Times New Roman"/>
+                <w:b w:val="0"/>
+                <w:i w:val="0"/>
+                <w:sz w:val="22"/>
+              </w:rPr>
+              <w:t>Giao diện sử dụng được trên điện thoại</w:t>
+            </w:r>
+          </w:p>
+        </w:tc>
+        <w:tc>
+          <w:tcPr>
+            <w:tcW w:type="dxa" w:w="2268"/>
+          </w:tcPr>
+          <w:p>
+            <w:pPr>
+              <w:spacing w:lineRule="auto" w:line="240" w:before="20" w:after="20"/>
+              <w:jc w:val="left"/>
+            </w:pPr>
+            <w:r/>
+            <w:r>
+              <w:rPr>
+                <w:rFonts w:ascii="Times New Roman" w:hAnsi="Times New Roman" w:cs="Times New Roman" w:eastAsia="Times New Roman"/>
+                <w:b w:val="0"/>
+                <w:i w:val="0"/>
+                <w:sz w:val="22"/>
+              </w:rPr>
+              <w:t>Kiểm ở 3 độ rộng màn hình</w:t>
+            </w:r>
+          </w:p>
+        </w:tc>
+      </w:tr>
+      <w:tr>
+        <w:tc>
+          <w:tcPr>
+            <w:tcW w:type="dxa" w:w="2268"/>
+          </w:tcPr>
+          <w:p>
+            <w:pPr>
+              <w:spacing w:lineRule="auto" w:line="240" w:before="20" w:after="20"/>
+              <w:jc w:val="left"/>
+            </w:pPr>
+            <w:r/>
+            <w:r>
+              <w:rPr>
+                <w:rFonts w:ascii="Times New Roman" w:hAnsi="Times New Roman" w:cs="Times New Roman" w:eastAsia="Times New Roman"/>
+                <w:b w:val="0"/>
+                <w:i w:val="0"/>
+                <w:sz w:val="22"/>
+              </w:rPr>
+              <w:t>PCN-08</w:t>
+            </w:r>
+          </w:p>
+        </w:tc>
+        <w:tc>
+          <w:tcPr>
+            <w:tcW w:type="dxa" w:w="2268"/>
+          </w:tcPr>
+          <w:p>
+            <w:pPr>
+              <w:spacing w:lineRule="auto" w:line="240" w:before="20" w:after="20"/>
+              <w:jc w:val="left"/>
+            </w:pPr>
+            <w:r/>
+            <w:r>
+              <w:rPr>
+                <w:rFonts w:ascii="Times New Roman" w:hAnsi="Times New Roman" w:cs="Times New Roman" w:eastAsia="Times New Roman"/>
+                <w:b w:val="0"/>
+                <w:i w:val="0"/>
+                <w:sz w:val="22"/>
+              </w:rPr>
+              <w:t>Khả dụng</w:t>
+            </w:r>
+          </w:p>
+        </w:tc>
+        <w:tc>
+          <w:tcPr>
+            <w:tcW w:type="dxa" w:w="2268"/>
+          </w:tcPr>
+          <w:p>
+            <w:pPr>
+              <w:spacing w:lineRule="auto" w:line="240" w:before="20" w:after="20"/>
+              <w:jc w:val="left"/>
+            </w:pPr>
+            <w:r/>
+            <w:r>
+              <w:rPr>
+                <w:rFonts w:ascii="Times New Roman" w:hAnsi="Times New Roman" w:cs="Times New Roman" w:eastAsia="Times New Roman"/>
+                <w:b w:val="0"/>
+                <w:i w:val="0"/>
+                <w:sz w:val="22"/>
+              </w:rPr>
+              <w:t>Đạt chuẩn WCAG 2.1 mức A và AA [13]</w:t>
+            </w:r>
+          </w:p>
+        </w:tc>
+        <w:tc>
+          <w:tcPr>
+            <w:tcW w:type="dxa" w:w="2268"/>
+          </w:tcPr>
+          <w:p>
+            <w:pPr>
+              <w:spacing w:lineRule="auto" w:line="240" w:before="20" w:after="20"/>
+              <w:jc w:val="left"/>
+            </w:pPr>
+            <w:r/>
+            <w:r>
+              <w:rPr>
+                <w:rFonts w:ascii="Times New Roman" w:hAnsi="Times New Roman" w:cs="Times New Roman" w:eastAsia="Times New Roman"/>
+                <w:b w:val="0"/>
+                <w:i w:val="0"/>
+                <w:sz w:val="22"/>
+              </w:rPr>
+              <w:t>Quét tự động</w:t>
+            </w:r>
+          </w:p>
+        </w:tc>
+      </w:tr>
+      <w:tr>
+        <w:tc>
+          <w:tcPr>
+            <w:tcW w:type="dxa" w:w="2268"/>
+          </w:tcPr>
+          <w:p>
+            <w:pPr>
+              <w:spacing w:lineRule="auto" w:line="240" w:before="20" w:after="20"/>
+              <w:jc w:val="left"/>
+            </w:pPr>
+            <w:r/>
+            <w:r>
+              <w:rPr>
+                <w:rFonts w:ascii="Times New Roman" w:hAnsi="Times New Roman" w:cs="Times New Roman" w:eastAsia="Times New Roman"/>
+                <w:b w:val="0"/>
+                <w:i w:val="0"/>
+                <w:sz w:val="22"/>
+              </w:rPr>
+              <w:t>PCN-09</w:t>
+            </w:r>
+          </w:p>
+        </w:tc>
+        <w:tc>
+          <w:tcPr>
+            <w:tcW w:type="dxa" w:w="2268"/>
+          </w:tcPr>
+          <w:p>
+            <w:pPr>
+              <w:spacing w:lineRule="auto" w:line="240" w:before="20" w:after="20"/>
+              <w:jc w:val="left"/>
+            </w:pPr>
+            <w:r/>
+            <w:r>
+              <w:rPr>
+                <w:rFonts w:ascii="Times New Roman" w:hAnsi="Times New Roman" w:cs="Times New Roman" w:eastAsia="Times New Roman"/>
+                <w:b w:val="0"/>
+                <w:i w:val="0"/>
+                <w:sz w:val="22"/>
+              </w:rPr>
+              <w:t>Khả dụng</w:t>
+            </w:r>
+          </w:p>
+        </w:tc>
+        <w:tc>
+          <w:tcPr>
+            <w:tcW w:type="dxa" w:w="2268"/>
+          </w:tcPr>
+          <w:p>
+            <w:pPr>
+              <w:spacing w:lineRule="auto" w:line="240" w:before="20" w:after="20"/>
+              <w:jc w:val="left"/>
+            </w:pPr>
+            <w:r/>
+            <w:r>
+              <w:rPr>
+                <w:rFonts w:ascii="Times New Roman" w:hAnsi="Times New Roman" w:cs="Times New Roman" w:eastAsia="Times New Roman"/>
+                <w:b w:val="0"/>
+                <w:i w:val="0"/>
+                <w:sz w:val="22"/>
+              </w:rPr>
+              <w:t>Mọi vùng chạm tối thiểu 44×44 điểm ảnh</w:t>
+            </w:r>
+          </w:p>
+        </w:tc>
+        <w:tc>
+          <w:tcPr>
+            <w:tcW w:type="dxa" w:w="2268"/>
+          </w:tcPr>
+          <w:p>
+            <w:pPr>
+              <w:spacing w:lineRule="auto" w:line="240" w:before="20" w:after="20"/>
+              <w:jc w:val="left"/>
+            </w:pPr>
+            <w:r/>
+            <w:r>
+              <w:rPr>
+                <w:rFonts w:ascii="Times New Roman" w:hAnsi="Times New Roman" w:cs="Times New Roman" w:eastAsia="Times New Roman"/>
+                <w:b w:val="0"/>
+                <w:i w:val="0"/>
+                <w:sz w:val="22"/>
+              </w:rPr>
+              <w:t>Đo tự động</w:t>
+            </w:r>
+          </w:p>
+        </w:tc>
+      </w:tr>
+      <w:tr>
+        <w:tc>
+          <w:tcPr>
+            <w:tcW w:type="dxa" w:w="2268"/>
+          </w:tcPr>
+          <w:p>
+            <w:pPr>
+              <w:spacing w:lineRule="auto" w:line="240" w:before="20" w:after="20"/>
+              <w:jc w:val="left"/>
+            </w:pPr>
+            <w:r/>
+            <w:r>
+              <w:rPr>
+                <w:rFonts w:ascii="Times New Roman" w:hAnsi="Times New Roman" w:cs="Times New Roman" w:eastAsia="Times New Roman"/>
+                <w:b w:val="0"/>
+                <w:i w:val="0"/>
+                <w:sz w:val="22"/>
+              </w:rPr>
+              <w:t>PCN-10</w:t>
+            </w:r>
+          </w:p>
+        </w:tc>
+        <w:tc>
+          <w:tcPr>
+            <w:tcW w:type="dxa" w:w="2268"/>
+          </w:tcPr>
+          <w:p>
+            <w:pPr>
+              <w:spacing w:lineRule="auto" w:line="240" w:before="20" w:after="20"/>
+              <w:jc w:val="left"/>
+            </w:pPr>
+            <w:r/>
+            <w:r>
+              <w:rPr>
+                <w:rFonts w:ascii="Times New Roman" w:hAnsi="Times New Roman" w:cs="Times New Roman" w:eastAsia="Times New Roman"/>
+                <w:b w:val="0"/>
+                <w:i w:val="0"/>
+                <w:sz w:val="22"/>
+              </w:rPr>
+              <w:t>Hiệu năng</w:t>
+            </w:r>
+          </w:p>
+        </w:tc>
+        <w:tc>
+          <w:tcPr>
+            <w:tcW w:type="dxa" w:w="2268"/>
+          </w:tcPr>
+          <w:p>
+            <w:pPr>
+              <w:spacing w:lineRule="auto" w:line="240" w:before="20" w:after="20"/>
+              <w:jc w:val="left"/>
+            </w:pPr>
+            <w:r/>
+            <w:r>
+              <w:rPr>
+                <w:rFonts w:ascii="Times New Roman" w:hAnsi="Times New Roman" w:cs="Times New Roman" w:eastAsia="Times New Roman"/>
+                <w:b w:val="0"/>
+                <w:i w:val="0"/>
+                <w:sz w:val="22"/>
+              </w:rPr>
+              <w:t>Lịch cả kỳ lấy trong một truy vấn, không lặp từng đêm</w:t>
+            </w:r>
+          </w:p>
+        </w:tc>
+        <w:tc>
+          <w:tcPr>
+            <w:tcW w:type="dxa" w:w="2268"/>
+          </w:tcPr>
+          <w:p>
+            <w:pPr>
+              <w:spacing w:lineRule="auto" w:line="240" w:before="20" w:after="20"/>
+              <w:jc w:val="left"/>
+            </w:pPr>
+            <w:r/>
+            <w:r>
+              <w:rPr>
+                <w:rFonts w:ascii="Times New Roman" w:hAnsi="Times New Roman" w:cs="Times New Roman" w:eastAsia="Times New Roman"/>
+                <w:b w:val="0"/>
+                <w:i w:val="0"/>
+                <w:sz w:val="22"/>
+              </w:rPr>
+              <w:t>Đọc mã truy vấn</w:t>
+            </w:r>
+          </w:p>
+        </w:tc>
+      </w:tr>
+      <w:tr>
+        <w:tc>
+          <w:tcPr>
+            <w:tcW w:type="dxa" w:w="2268"/>
+          </w:tcPr>
+          <w:p>
+            <w:pPr>
+              <w:spacing w:lineRule="auto" w:line="240" w:before="20" w:after="20"/>
+              <w:jc w:val="left"/>
+            </w:pPr>
+            <w:r/>
+            <w:r>
+              <w:rPr>
+                <w:rFonts w:ascii="Times New Roman" w:hAnsi="Times New Roman" w:cs="Times New Roman" w:eastAsia="Times New Roman"/>
+                <w:b w:val="0"/>
+                <w:i w:val="0"/>
+                <w:sz w:val="22"/>
+              </w:rPr>
+              <w:t>PCN-11</w:t>
+            </w:r>
+          </w:p>
+        </w:tc>
+        <w:tc>
+          <w:tcPr>
+            <w:tcW w:type="dxa" w:w="2268"/>
+          </w:tcPr>
+          <w:p>
+            <w:pPr>
+              <w:spacing w:lineRule="auto" w:line="240" w:before="20" w:after="20"/>
+              <w:jc w:val="left"/>
+            </w:pPr>
+            <w:r/>
+            <w:r>
+              <w:rPr>
+                <w:rFonts w:ascii="Times New Roman" w:hAnsi="Times New Roman" w:cs="Times New Roman" w:eastAsia="Times New Roman"/>
+                <w:b w:val="0"/>
+                <w:i w:val="0"/>
+                <w:sz w:val="22"/>
+              </w:rPr>
+              <w:t>Triển khai</w:t>
+            </w:r>
+          </w:p>
+        </w:tc>
+        <w:tc>
+          <w:tcPr>
+            <w:tcW w:type="dxa" w:w="2268"/>
+          </w:tcPr>
+          <w:p>
+            <w:pPr>
+              <w:spacing w:lineRule="auto" w:line="240" w:before="20" w:after="20"/>
+              <w:jc w:val="left"/>
+            </w:pPr>
+            <w:r/>
+            <w:r>
+              <w:rPr>
+                <w:rFonts w:ascii="Times New Roman" w:hAnsi="Times New Roman" w:cs="Times New Roman" w:eastAsia="Times New Roman"/>
+                <w:b w:val="0"/>
+                <w:i w:val="0"/>
+                <w:sz w:val="22"/>
+              </w:rPr>
+              <w:t>Ba lệnh từ lúc sao chép mã nguồn tới lúc chạy</w:t>
+            </w:r>
+          </w:p>
+        </w:tc>
+        <w:tc>
+          <w:tcPr>
+            <w:tcW w:type="dxa" w:w="2268"/>
+          </w:tcPr>
+          <w:p>
+            <w:pPr>
+              <w:spacing w:lineRule="auto" w:line="240" w:before="20" w:after="20"/>
+              <w:jc w:val="left"/>
+            </w:pPr>
+            <w:r/>
+            <w:r>
+              <w:rPr>
+                <w:rFonts w:ascii="Times New Roman" w:hAnsi="Times New Roman" w:cs="Times New Roman" w:eastAsia="Times New Roman"/>
+                <w:b w:val="0"/>
+                <w:i w:val="0"/>
+                <w:sz w:val="22"/>
+              </w:rPr>
+              <w:t>Thực nghiệm</w:t>
+            </w:r>
+          </w:p>
+        </w:tc>
+      </w:tr>
+      <w:tr>
+        <w:tc>
+          <w:tcPr>
+            <w:tcW w:type="dxa" w:w="2268"/>
+          </w:tcPr>
+          <w:p>
+            <w:pPr>
+              <w:spacing w:lineRule="auto" w:line="240" w:before="20" w:after="20"/>
+              <w:jc w:val="left"/>
+            </w:pPr>
+            <w:r/>
+            <w:r>
+              <w:rPr>
+                <w:rFonts w:ascii="Times New Roman" w:hAnsi="Times New Roman" w:cs="Times New Roman" w:eastAsia="Times New Roman"/>
+                <w:b w:val="0"/>
+                <w:i w:val="0"/>
+                <w:sz w:val="22"/>
+              </w:rPr>
+              <w:t>PCN-12</w:t>
+            </w:r>
+          </w:p>
+        </w:tc>
+        <w:tc>
+          <w:tcPr>
+            <w:tcW w:type="dxa" w:w="2268"/>
+          </w:tcPr>
+          <w:p>
+            <w:pPr>
+              <w:spacing w:lineRule="auto" w:line="240" w:before="20" w:after="20"/>
+              <w:jc w:val="left"/>
+            </w:pPr>
+            <w:r/>
+            <w:r>
+              <w:rPr>
+                <w:rFonts w:ascii="Times New Roman" w:hAnsi="Times New Roman" w:cs="Times New Roman" w:eastAsia="Times New Roman"/>
+                <w:b w:val="0"/>
+                <w:i w:val="0"/>
+                <w:sz w:val="22"/>
+              </w:rPr>
+              <w:t>Bảo trì</w:t>
+            </w:r>
+          </w:p>
+        </w:tc>
+        <w:tc>
+          <w:tcPr>
+            <w:tcW w:type="dxa" w:w="2268"/>
+          </w:tcPr>
+          <w:p>
+            <w:pPr>
+              <w:spacing w:lineRule="auto" w:line="240" w:before="20" w:after="20"/>
+              <w:jc w:val="left"/>
+            </w:pPr>
+            <w:r/>
+            <w:r>
+              <w:rPr>
+                <w:rFonts w:ascii="Times New Roman" w:hAnsi="Times New Roman" w:cs="Times New Roman" w:eastAsia="Times New Roman"/>
+                <w:b w:val="0"/>
+                <w:i w:val="0"/>
+                <w:sz w:val="22"/>
+              </w:rPr>
+              <w:t>Lược đồ do công cụ migration quản lý, migration bất biến</w:t>
+            </w:r>
+          </w:p>
+        </w:tc>
+        <w:tc>
+          <w:tcPr>
+            <w:tcW w:type="dxa" w:w="2268"/>
+          </w:tcPr>
+          <w:p>
+            <w:pPr>
+              <w:spacing w:lineRule="auto" w:line="240" w:before="20" w:after="20"/>
+              <w:jc w:val="left"/>
+            </w:pPr>
+            <w:r/>
+            <w:r>
+              <w:rPr>
+                <w:rFonts w:ascii="Times New Roman" w:hAnsi="Times New Roman" w:cs="Times New Roman" w:eastAsia="Times New Roman"/>
+                <w:b w:val="0"/>
+                <w:i w:val="0"/>
+                <w:sz w:val="22"/>
+              </w:rPr>
+              <w:t>Kiểm thử checksum</w:t>
+            </w:r>
+          </w:p>
+        </w:tc>
+      </w:tr>
+    </w:tbl>
+    <w:p>
+      <w:pPr>
+        <w:keepNext/>
+        <w:spacing w:lineRule="auto" w:line="360" w:before="240" w:after="120"/>
+        <w:jc w:val="left"/>
+      </w:pPr>
+      <w:r>
+        <w:rPr>
+          <w:rFonts w:ascii="Times New Roman" w:hAnsi="Times New Roman" w:cs="Times New Roman" w:eastAsia="Times New Roman"/>
+          <w:b/>
+          <w:i w:val="0"/>
+          <w:sz w:val="27"/>
+        </w:rPr>
+        <w:t>Phụ lục P — Cây gói tầng máy chủ</w:t>
+      </w:r>
+    </w:p>
+    <w:p>
+      <w:pPr>
+        <w:spacing w:lineRule="auto" w:line="360" w:before="120" w:after="120"/>
+        <w:jc w:val="both"/>
+      </w:pPr>
+      <w:r>
+        <w:rPr>
+          <w:rFonts w:ascii="Times New Roman" w:hAnsi="Times New Roman" w:cs="Times New Roman" w:eastAsia="Times New Roman"/>
+          <w:b w:val="0"/>
+          <w:i w:val="0"/>
+          <w:sz w:val="26"/>
+        </w:rPr>
+        <w:t>Cây gói đầy đủ của mục 3.4.2.</w:t>
+      </w:r>
+    </w:p>
+    <w:p>
+      <w:pPr>
+        <w:spacing w:lineRule="auto" w:line="240" w:before="120" w:after="120"/>
+        <w:ind w:left="340"/>
+        <w:jc w:val="left"/>
+      </w:pPr>
+      <w:r>
+        <w:rPr>
+          <w:rFonts w:ascii="Consolas" w:hAnsi="Consolas" w:cs="Consolas" w:eastAsia="Consolas"/>
+          <w:b w:val="0"/>
+          <w:i w:val="0"/>
+          <w:sz w:val="21"/>
+        </w:rPr>
+        <w:t>com.tvh.homestay</w:t>
+      </w:r>
+      <w:r>
+        <w:br/>
+      </w:r>
+      <w:r>
+        <w:rPr>
+          <w:rFonts w:ascii="Consolas" w:hAnsi="Consolas" w:cs="Consolas" w:eastAsia="Consolas"/>
+          <w:b w:val="0"/>
+          <w:i w:val="0"/>
+          <w:sz w:val="21"/>
+        </w:rPr>
+        <w:t>├── auth/          — đăng nhập, token, phiên làm việc</w:t>
+      </w:r>
+      <w:r>
+        <w:br/>
+      </w:r>
+      <w:r>
+        <w:rPr>
+          <w:rFonts w:ascii="Consolas" w:hAnsi="Consolas" w:cs="Consolas" w:eastAsia="Consolas"/>
+          <w:b w:val="0"/>
+          <w:i w:val="0"/>
+          <w:sz w:val="21"/>
+        </w:rPr>
+        <w:t>├── user/          — người dùng</w:t>
+      </w:r>
+      <w:r>
+        <w:br/>
+      </w:r>
+      <w:r>
+        <w:rPr>
+          <w:rFonts w:ascii="Consolas" w:hAnsi="Consolas" w:cs="Consolas" w:eastAsia="Consolas"/>
+          <w:b w:val="0"/>
+          <w:i w:val="0"/>
+          <w:sz w:val="21"/>
+        </w:rPr>
+        <w:t>├── room/          — loại phòng, phòng, tiện nghi, khoảng đóng</w:t>
+      </w:r>
+      <w:r>
+        <w:br/>
+      </w:r>
+      <w:r>
+        <w:rPr>
+          <w:rFonts w:ascii="Consolas" w:hAnsi="Consolas" w:cs="Consolas" w:eastAsia="Consolas"/>
+          <w:b w:val="0"/>
+          <w:i w:val="0"/>
+          <w:sz w:val="21"/>
+        </w:rPr>
+        <w:t>├── availability/  — truy vấn phòng trống</w:t>
+      </w:r>
+      <w:r>
+        <w:br/>
+      </w:r>
+      <w:r>
+        <w:rPr>
+          <w:rFonts w:ascii="Consolas" w:hAnsi="Consolas" w:cs="Consolas" w:eastAsia="Consolas"/>
+          <w:b w:val="0"/>
+          <w:i w:val="0"/>
+          <w:sz w:val="21"/>
+        </w:rPr>
+        <w:t>├── booking/       — đơn, máy trạng thái, gán phòng, tính giá</w:t>
+      </w:r>
+      <w:r>
+        <w:br/>
+      </w:r>
+      <w:r>
+        <w:rPr>
+          <w:rFonts w:ascii="Consolas" w:hAnsi="Consolas" w:cs="Consolas" w:eastAsia="Consolas"/>
+          <w:b w:val="0"/>
+          <w:i w:val="0"/>
+          <w:sz w:val="21"/>
+        </w:rPr>
+        <w:t>├── payment/       — webhook, đối soát</w:t>
+      </w:r>
+      <w:r>
+        <w:br/>
+      </w:r>
+      <w:r>
+        <w:rPr>
+          <w:rFonts w:ascii="Consolas" w:hAnsi="Consolas" w:cs="Consolas" w:eastAsia="Consolas"/>
+          <w:b w:val="0"/>
+          <w:i w:val="0"/>
+          <w:sz w:val="21"/>
+        </w:rPr>
+        <w:t>├── promotion/     — mã khuyến mãi</w:t>
+      </w:r>
+      <w:r>
+        <w:br/>
+      </w:r>
+      <w:r>
+        <w:rPr>
+          <w:rFonts w:ascii="Consolas" w:hAnsi="Consolas" w:cs="Consolas" w:eastAsia="Consolas"/>
+          <w:b w:val="0"/>
+          <w:i w:val="0"/>
+          <w:sz w:val="21"/>
+        </w:rPr>
+        <w:t>├── review/        — đánh giá</w:t>
+      </w:r>
+      <w:r>
+        <w:br/>
+      </w:r>
+      <w:r>
+        <w:rPr>
+          <w:rFonts w:ascii="Consolas" w:hAnsi="Consolas" w:cs="Consolas" w:eastAsia="Consolas"/>
+          <w:b w:val="0"/>
+          <w:i w:val="0"/>
+          <w:sz w:val="21"/>
+        </w:rPr>
+        <w:t>├── cms/           — thực thể nội dung trang chủ</w:t>
+      </w:r>
+      <w:r>
+        <w:br/>
+      </w:r>
+      <w:r>
+        <w:rPr>
+          <w:rFonts w:ascii="Consolas" w:hAnsi="Consolas" w:cs="Consolas" w:eastAsia="Consolas"/>
+          <w:b w:val="0"/>
+          <w:i w:val="0"/>
+          <w:sz w:val="21"/>
+        </w:rPr>
+        <w:t>├── content/       — điều khiển nội dung công khai và quản trị</w:t>
+      </w:r>
+      <w:r>
+        <w:br/>
+      </w:r>
+      <w:r>
+        <w:rPr>
+          <w:rFonts w:ascii="Consolas" w:hAnsi="Consolas" w:cs="Consolas" w:eastAsia="Consolas"/>
+          <w:b w:val="0"/>
+          <w:i w:val="0"/>
+          <w:sz w:val="21"/>
+        </w:rPr>
+        <w:t>├── admin/         — điều khiển và dịch vụ khu quản trị</w:t>
+      </w:r>
+      <w:r>
+        <w:br/>
+      </w:r>
+      <w:r>
+        <w:rPr>
+          <w:rFonts w:ascii="Consolas" w:hAnsi="Consolas" w:cs="Consolas" w:eastAsia="Consolas"/>
+          <w:b w:val="0"/>
+          <w:i w:val="0"/>
+          <w:sz w:val="21"/>
+        </w:rPr>
+        <w:t>├── report/        — tổng quan, xuất tệp CSV</w:t>
+      </w:r>
+      <w:r>
+        <w:br/>
+      </w:r>
+      <w:r>
+        <w:rPr>
+          <w:rFonts w:ascii="Consolas" w:hAnsi="Consolas" w:cs="Consolas" w:eastAsia="Consolas"/>
+          <w:b w:val="0"/>
+          <w:i w:val="0"/>
+          <w:sz w:val="21"/>
+        </w:rPr>
+        <w:t>├── storage/       — tải ảnh lên</w:t>
+      </w:r>
+      <w:r>
+        <w:br/>
+      </w:r>
+      <w:r>
+        <w:rPr>
+          <w:rFonts w:ascii="Consolas" w:hAnsi="Consolas" w:cs="Consolas" w:eastAsia="Consolas"/>
+          <w:b w:val="0"/>
+          <w:i w:val="0"/>
+          <w:sz w:val="21"/>
+        </w:rPr>
+        <w:t>├── mail/          — hàng đợi thư</w:t>
+      </w:r>
+      <w:r>
+        <w:br/>
+      </w:r>
+      <w:r>
+        <w:rPr>
+          <w:rFonts w:ascii="Consolas" w:hAnsi="Consolas" w:cs="Consolas" w:eastAsia="Consolas"/>
+          <w:b w:val="0"/>
+          <w:i w:val="0"/>
+          <w:sz w:val="21"/>
+        </w:rPr>
+        <w:t>├── common/        — xử lý ngoại lệ, tiện ích dùng chung</w:t>
+      </w:r>
+      <w:r>
+        <w:br/>
+      </w:r>
+      <w:r>
+        <w:rPr>
+          <w:rFonts w:ascii="Consolas" w:hAnsi="Consolas" w:cs="Consolas" w:eastAsia="Consolas"/>
+          <w:b w:val="0"/>
+          <w:i w:val="0"/>
+          <w:sz w:val="21"/>
+        </w:rPr>
+        <w:t>└── demo/          — nạp dữ liệu mẫu, chỉ hoạt động ở cấu hình trình diễn</w:t>
+      </w:r>
+    </w:p>
+    <w:p>
+      <w:pPr>
+        <w:keepNext/>
+        <w:spacing w:lineRule="auto" w:line="360" w:before="240" w:after="120"/>
+        <w:jc w:val="left"/>
+      </w:pPr>
+      <w:r>
+        <w:rPr>
+          <w:rFonts w:ascii="Times New Roman" w:hAnsi="Times New Roman" w:cs="Times New Roman" w:eastAsia="Times New Roman"/>
+          <w:b/>
+          <w:i w:val="0"/>
+          <w:sz w:val="27"/>
+        </w:rPr>
+        <w:t>Phụ lục Q — Chín khoá giới hạn tần suất</w:t>
+      </w:r>
+    </w:p>
+    <w:p>
+      <w:pPr>
+        <w:spacing w:lineRule="auto" w:line="360" w:before="120" w:after="120"/>
+        <w:jc w:val="both"/>
+      </w:pPr>
+      <w:r>
+        <w:rPr>
+          <w:rFonts w:ascii="Times New Roman" w:hAnsi="Times New Roman" w:cs="Times New Roman" w:eastAsia="Times New Roman"/>
+          <w:b w:val="0"/>
+          <w:i w:val="0"/>
+          <w:sz w:val="26"/>
+        </w:rPr>
+        <w:t>Hạn mức đầy đủ của mục 3.5.3.</w:t>
+      </w:r>
+    </w:p>
+    <w:tbl>
+      <w:tblPr>
+        <w:tblStyle w:val="TableGrid"/>
+        <w:tblW w:type="auto" w:w="0"/>
+        <w:jc w:val="center"/>
+        <w:tblLayout w:type="autofit"/>
+        <w:tblLook w:firstColumn="1" w:firstRow="1" w:lastColumn="0" w:lastRow="0" w:noHBand="0" w:noVBand="1" w:val="04A0"/>
+      </w:tblPr>
+      <w:tblGrid>
+        <w:gridCol w:w="3024"/>
+        <w:gridCol w:w="3024"/>
+        <w:gridCol w:w="3024"/>
+      </w:tblGrid>
+      <w:tr>
+        <w:tc>
+          <w:tcPr>
+            <w:tcW w:type="dxa" w:w="3024"/>
+            <w:shd w:val="clear" w:fill="EFEDE7"/>
+          </w:tcPr>
+          <w:p>
+            <w:pPr>
+              <w:spacing w:lineRule="auto" w:line="240" w:before="20" w:after="20"/>
+              <w:jc w:val="left"/>
+            </w:pPr>
+            <w:r/>
+            <w:r>
+              <w:rPr>
+                <w:rFonts w:ascii="Times New Roman" w:hAnsi="Times New Roman" w:cs="Times New Roman" w:eastAsia="Times New Roman"/>
+                <w:b/>
+                <w:i w:val="0"/>
+                <w:sz w:val="22"/>
+              </w:rPr>
+              <w:t>Khoá</w:t>
+            </w:r>
+          </w:p>
+        </w:tc>
+        <w:tc>
+          <w:tcPr>
+            <w:tcW w:type="dxa" w:w="3024"/>
+            <w:shd w:val="clear" w:fill="EFEDE7"/>
+          </w:tcPr>
+          <w:p>
+            <w:pPr>
+              <w:spacing w:lineRule="auto" w:line="240" w:before="20" w:after="20"/>
+              <w:jc w:val="left"/>
+            </w:pPr>
+            <w:r/>
+            <w:r>
+              <w:rPr>
+                <w:rFonts w:ascii="Times New Roman" w:hAnsi="Times New Roman" w:cs="Times New Roman" w:eastAsia="Times New Roman"/>
+                <w:b/>
+                <w:i w:val="0"/>
+                <w:sz w:val="22"/>
+              </w:rPr>
+              <w:t>Hạn mức</w:t>
+            </w:r>
+          </w:p>
+        </w:tc>
+        <w:tc>
+          <w:tcPr>
+            <w:tcW w:type="dxa" w:w="3024"/>
+            <w:shd w:val="clear" w:fill="EFEDE7"/>
+          </w:tcPr>
+          <w:p>
+            <w:pPr>
+              <w:spacing w:lineRule="auto" w:line="240" w:before="20" w:after="20"/>
+              <w:jc w:val="left"/>
+            </w:pPr>
+            <w:r/>
+            <w:r>
+              <w:rPr>
+                <w:rFonts w:ascii="Times New Roman" w:hAnsi="Times New Roman" w:cs="Times New Roman" w:eastAsia="Times New Roman"/>
+                <w:b/>
+                <w:i w:val="0"/>
+                <w:sz w:val="22"/>
+              </w:rPr>
+              <w:t>Áp dụng cho</w:t>
+            </w:r>
+          </w:p>
+        </w:tc>
+      </w:tr>
+      <w:tr>
+        <w:tc>
+          <w:tcPr>
+            <w:tcW w:type="dxa" w:w="3024"/>
+          </w:tcPr>
+          <w:p>
+            <w:pPr>
+              <w:spacing w:lineRule="auto" w:line="240" w:before="20" w:after="20"/>
+              <w:jc w:val="left"/>
+            </w:pPr>
+            <w:r/>
+            <w:r>
+              <w:rPr>
+                <w:rFonts w:ascii="Consolas" w:hAnsi="Consolas" w:cs="Consolas" w:eastAsia="Consolas"/>
+                <w:b w:val="0"/>
+                <w:i w:val="0"/>
+                <w:sz w:val="19"/>
+              </w:rPr>
+              <w:t>ip:auth</w:t>
+            </w:r>
+          </w:p>
+        </w:tc>
+        <w:tc>
+          <w:tcPr>
+            <w:tcW w:type="dxa" w:w="3024"/>
+          </w:tcPr>
+          <w:p>
+            <w:pPr>
+              <w:spacing w:lineRule="auto" w:line="240" w:before="20" w:after="20"/>
+              <w:jc w:val="left"/>
+            </w:pPr>
+            <w:r/>
+            <w:r>
+              <w:rPr>
+                <w:rFonts w:ascii="Times New Roman" w:hAnsi="Times New Roman" w:cs="Times New Roman" w:eastAsia="Times New Roman"/>
+                <w:b w:val="0"/>
+                <w:i w:val="0"/>
+                <w:sz w:val="22"/>
+              </w:rPr>
+              <w:t>10 lần mỗi phút</w:t>
+            </w:r>
+          </w:p>
+        </w:tc>
+        <w:tc>
+          <w:tcPr>
+            <w:tcW w:type="dxa" w:w="3024"/>
+          </w:tcPr>
+          <w:p>
+            <w:pPr>
+              <w:spacing w:lineRule="auto" w:line="240" w:before="20" w:after="20"/>
+              <w:jc w:val="left"/>
+            </w:pPr>
+            <w:r/>
+            <w:r>
+              <w:rPr>
+                <w:rFonts w:ascii="Times New Roman" w:hAnsi="Times New Roman" w:cs="Times New Roman" w:eastAsia="Times New Roman"/>
+                <w:b w:val="0"/>
+                <w:i w:val="0"/>
+                <w:sz w:val="22"/>
+              </w:rPr>
+              <w:t>Mọi endpoint xác thực</w:t>
+            </w:r>
+          </w:p>
+        </w:tc>
+      </w:tr>
+      <w:tr>
+        <w:tc>
+          <w:tcPr>
+            <w:tcW w:type="dxa" w:w="3024"/>
+          </w:tcPr>
+          <w:p>
+            <w:pPr>
+              <w:spacing w:lineRule="auto" w:line="240" w:before="20" w:after="20"/>
+              <w:jc w:val="left"/>
+            </w:pPr>
+            <w:r/>
+            <w:r>
+              <w:rPr>
+                <w:rFonts w:ascii="Consolas" w:hAnsi="Consolas" w:cs="Consolas" w:eastAsia="Consolas"/>
+                <w:b w:val="0"/>
+                <w:i w:val="0"/>
+                <w:sz w:val="19"/>
+              </w:rPr>
+              <w:t>email:login</w:t>
+            </w:r>
+          </w:p>
+        </w:tc>
+        <w:tc>
+          <w:tcPr>
+            <w:tcW w:type="dxa" w:w="3024"/>
+          </w:tcPr>
+          <w:p>
+            <w:pPr>
+              <w:spacing w:lineRule="auto" w:line="240" w:before="20" w:after="20"/>
+              <w:jc w:val="left"/>
+            </w:pPr>
+            <w:r/>
+            <w:r>
+              <w:rPr>
+                <w:rFonts w:ascii="Times New Roman" w:hAnsi="Times New Roman" w:cs="Times New Roman" w:eastAsia="Times New Roman"/>
+                <w:b w:val="0"/>
+                <w:i w:val="0"/>
+                <w:sz w:val="22"/>
+              </w:rPr>
+              <w:t>5 lần mỗi phút</w:t>
+            </w:r>
+          </w:p>
+        </w:tc>
+        <w:tc>
+          <w:tcPr>
+            <w:tcW w:type="dxa" w:w="3024"/>
+          </w:tcPr>
+          <w:p>
+            <w:pPr>
+              <w:spacing w:lineRule="auto" w:line="240" w:before="20" w:after="20"/>
+              <w:jc w:val="left"/>
+            </w:pPr>
+            <w:r/>
+            <w:r>
+              <w:rPr>
+                <w:rFonts w:ascii="Times New Roman" w:hAnsi="Times New Roman" w:cs="Times New Roman" w:eastAsia="Times New Roman"/>
+                <w:b w:val="0"/>
+                <w:i w:val="0"/>
+                <w:sz w:val="22"/>
+              </w:rPr>
+              <w:t>Đăng nhập, theo thư điện tử trong thân yêu cầu</w:t>
+            </w:r>
+          </w:p>
+        </w:tc>
+      </w:tr>
+      <w:tr>
+        <w:tc>
+          <w:tcPr>
+            <w:tcW w:type="dxa" w:w="3024"/>
+          </w:tcPr>
+          <w:p>
+            <w:pPr>
+              <w:spacing w:lineRule="auto" w:line="240" w:before="20" w:after="20"/>
+              <w:jc w:val="left"/>
+            </w:pPr>
+            <w:r/>
+            <w:r>
+              <w:rPr>
+                <w:rFonts w:ascii="Consolas" w:hAnsi="Consolas" w:cs="Consolas" w:eastAsia="Consolas"/>
+                <w:b w:val="0"/>
+                <w:i w:val="0"/>
+                <w:sz w:val="19"/>
+              </w:rPr>
+              <w:t>ip:availability</w:t>
+            </w:r>
+          </w:p>
+        </w:tc>
+        <w:tc>
+          <w:tcPr>
+            <w:tcW w:type="dxa" w:w="3024"/>
+          </w:tcPr>
+          <w:p>
+            <w:pPr>
+              <w:spacing w:lineRule="auto" w:line="240" w:before="20" w:after="20"/>
+              <w:jc w:val="left"/>
+            </w:pPr>
+            <w:r/>
+            <w:r>
+              <w:rPr>
+                <w:rFonts w:ascii="Times New Roman" w:hAnsi="Times New Roman" w:cs="Times New Roman" w:eastAsia="Times New Roman"/>
+                <w:b w:val="0"/>
+                <w:i w:val="0"/>
+                <w:sz w:val="22"/>
+              </w:rPr>
+              <w:t>60 lần mỗi phút</w:t>
+            </w:r>
+          </w:p>
+        </w:tc>
+        <w:tc>
+          <w:tcPr>
+            <w:tcW w:type="dxa" w:w="3024"/>
+          </w:tcPr>
+          <w:p>
+            <w:pPr>
+              <w:spacing w:lineRule="auto" w:line="240" w:before="20" w:after="20"/>
+              <w:jc w:val="left"/>
+            </w:pPr>
+            <w:r/>
+            <w:r>
+              <w:rPr>
+                <w:rFonts w:ascii="Times New Roman" w:hAnsi="Times New Roman" w:cs="Times New Roman" w:eastAsia="Times New Roman"/>
+                <w:b w:val="0"/>
+                <w:i w:val="0"/>
+                <w:sz w:val="22"/>
+              </w:rPr>
+              <w:t>Truy vấn phòng trống</w:t>
+            </w:r>
+          </w:p>
+        </w:tc>
+      </w:tr>
+      <w:tr>
+        <w:tc>
+          <w:tcPr>
+            <w:tcW w:type="dxa" w:w="3024"/>
+          </w:tcPr>
+          <w:p>
+            <w:pPr>
+              <w:spacing w:lineRule="auto" w:line="240" w:before="20" w:after="20"/>
+              <w:jc w:val="left"/>
+            </w:pPr>
+            <w:r/>
+            <w:r>
+              <w:rPr>
+                <w:rFonts w:ascii="Consolas" w:hAnsi="Consolas" w:cs="Consolas" w:eastAsia="Consolas"/>
+                <w:b w:val="0"/>
+                <w:i w:val="0"/>
+                <w:sz w:val="19"/>
+              </w:rPr>
+              <w:t>ip:promo</w:t>
+            </w:r>
+          </w:p>
+        </w:tc>
+        <w:tc>
+          <w:tcPr>
+            <w:tcW w:type="dxa" w:w="3024"/>
+          </w:tcPr>
+          <w:p>
+            <w:pPr>
+              <w:spacing w:lineRule="auto" w:line="240" w:before="20" w:after="20"/>
+              <w:jc w:val="left"/>
+            </w:pPr>
+            <w:r/>
+            <w:r>
+              <w:rPr>
+                <w:rFonts w:ascii="Times New Roman" w:hAnsi="Times New Roman" w:cs="Times New Roman" w:eastAsia="Times New Roman"/>
+                <w:b w:val="0"/>
+                <w:i w:val="0"/>
+                <w:sz w:val="22"/>
+              </w:rPr>
+              <w:t>20 lần mỗi phút</w:t>
+            </w:r>
+          </w:p>
+        </w:tc>
+        <w:tc>
+          <w:tcPr>
+            <w:tcW w:type="dxa" w:w="3024"/>
+          </w:tcPr>
+          <w:p>
+            <w:pPr>
+              <w:spacing w:lineRule="auto" w:line="240" w:before="20" w:after="20"/>
+              <w:jc w:val="left"/>
+            </w:pPr>
+            <w:r/>
+            <w:r>
+              <w:rPr>
+                <w:rFonts w:ascii="Times New Roman" w:hAnsi="Times New Roman" w:cs="Times New Roman" w:eastAsia="Times New Roman"/>
+                <w:b w:val="0"/>
+                <w:i w:val="0"/>
+                <w:sz w:val="22"/>
+              </w:rPr>
+              <w:t>Kiểm tra mã khuyến mãi</w:t>
+            </w:r>
+          </w:p>
+        </w:tc>
+      </w:tr>
+      <w:tr>
+        <w:tc>
+          <w:tcPr>
+            <w:tcW w:type="dxa" w:w="3024"/>
+          </w:tcPr>
+          <w:p>
+            <w:pPr>
+              <w:spacing w:lineRule="auto" w:line="240" w:before="20" w:after="20"/>
+              <w:jc w:val="left"/>
+            </w:pPr>
+            <w:r/>
+            <w:r>
+              <w:rPr>
+                <w:rFonts w:ascii="Consolas" w:hAnsi="Consolas" w:cs="Consolas" w:eastAsia="Consolas"/>
+                <w:b w:val="0"/>
+                <w:i w:val="0"/>
+                <w:sz w:val="19"/>
+              </w:rPr>
+              <w:t>ip:booking-create</w:t>
+            </w:r>
+          </w:p>
+        </w:tc>
+        <w:tc>
+          <w:tcPr>
+            <w:tcW w:type="dxa" w:w="3024"/>
+          </w:tcPr>
+          <w:p>
+            <w:pPr>
+              <w:spacing w:lineRule="auto" w:line="240" w:before="20" w:after="20"/>
+              <w:jc w:val="left"/>
+            </w:pPr>
+            <w:r/>
+            <w:r>
+              <w:rPr>
+                <w:rFonts w:ascii="Times New Roman" w:hAnsi="Times New Roman" w:cs="Times New Roman" w:eastAsia="Times New Roman"/>
+                <w:b w:val="0"/>
+                <w:i w:val="0"/>
+                <w:sz w:val="22"/>
+              </w:rPr>
+              <w:t>10 lần mỗi phút</w:t>
+            </w:r>
+          </w:p>
+        </w:tc>
+        <w:tc>
+          <w:tcPr>
+            <w:tcW w:type="dxa" w:w="3024"/>
+          </w:tcPr>
+          <w:p>
+            <w:pPr>
+              <w:spacing w:lineRule="auto" w:line="240" w:before="20" w:after="20"/>
+              <w:jc w:val="left"/>
+            </w:pPr>
+            <w:r/>
+            <w:r>
+              <w:rPr>
+                <w:rFonts w:ascii="Times New Roman" w:hAnsi="Times New Roman" w:cs="Times New Roman" w:eastAsia="Times New Roman"/>
+                <w:b w:val="0"/>
+                <w:i w:val="0"/>
+                <w:sz w:val="22"/>
+              </w:rPr>
+              <w:t>Tạo đơn</w:t>
+            </w:r>
+          </w:p>
+        </w:tc>
+      </w:tr>
+      <w:tr>
+        <w:tc>
+          <w:tcPr>
+            <w:tcW w:type="dxa" w:w="3024"/>
+          </w:tcPr>
+          <w:p>
+            <w:pPr>
+              <w:spacing w:lineRule="auto" w:line="240" w:before="20" w:after="20"/>
+              <w:jc w:val="left"/>
+            </w:pPr>
+            <w:r/>
+            <w:r>
+              <w:rPr>
+                <w:rFonts w:ascii="Consolas" w:hAnsi="Consolas" w:cs="Consolas" w:eastAsia="Consolas"/>
+                <w:b w:val="0"/>
+                <w:i w:val="0"/>
+                <w:sz w:val="19"/>
+              </w:rPr>
+              <w:t>phone:booking</w:t>
+            </w:r>
+          </w:p>
+        </w:tc>
+        <w:tc>
+          <w:tcPr>
+            <w:tcW w:type="dxa" w:w="3024"/>
+          </w:tcPr>
+          <w:p>
+            <w:pPr>
+              <w:spacing w:lineRule="auto" w:line="240" w:before="20" w:after="20"/>
+              <w:jc w:val="left"/>
+            </w:pPr>
+            <w:r/>
+            <w:r>
+              <w:rPr>
+                <w:rFonts w:ascii="Times New Roman" w:hAnsi="Times New Roman" w:cs="Times New Roman" w:eastAsia="Times New Roman"/>
+                <w:b w:val="0"/>
+                <w:i w:val="0"/>
+                <w:sz w:val="22"/>
+              </w:rPr>
+              <w:t>10 lần mỗi giờ</w:t>
+            </w:r>
+          </w:p>
+        </w:tc>
+        <w:tc>
+          <w:tcPr>
+            <w:tcW w:type="dxa" w:w="3024"/>
+          </w:tcPr>
+          <w:p>
+            <w:pPr>
+              <w:spacing w:lineRule="auto" w:line="240" w:before="20" w:after="20"/>
+              <w:jc w:val="left"/>
+            </w:pPr>
+            <w:r/>
+            <w:r>
+              <w:rPr>
+                <w:rFonts w:ascii="Times New Roman" w:hAnsi="Times New Roman" w:cs="Times New Roman" w:eastAsia="Times New Roman"/>
+                <w:b w:val="0"/>
+                <w:i w:val="0"/>
+                <w:sz w:val="22"/>
+              </w:rPr>
+              <w:t>Tạo đơn, theo số điện thoại</w:t>
+            </w:r>
+          </w:p>
+        </w:tc>
+      </w:tr>
+      <w:tr>
+        <w:tc>
+          <w:tcPr>
+            <w:tcW w:type="dxa" w:w="3024"/>
+          </w:tcPr>
+          <w:p>
+            <w:pPr>
+              <w:spacing w:lineRule="auto" w:line="240" w:before="20" w:after="20"/>
+              <w:jc w:val="left"/>
+            </w:pPr>
+            <w:r/>
+            <w:r>
+              <w:rPr>
+                <w:rFonts w:ascii="Consolas" w:hAnsi="Consolas" w:cs="Consolas" w:eastAsia="Consolas"/>
+                <w:b w:val="0"/>
+                <w:i w:val="0"/>
+                <w:sz w:val="19"/>
+              </w:rPr>
+              <w:t>ip:lookup</w:t>
+            </w:r>
+          </w:p>
+        </w:tc>
+        <w:tc>
+          <w:tcPr>
+            <w:tcW w:type="dxa" w:w="3024"/>
+          </w:tcPr>
+          <w:p>
+            <w:pPr>
+              <w:spacing w:lineRule="auto" w:line="240" w:before="20" w:after="20"/>
+              <w:jc w:val="left"/>
+            </w:pPr>
+            <w:r/>
+            <w:r>
+              <w:rPr>
+                <w:rFonts w:ascii="Times New Roman" w:hAnsi="Times New Roman" w:cs="Times New Roman" w:eastAsia="Times New Roman"/>
+                <w:b w:val="0"/>
+                <w:i w:val="0"/>
+                <w:sz w:val="22"/>
+              </w:rPr>
+              <w:t>10 lần mỗi phút</w:t>
+            </w:r>
+          </w:p>
+        </w:tc>
+        <w:tc>
+          <w:tcPr>
+            <w:tcW w:type="dxa" w:w="3024"/>
+          </w:tcPr>
+          <w:p>
+            <w:pPr>
+              <w:spacing w:lineRule="auto" w:line="240" w:before="20" w:after="20"/>
+              <w:jc w:val="left"/>
+            </w:pPr>
+            <w:r/>
+            <w:r>
+              <w:rPr>
+                <w:rFonts w:ascii="Times New Roman" w:hAnsi="Times New Roman" w:cs="Times New Roman" w:eastAsia="Times New Roman"/>
+                <w:b w:val="0"/>
+                <w:i w:val="0"/>
+                <w:sz w:val="22"/>
+              </w:rPr>
+              <w:t>Tra cứu đơn</w:t>
+            </w:r>
+          </w:p>
+        </w:tc>
+      </w:tr>
+      <w:tr>
+        <w:tc>
+          <w:tcPr>
+            <w:tcW w:type="dxa" w:w="3024"/>
+          </w:tcPr>
+          <w:p>
+            <w:pPr>
+              <w:spacing w:lineRule="auto" w:line="240" w:before="20" w:after="20"/>
+              <w:jc w:val="left"/>
+            </w:pPr>
+            <w:r/>
+            <w:r>
+              <w:rPr>
+                <w:rFonts w:ascii="Consolas" w:hAnsi="Consolas" w:cs="Consolas" w:eastAsia="Consolas"/>
+                <w:b w:val="0"/>
+                <w:i w:val="0"/>
+                <w:sz w:val="19"/>
+              </w:rPr>
+              <w:t>code:lookup</w:t>
+            </w:r>
+          </w:p>
+        </w:tc>
+        <w:tc>
+          <w:tcPr>
+            <w:tcW w:type="dxa" w:w="3024"/>
+          </w:tcPr>
+          <w:p>
+            <w:pPr>
+              <w:spacing w:lineRule="auto" w:line="240" w:before="20" w:after="20"/>
+              <w:jc w:val="left"/>
+            </w:pPr>
+            <w:r/>
+            <w:r>
+              <w:rPr>
+                <w:rFonts w:ascii="Times New Roman" w:hAnsi="Times New Roman" w:cs="Times New Roman" w:eastAsia="Times New Roman"/>
+                <w:b w:val="0"/>
+                <w:i w:val="0"/>
+                <w:sz w:val="22"/>
+              </w:rPr>
+              <w:t>5 lần mỗi giờ</w:t>
+            </w:r>
+          </w:p>
+        </w:tc>
+        <w:tc>
+          <w:tcPr>
+            <w:tcW w:type="dxa" w:w="3024"/>
+          </w:tcPr>
+          <w:p>
+            <w:pPr>
+              <w:spacing w:lineRule="auto" w:line="240" w:before="20" w:after="20"/>
+              <w:jc w:val="left"/>
+            </w:pPr>
+            <w:r/>
+            <w:r>
+              <w:rPr>
+                <w:rFonts w:ascii="Times New Roman" w:hAnsi="Times New Roman" w:cs="Times New Roman" w:eastAsia="Times New Roman"/>
+                <w:b w:val="0"/>
+                <w:i w:val="0"/>
+                <w:sz w:val="22"/>
+              </w:rPr>
+              <w:t>Tra cứu đơn, theo mã đơn</w:t>
+            </w:r>
+          </w:p>
+        </w:tc>
+      </w:tr>
+      <w:tr>
+        <w:tc>
+          <w:tcPr>
+            <w:tcW w:type="dxa" w:w="3024"/>
+          </w:tcPr>
+          <w:p>
+            <w:pPr>
+              <w:spacing w:lineRule="auto" w:line="240" w:before="20" w:after="20"/>
+              <w:jc w:val="left"/>
+            </w:pPr>
+            <w:r/>
+            <w:r>
+              <w:rPr>
+                <w:rFonts w:ascii="Consolas" w:hAnsi="Consolas" w:cs="Consolas" w:eastAsia="Consolas"/>
+                <w:b w:val="0"/>
+                <w:i w:val="0"/>
+                <w:sz w:val="19"/>
+              </w:rPr>
+              <w:t>ip:cancel</w:t>
+            </w:r>
+          </w:p>
+        </w:tc>
+        <w:tc>
+          <w:tcPr>
+            <w:tcW w:type="dxa" w:w="3024"/>
+          </w:tcPr>
+          <w:p>
+            <w:pPr>
+              <w:spacing w:lineRule="auto" w:line="240" w:before="20" w:after="20"/>
+              <w:jc w:val="left"/>
+            </w:pPr>
+            <w:r/>
+            <w:r>
+              <w:rPr>
+                <w:rFonts w:ascii="Times New Roman" w:hAnsi="Times New Roman" w:cs="Times New Roman" w:eastAsia="Times New Roman"/>
+                <w:b w:val="0"/>
+                <w:i w:val="0"/>
+                <w:sz w:val="22"/>
+              </w:rPr>
+              <w:t>10 lần mỗi phút</w:t>
+            </w:r>
+          </w:p>
+        </w:tc>
+        <w:tc>
+          <w:tcPr>
+            <w:tcW w:type="dxa" w:w="3024"/>
+          </w:tcPr>
+          <w:p>
+            <w:pPr>
+              <w:spacing w:lineRule="auto" w:line="240" w:before="20" w:after="20"/>
+              <w:jc w:val="left"/>
+            </w:pPr>
+            <w:r/>
+            <w:r>
+              <w:rPr>
+                <w:rFonts w:ascii="Times New Roman" w:hAnsi="Times New Roman" w:cs="Times New Roman" w:eastAsia="Times New Roman"/>
+                <w:b w:val="0"/>
+                <w:i w:val="0"/>
+                <w:sz w:val="22"/>
+              </w:rPr>
+              <w:t>Huỷ đơn</w:t>
+            </w:r>
+          </w:p>
+        </w:tc>
+      </w:tr>
+    </w:tbl>
     <w:sectPr>
       <w:footerReference w:type="default" r:id="rId9"/>
       <w:pgSz w:w="11906" w:h="16838"/>

--- a/thesis/doc/bao-cao-tltk-phu-luc.docx
+++ b/thesis/doc/bao-cao-tltk-phu-luc.docx
@@ -621,6 +621,9 @@
         <w:gridCol w:w="4535"/>
       </w:tblGrid>
       <w:tr>
+        <w:trPr>
+          <w:tblHeader w:val="true"/>
+        </w:trPr>
         <w:tc>
           <w:tcPr>
             <w:tcW w:type="dxa" w:w="4535"/>
@@ -905,6 +908,10 @@
     <w:p>
       <w:pPr>
         <w:pStyle w:val="ListNumber"/>
+        <w:numPr>
+          <w:ilvl w:val="0"/>
+          <w:numId w:val="10"/>
+        </w:numPr>
         <w:spacing w:lineRule="auto" w:line="360" w:before="60" w:after="60"/>
         <w:jc w:val="both"/>
       </w:pPr>
@@ -921,6 +928,10 @@
     <w:p>
       <w:pPr>
         <w:pStyle w:val="ListNumber"/>
+        <w:numPr>
+          <w:ilvl w:val="0"/>
+          <w:numId w:val="10"/>
+        </w:numPr>
         <w:spacing w:lineRule="auto" w:line="360" w:before="60" w:after="60"/>
         <w:jc w:val="both"/>
       </w:pPr>
@@ -937,6 +948,10 @@
     <w:p>
       <w:pPr>
         <w:pStyle w:val="ListNumber"/>
+        <w:numPr>
+          <w:ilvl w:val="0"/>
+          <w:numId w:val="10"/>
+        </w:numPr>
         <w:spacing w:lineRule="auto" w:line="360" w:before="60" w:after="60"/>
         <w:jc w:val="both"/>
       </w:pPr>
@@ -953,6 +968,10 @@
     <w:p>
       <w:pPr>
         <w:pStyle w:val="ListNumber"/>
+        <w:numPr>
+          <w:ilvl w:val="0"/>
+          <w:numId w:val="10"/>
+        </w:numPr>
         <w:spacing w:lineRule="auto" w:line="360" w:before="60" w:after="60"/>
         <w:jc w:val="both"/>
       </w:pPr>
@@ -1060,6 +1079,9 @@
         <w:gridCol w:w="4535"/>
       </w:tblGrid>
       <w:tr>
+        <w:trPr>
+          <w:tblHeader w:val="true"/>
+        </w:trPr>
         <w:tc>
           <w:tcPr>
             <w:tcW w:type="dxa" w:w="4535"/>
@@ -1362,6 +1384,10 @@
     <w:p>
       <w:pPr>
         <w:pStyle w:val="ListNumber"/>
+        <w:numPr>
+          <w:ilvl w:val="0"/>
+          <w:numId w:val="11"/>
+        </w:numPr>
         <w:spacing w:lineRule="auto" w:line="360" w:before="60" w:after="60"/>
         <w:jc w:val="both"/>
       </w:pPr>
@@ -1378,6 +1404,10 @@
     <w:p>
       <w:pPr>
         <w:pStyle w:val="ListNumber"/>
+        <w:numPr>
+          <w:ilvl w:val="0"/>
+          <w:numId w:val="11"/>
+        </w:numPr>
         <w:spacing w:lineRule="auto" w:line="360" w:before="60" w:after="60"/>
         <w:jc w:val="both"/>
       </w:pPr>
@@ -1394,6 +1424,10 @@
     <w:p>
       <w:pPr>
         <w:pStyle w:val="ListNumber"/>
+        <w:numPr>
+          <w:ilvl w:val="0"/>
+          <w:numId w:val="11"/>
+        </w:numPr>
         <w:spacing w:lineRule="auto" w:line="360" w:before="60" w:after="60"/>
         <w:jc w:val="both"/>
       </w:pPr>
@@ -1410,6 +1444,10 @@
     <w:p>
       <w:pPr>
         <w:pStyle w:val="ListNumber"/>
+        <w:numPr>
+          <w:ilvl w:val="0"/>
+          <w:numId w:val="11"/>
+        </w:numPr>
         <w:spacing w:lineRule="auto" w:line="360" w:before="60" w:after="60"/>
         <w:jc w:val="both"/>
       </w:pPr>
@@ -1426,6 +1464,10 @@
     <w:p>
       <w:pPr>
         <w:pStyle w:val="ListNumber"/>
+        <w:numPr>
+          <w:ilvl w:val="0"/>
+          <w:numId w:val="11"/>
+        </w:numPr>
         <w:spacing w:lineRule="auto" w:line="360" w:before="60" w:after="60"/>
         <w:jc w:val="both"/>
       </w:pPr>
@@ -1442,6 +1484,10 @@
     <w:p>
       <w:pPr>
         <w:pStyle w:val="ListNumber"/>
+        <w:numPr>
+          <w:ilvl w:val="0"/>
+          <w:numId w:val="11"/>
+        </w:numPr>
         <w:spacing w:lineRule="auto" w:line="360" w:before="60" w:after="60"/>
         <w:jc w:val="both"/>
       </w:pPr>
@@ -1458,6 +1504,10 @@
     <w:p>
       <w:pPr>
         <w:pStyle w:val="ListNumber"/>
+        <w:numPr>
+          <w:ilvl w:val="0"/>
+          <w:numId w:val="11"/>
+        </w:numPr>
         <w:spacing w:lineRule="auto" w:line="360" w:before="60" w:after="60"/>
         <w:jc w:val="both"/>
       </w:pPr>
@@ -1474,6 +1524,10 @@
     <w:p>
       <w:pPr>
         <w:pStyle w:val="ListNumber"/>
+        <w:numPr>
+          <w:ilvl w:val="0"/>
+          <w:numId w:val="11"/>
+        </w:numPr>
         <w:spacing w:lineRule="auto" w:line="360" w:before="60" w:after="60"/>
         <w:jc w:val="both"/>
       </w:pPr>
@@ -1782,6 +1836,9 @@
         <w:gridCol w:w="4535"/>
       </w:tblGrid>
       <w:tr>
+        <w:trPr>
+          <w:tblHeader w:val="true"/>
+        </w:trPr>
         <w:tc>
           <w:tcPr>
             <w:tcW w:type="dxa" w:w="4535"/>
@@ -2102,6 +2159,10 @@
     <w:p>
       <w:pPr>
         <w:pStyle w:val="ListNumber"/>
+        <w:numPr>
+          <w:ilvl w:val="0"/>
+          <w:numId w:val="12"/>
+        </w:numPr>
         <w:spacing w:lineRule="auto" w:line="360" w:before="60" w:after="60"/>
         <w:jc w:val="both"/>
       </w:pPr>
@@ -2118,6 +2179,10 @@
     <w:p>
       <w:pPr>
         <w:pStyle w:val="ListNumber"/>
+        <w:numPr>
+          <w:ilvl w:val="0"/>
+          <w:numId w:val="12"/>
+        </w:numPr>
         <w:spacing w:lineRule="auto" w:line="360" w:before="60" w:after="60"/>
         <w:jc w:val="both"/>
       </w:pPr>
@@ -2134,6 +2199,10 @@
     <w:p>
       <w:pPr>
         <w:pStyle w:val="ListNumber"/>
+        <w:numPr>
+          <w:ilvl w:val="0"/>
+          <w:numId w:val="12"/>
+        </w:numPr>
         <w:spacing w:lineRule="auto" w:line="360" w:before="60" w:after="60"/>
         <w:jc w:val="both"/>
       </w:pPr>
@@ -2150,6 +2219,10 @@
     <w:p>
       <w:pPr>
         <w:pStyle w:val="ListNumber"/>
+        <w:numPr>
+          <w:ilvl w:val="0"/>
+          <w:numId w:val="12"/>
+        </w:numPr>
         <w:spacing w:lineRule="auto" w:line="360" w:before="60" w:after="60"/>
         <w:jc w:val="both"/>
       </w:pPr>
@@ -2166,6 +2239,10 @@
     <w:p>
       <w:pPr>
         <w:pStyle w:val="ListNumber"/>
+        <w:numPr>
+          <w:ilvl w:val="0"/>
+          <w:numId w:val="12"/>
+        </w:numPr>
         <w:spacing w:lineRule="auto" w:line="360" w:before="60" w:after="60"/>
         <w:jc w:val="both"/>
       </w:pPr>
@@ -2200,6 +2277,10 @@
     <w:p>
       <w:pPr>
         <w:pStyle w:val="ListNumber"/>
+        <w:numPr>
+          <w:ilvl w:val="0"/>
+          <w:numId w:val="12"/>
+        </w:numPr>
         <w:spacing w:lineRule="auto" w:line="360" w:before="60" w:after="60"/>
         <w:jc w:val="both"/>
       </w:pPr>
@@ -2486,6 +2567,9 @@
         <w:gridCol w:w="4535"/>
       </w:tblGrid>
       <w:tr>
+        <w:trPr>
+          <w:tblHeader w:val="true"/>
+        </w:trPr>
         <w:tc>
           <w:tcPr>
             <w:tcW w:type="dxa" w:w="4535"/>
@@ -2797,6 +2881,10 @@
     <w:p>
       <w:pPr>
         <w:pStyle w:val="ListNumber"/>
+        <w:numPr>
+          <w:ilvl w:val="0"/>
+          <w:numId w:val="13"/>
+        </w:numPr>
         <w:spacing w:lineRule="auto" w:line="360" w:before="60" w:after="60"/>
         <w:jc w:val="both"/>
       </w:pPr>
@@ -2813,6 +2901,10 @@
     <w:p>
       <w:pPr>
         <w:pStyle w:val="ListNumber"/>
+        <w:numPr>
+          <w:ilvl w:val="0"/>
+          <w:numId w:val="13"/>
+        </w:numPr>
         <w:spacing w:lineRule="auto" w:line="360" w:before="60" w:after="60"/>
         <w:jc w:val="both"/>
       </w:pPr>
@@ -2829,6 +2921,10 @@
     <w:p>
       <w:pPr>
         <w:pStyle w:val="ListNumber"/>
+        <w:numPr>
+          <w:ilvl w:val="0"/>
+          <w:numId w:val="13"/>
+        </w:numPr>
         <w:spacing w:lineRule="auto" w:line="360" w:before="60" w:after="60"/>
         <w:jc w:val="both"/>
       </w:pPr>
@@ -2845,6 +2941,10 @@
     <w:p>
       <w:pPr>
         <w:pStyle w:val="ListNumber"/>
+        <w:numPr>
+          <w:ilvl w:val="0"/>
+          <w:numId w:val="13"/>
+        </w:numPr>
         <w:spacing w:lineRule="auto" w:line="360" w:before="60" w:after="60"/>
         <w:jc w:val="both"/>
       </w:pPr>
@@ -2861,6 +2961,10 @@
     <w:p>
       <w:pPr>
         <w:pStyle w:val="ListNumber"/>
+        <w:numPr>
+          <w:ilvl w:val="0"/>
+          <w:numId w:val="13"/>
+        </w:numPr>
         <w:spacing w:lineRule="auto" w:line="360" w:before="60" w:after="60"/>
         <w:jc w:val="both"/>
       </w:pPr>
@@ -3168,6 +3272,9 @@
         <w:gridCol w:w="4535"/>
       </w:tblGrid>
       <w:tr>
+        <w:trPr>
+          <w:tblHeader w:val="true"/>
+        </w:trPr>
         <w:tc>
           <w:tcPr>
             <w:tcW w:type="dxa" w:w="4535"/>
@@ -3470,6 +3577,10 @@
     <w:p>
       <w:pPr>
         <w:pStyle w:val="ListNumber"/>
+        <w:numPr>
+          <w:ilvl w:val="0"/>
+          <w:numId w:val="14"/>
+        </w:numPr>
         <w:spacing w:lineRule="auto" w:line="360" w:before="60" w:after="60"/>
         <w:jc w:val="both"/>
       </w:pPr>
@@ -3486,6 +3597,10 @@
     <w:p>
       <w:pPr>
         <w:pStyle w:val="ListNumber"/>
+        <w:numPr>
+          <w:ilvl w:val="0"/>
+          <w:numId w:val="14"/>
+        </w:numPr>
         <w:spacing w:lineRule="auto" w:line="360" w:before="60" w:after="60"/>
         <w:jc w:val="both"/>
       </w:pPr>
@@ -3502,6 +3617,10 @@
     <w:p>
       <w:pPr>
         <w:pStyle w:val="ListNumber"/>
+        <w:numPr>
+          <w:ilvl w:val="0"/>
+          <w:numId w:val="14"/>
+        </w:numPr>
         <w:spacing w:lineRule="auto" w:line="360" w:before="60" w:after="60"/>
         <w:jc w:val="both"/>
       </w:pPr>
@@ -3518,6 +3637,10 @@
     <w:p>
       <w:pPr>
         <w:pStyle w:val="ListNumber"/>
+        <w:numPr>
+          <w:ilvl w:val="0"/>
+          <w:numId w:val="14"/>
+        </w:numPr>
         <w:spacing w:lineRule="auto" w:line="360" w:before="60" w:after="60"/>
         <w:jc w:val="both"/>
       </w:pPr>
@@ -3643,6 +3766,9 @@
         <w:gridCol w:w="4535"/>
       </w:tblGrid>
       <w:tr>
+        <w:trPr>
+          <w:tblHeader w:val="true"/>
+        </w:trPr>
         <w:tc>
           <w:tcPr>
             <w:tcW w:type="dxa" w:w="4535"/>
@@ -3945,6 +4071,10 @@
     <w:p>
       <w:pPr>
         <w:pStyle w:val="ListNumber"/>
+        <w:numPr>
+          <w:ilvl w:val="0"/>
+          <w:numId w:val="15"/>
+        </w:numPr>
         <w:spacing w:lineRule="auto" w:line="360" w:before="60" w:after="60"/>
         <w:jc w:val="both"/>
       </w:pPr>
@@ -3961,6 +4091,10 @@
     <w:p>
       <w:pPr>
         <w:pStyle w:val="ListNumber"/>
+        <w:numPr>
+          <w:ilvl w:val="0"/>
+          <w:numId w:val="15"/>
+        </w:numPr>
         <w:spacing w:lineRule="auto" w:line="360" w:before="60" w:after="60"/>
         <w:jc w:val="both"/>
       </w:pPr>
@@ -3977,6 +4111,10 @@
     <w:p>
       <w:pPr>
         <w:pStyle w:val="ListNumber"/>
+        <w:numPr>
+          <w:ilvl w:val="0"/>
+          <w:numId w:val="15"/>
+        </w:numPr>
         <w:spacing w:lineRule="auto" w:line="360" w:before="60" w:after="60"/>
         <w:jc w:val="both"/>
       </w:pPr>
@@ -3993,6 +4131,10 @@
     <w:p>
       <w:pPr>
         <w:pStyle w:val="ListNumber"/>
+        <w:numPr>
+          <w:ilvl w:val="0"/>
+          <w:numId w:val="15"/>
+        </w:numPr>
         <w:spacing w:lineRule="auto" w:line="360" w:before="60" w:after="60"/>
         <w:jc w:val="both"/>
       </w:pPr>
@@ -4197,6 +4339,9 @@
         <w:gridCol w:w="4535"/>
       </w:tblGrid>
       <w:tr>
+        <w:trPr>
+          <w:tblHeader w:val="true"/>
+        </w:trPr>
         <w:tc>
           <w:tcPr>
             <w:tcW w:type="dxa" w:w="4535"/>
@@ -4490,6 +4635,10 @@
     <w:p>
       <w:pPr>
         <w:pStyle w:val="ListNumber"/>
+        <w:numPr>
+          <w:ilvl w:val="0"/>
+          <w:numId w:val="16"/>
+        </w:numPr>
         <w:spacing w:lineRule="auto" w:line="360" w:before="60" w:after="60"/>
         <w:jc w:val="both"/>
       </w:pPr>
@@ -4506,6 +4655,10 @@
     <w:p>
       <w:pPr>
         <w:pStyle w:val="ListNumber"/>
+        <w:numPr>
+          <w:ilvl w:val="0"/>
+          <w:numId w:val="16"/>
+        </w:numPr>
         <w:spacing w:lineRule="auto" w:line="360" w:before="60" w:after="60"/>
         <w:jc w:val="both"/>
       </w:pPr>
@@ -4522,6 +4675,10 @@
     <w:p>
       <w:pPr>
         <w:pStyle w:val="ListNumber"/>
+        <w:numPr>
+          <w:ilvl w:val="0"/>
+          <w:numId w:val="16"/>
+        </w:numPr>
         <w:spacing w:lineRule="auto" w:line="360" w:before="60" w:after="60"/>
         <w:jc w:val="both"/>
       </w:pPr>
@@ -4538,6 +4695,10 @@
     <w:p>
       <w:pPr>
         <w:pStyle w:val="ListNumber"/>
+        <w:numPr>
+          <w:ilvl w:val="0"/>
+          <w:numId w:val="16"/>
+        </w:numPr>
         <w:spacing w:lineRule="auto" w:line="360" w:before="60" w:after="60"/>
         <w:jc w:val="both"/>
       </w:pPr>
@@ -4681,6 +4842,9 @@
         <w:gridCol w:w="4535"/>
       </w:tblGrid>
       <w:tr>
+        <w:trPr>
+          <w:tblHeader w:val="true"/>
+        </w:trPr>
         <w:tc>
           <w:tcPr>
             <w:tcW w:type="dxa" w:w="4535"/>
@@ -4974,6 +5138,10 @@
     <w:p>
       <w:pPr>
         <w:pStyle w:val="ListNumber"/>
+        <w:numPr>
+          <w:ilvl w:val="0"/>
+          <w:numId w:val="17"/>
+        </w:numPr>
         <w:spacing w:lineRule="auto" w:line="360" w:before="60" w:after="60"/>
         <w:jc w:val="both"/>
       </w:pPr>
@@ -4990,6 +5158,10 @@
     <w:p>
       <w:pPr>
         <w:pStyle w:val="ListNumber"/>
+        <w:numPr>
+          <w:ilvl w:val="0"/>
+          <w:numId w:val="17"/>
+        </w:numPr>
         <w:spacing w:lineRule="auto" w:line="360" w:before="60" w:after="60"/>
         <w:jc w:val="both"/>
       </w:pPr>
@@ -5006,6 +5178,10 @@
     <w:p>
       <w:pPr>
         <w:pStyle w:val="ListNumber"/>
+        <w:numPr>
+          <w:ilvl w:val="0"/>
+          <w:numId w:val="17"/>
+        </w:numPr>
         <w:spacing w:lineRule="auto" w:line="360" w:before="60" w:after="60"/>
         <w:jc w:val="both"/>
       </w:pPr>
@@ -5155,6 +5331,9 @@
         <w:gridCol w:w="4535"/>
       </w:tblGrid>
       <w:tr>
+        <w:trPr>
+          <w:tblHeader w:val="true"/>
+        </w:trPr>
         <w:tc>
           <w:tcPr>
             <w:tcW w:type="dxa" w:w="4535"/>
@@ -5448,6 +5627,10 @@
     <w:p>
       <w:pPr>
         <w:pStyle w:val="ListNumber"/>
+        <w:numPr>
+          <w:ilvl w:val="0"/>
+          <w:numId w:val="18"/>
+        </w:numPr>
         <w:spacing w:lineRule="auto" w:line="360" w:before="60" w:after="60"/>
         <w:jc w:val="both"/>
       </w:pPr>
@@ -5464,6 +5647,10 @@
     <w:p>
       <w:pPr>
         <w:pStyle w:val="ListNumber"/>
+        <w:numPr>
+          <w:ilvl w:val="0"/>
+          <w:numId w:val="18"/>
+        </w:numPr>
         <w:spacing w:lineRule="auto" w:line="360" w:before="60" w:after="60"/>
         <w:jc w:val="both"/>
       </w:pPr>
@@ -5480,6 +5667,10 @@
     <w:p>
       <w:pPr>
         <w:pStyle w:val="ListNumber"/>
+        <w:numPr>
+          <w:ilvl w:val="0"/>
+          <w:numId w:val="18"/>
+        </w:numPr>
         <w:spacing w:lineRule="auto" w:line="360" w:before="60" w:after="60"/>
         <w:jc w:val="both"/>
       </w:pPr>
@@ -5496,6 +5687,10 @@
     <w:p>
       <w:pPr>
         <w:pStyle w:val="ListNumber"/>
+        <w:numPr>
+          <w:ilvl w:val="0"/>
+          <w:numId w:val="18"/>
+        </w:numPr>
         <w:spacing w:lineRule="auto" w:line="360" w:before="60" w:after="60"/>
         <w:jc w:val="both"/>
       </w:pPr>
@@ -5603,6 +5798,9 @@
         <w:gridCol w:w="4535"/>
       </w:tblGrid>
       <w:tr>
+        <w:trPr>
+          <w:tblHeader w:val="true"/>
+        </w:trPr>
         <w:tc>
           <w:tcPr>
             <w:tcW w:type="dxa" w:w="4535"/>
@@ -5896,6 +6094,10 @@
     <w:p>
       <w:pPr>
         <w:pStyle w:val="ListNumber"/>
+        <w:numPr>
+          <w:ilvl w:val="0"/>
+          <w:numId w:val="19"/>
+        </w:numPr>
         <w:spacing w:lineRule="auto" w:line="360" w:before="60" w:after="60"/>
         <w:jc w:val="both"/>
       </w:pPr>
@@ -5912,6 +6114,10 @@
     <w:p>
       <w:pPr>
         <w:pStyle w:val="ListNumber"/>
+        <w:numPr>
+          <w:ilvl w:val="0"/>
+          <w:numId w:val="19"/>
+        </w:numPr>
         <w:spacing w:lineRule="auto" w:line="360" w:before="60" w:after="60"/>
         <w:jc w:val="both"/>
       </w:pPr>
@@ -5928,6 +6134,10 @@
     <w:p>
       <w:pPr>
         <w:pStyle w:val="ListNumber"/>
+        <w:numPr>
+          <w:ilvl w:val="0"/>
+          <w:numId w:val="19"/>
+        </w:numPr>
         <w:spacing w:lineRule="auto" w:line="360" w:before="60" w:after="60"/>
         <w:jc w:val="both"/>
       </w:pPr>
@@ -5944,6 +6154,10 @@
     <w:p>
       <w:pPr>
         <w:pStyle w:val="ListNumber"/>
+        <w:numPr>
+          <w:ilvl w:val="0"/>
+          <w:numId w:val="19"/>
+        </w:numPr>
         <w:spacing w:lineRule="auto" w:line="360" w:before="60" w:after="60"/>
         <w:jc w:val="both"/>
       </w:pPr>
@@ -5978,6 +6192,10 @@
     <w:p>
       <w:pPr>
         <w:pStyle w:val="ListNumber"/>
+        <w:numPr>
+          <w:ilvl w:val="0"/>
+          <w:numId w:val="19"/>
+        </w:numPr>
         <w:spacing w:lineRule="auto" w:line="360" w:before="60" w:after="60"/>
         <w:jc w:val="both"/>
       </w:pPr>
@@ -6110,6 +6328,9 @@
         <w:gridCol w:w="4535"/>
       </w:tblGrid>
       <w:tr>
+        <w:trPr>
+          <w:tblHeader w:val="true"/>
+        </w:trPr>
         <w:tc>
           <w:tcPr>
             <w:tcW w:type="dxa" w:w="4535"/>
@@ -6430,6 +6651,10 @@
     <w:p>
       <w:pPr>
         <w:pStyle w:val="ListNumber"/>
+        <w:numPr>
+          <w:ilvl w:val="0"/>
+          <w:numId w:val="20"/>
+        </w:numPr>
         <w:spacing w:lineRule="auto" w:line="360" w:before="60" w:after="60"/>
         <w:jc w:val="both"/>
       </w:pPr>
@@ -6446,6 +6671,10 @@
     <w:p>
       <w:pPr>
         <w:pStyle w:val="ListNumber"/>
+        <w:numPr>
+          <w:ilvl w:val="0"/>
+          <w:numId w:val="20"/>
+        </w:numPr>
         <w:spacing w:lineRule="auto" w:line="360" w:before="60" w:after="60"/>
         <w:jc w:val="both"/>
       </w:pPr>
@@ -6462,6 +6691,10 @@
     <w:p>
       <w:pPr>
         <w:pStyle w:val="ListNumber"/>
+        <w:numPr>
+          <w:ilvl w:val="0"/>
+          <w:numId w:val="20"/>
+        </w:numPr>
         <w:spacing w:lineRule="auto" w:line="360" w:before="60" w:after="60"/>
         <w:jc w:val="both"/>
       </w:pPr>
@@ -6496,6 +6729,10 @@
     <w:p>
       <w:pPr>
         <w:pStyle w:val="ListNumber"/>
+        <w:numPr>
+          <w:ilvl w:val="0"/>
+          <w:numId w:val="20"/>
+        </w:numPr>
         <w:spacing w:lineRule="auto" w:line="360" w:before="60" w:after="60"/>
         <w:jc w:val="both"/>
       </w:pPr>
@@ -6530,6 +6767,10 @@
     <w:p>
       <w:pPr>
         <w:pStyle w:val="ListNumber"/>
+        <w:numPr>
+          <w:ilvl w:val="0"/>
+          <w:numId w:val="20"/>
+        </w:numPr>
         <w:spacing w:lineRule="auto" w:line="360" w:before="60" w:after="60"/>
         <w:jc w:val="both"/>
       </w:pPr>
@@ -6546,6 +6787,10 @@
     <w:p>
       <w:pPr>
         <w:pStyle w:val="ListNumber"/>
+        <w:numPr>
+          <w:ilvl w:val="0"/>
+          <w:numId w:val="20"/>
+        </w:numPr>
         <w:spacing w:lineRule="auto" w:line="360" w:before="60" w:after="60"/>
         <w:jc w:val="both"/>
       </w:pPr>
@@ -6958,6 +7203,9 @@
         <w:gridCol w:w="3024"/>
       </w:tblGrid>
       <w:tr>
+        <w:trPr>
+          <w:tblHeader w:val="true"/>
+        </w:trPr>
         <w:tc>
           <w:tcPr>
             <w:tcW w:type="dxa" w:w="3024"/>
@@ -7595,6 +7843,9 @@
         <w:gridCol w:w="3024"/>
       </w:tblGrid>
       <w:tr>
+        <w:trPr>
+          <w:tblHeader w:val="true"/>
+        </w:trPr>
         <w:tc>
           <w:tcPr>
             <w:tcW w:type="dxa" w:w="3024"/>
@@ -8432,6 +8683,9 @@
         <w:gridCol w:w="3024"/>
       </w:tblGrid>
       <w:tr>
+        <w:trPr>
+          <w:tblHeader w:val="true"/>
+        </w:trPr>
         <w:tc>
           <w:tcPr>
             <w:tcW w:type="dxa" w:w="3024"/>
@@ -10527,6 +10781,9 @@
         <w:gridCol w:w="3024"/>
       </w:tblGrid>
       <w:tr>
+        <w:trPr>
+          <w:tblHeader w:val="true"/>
+        </w:trPr>
         <w:tc>
           <w:tcPr>
             <w:tcW w:type="dxa" w:w="3024"/>
@@ -11122,6 +11379,9 @@
         <w:gridCol w:w="3024"/>
       </w:tblGrid>
       <w:tr>
+        <w:trPr>
+          <w:tblHeader w:val="true"/>
+        </w:trPr>
         <w:tc>
           <w:tcPr>
             <w:tcW w:type="dxa" w:w="3024"/>
@@ -11836,6 +12096,9 @@
         <w:gridCol w:w="3024"/>
       </w:tblGrid>
       <w:tr>
+        <w:trPr>
+          <w:tblHeader w:val="true"/>
+        </w:trPr>
         <w:tc>
           <w:tcPr>
             <w:tcW w:type="dxa" w:w="3024"/>
@@ -12368,6 +12631,9 @@
         <w:gridCol w:w="3024"/>
       </w:tblGrid>
       <w:tr>
+        <w:trPr>
+          <w:tblHeader w:val="true"/>
+        </w:trPr>
         <w:tc>
           <w:tcPr>
             <w:tcW w:type="dxa" w:w="3024"/>
@@ -13400,6 +13666,9 @@
         <w:gridCol w:w="3024"/>
       </w:tblGrid>
       <w:tr>
+        <w:trPr>
+          <w:tblHeader w:val="true"/>
+        </w:trPr>
         <w:tc>
           <w:tcPr>
             <w:tcW w:type="dxa" w:w="3024"/>
@@ -14075,6 +14344,9 @@
         <w:gridCol w:w="3024"/>
       </w:tblGrid>
       <w:tr>
+        <w:trPr>
+          <w:tblHeader w:val="true"/>
+        </w:trPr>
         <w:tc>
           <w:tcPr>
             <w:tcW w:type="dxa" w:w="3024"/>
@@ -14645,6 +14917,9 @@
         <w:gridCol w:w="3024"/>
       </w:tblGrid>
       <w:tr>
+        <w:trPr>
+          <w:tblHeader w:val="true"/>
+        </w:trPr>
         <w:tc>
           <w:tcPr>
             <w:tcW w:type="dxa" w:w="3024"/>
@@ -15013,6 +15288,9 @@
         <w:gridCol w:w="3024"/>
       </w:tblGrid>
       <w:tr>
+        <w:trPr>
+          <w:tblHeader w:val="true"/>
+        </w:trPr>
         <w:tc>
           <w:tcPr>
             <w:tcW w:type="dxa" w:w="3024"/>
@@ -15754,6 +16032,9 @@
         <w:gridCol w:w="3024"/>
       </w:tblGrid>
       <w:tr>
+        <w:trPr>
+          <w:tblHeader w:val="true"/>
+        </w:trPr>
         <w:tc>
           <w:tcPr>
             <w:tcW w:type="dxa" w:w="3024"/>
@@ -16954,6 +17235,9 @@
         <w:gridCol w:w="3024"/>
       </w:tblGrid>
       <w:tr>
+        <w:trPr>
+          <w:tblHeader w:val="true"/>
+        </w:trPr>
         <w:tc>
           <w:tcPr>
             <w:tcW w:type="dxa" w:w="3024"/>
@@ -17748,6 +18032,9 @@
         <w:gridCol w:w="3024"/>
       </w:tblGrid>
       <w:tr>
+        <w:trPr>
+          <w:tblHeader w:val="true"/>
+        </w:trPr>
         <w:tc>
           <w:tcPr>
             <w:tcW w:type="dxa" w:w="3024"/>
@@ -18527,6 +18814,9 @@
         <w:gridCol w:w="3024"/>
       </w:tblGrid>
       <w:tr>
+        <w:trPr>
+          <w:tblHeader w:val="true"/>
+        </w:trPr>
         <w:tc>
           <w:tcPr>
             <w:tcW w:type="dxa" w:w="3024"/>
@@ -19608,6 +19898,9 @@
         <w:gridCol w:w="3024"/>
       </w:tblGrid>
       <w:tr>
+        <w:trPr>
+          <w:tblHeader w:val="true"/>
+        </w:trPr>
         <w:tc>
           <w:tcPr>
             <w:tcW w:type="dxa" w:w="3024"/>
@@ -20450,6 +20743,9 @@
         <w:gridCol w:w="3024"/>
       </w:tblGrid>
       <w:tr>
+        <w:trPr>
+          <w:tblHeader w:val="true"/>
+        </w:trPr>
         <w:tc>
           <w:tcPr>
             <w:tcW w:type="dxa" w:w="3024"/>
@@ -21112,6 +21408,9 @@
         <w:gridCol w:w="3024"/>
       </w:tblGrid>
       <w:tr>
+        <w:trPr>
+          <w:tblHeader w:val="true"/>
+        </w:trPr>
         <w:tc>
           <w:tcPr>
             <w:tcW w:type="dxa" w:w="3024"/>
@@ -21756,6 +22055,9 @@
         <w:gridCol w:w="3024"/>
       </w:tblGrid>
       <w:tr>
+        <w:trPr>
+          <w:tblHeader w:val="true"/>
+        </w:trPr>
         <w:tc>
           <w:tcPr>
             <w:tcW w:type="dxa" w:w="3024"/>
@@ -22308,6 +22610,9 @@
         <w:gridCol w:w="3024"/>
       </w:tblGrid>
       <w:tr>
+        <w:trPr>
+          <w:tblHeader w:val="true"/>
+        </w:trPr>
         <w:tc>
           <w:tcPr>
             <w:tcW w:type="dxa" w:w="3024"/>
@@ -23010,6 +23315,9 @@
         <w:gridCol w:w="3024"/>
       </w:tblGrid>
       <w:tr>
+        <w:trPr>
+          <w:tblHeader w:val="true"/>
+        </w:trPr>
         <w:tc>
           <w:tcPr>
             <w:tcW w:type="dxa" w:w="3024"/>
@@ -24658,6 +24966,9 @@
         <w:gridCol w:w="4535"/>
       </w:tblGrid>
       <w:tr>
+        <w:trPr>
+          <w:tblHeader w:val="true"/>
+        </w:trPr>
         <w:tc>
           <w:tcPr>
             <w:tcW w:type="dxa" w:w="4535"/>
@@ -25014,6 +25325,9 @@
         <w:gridCol w:w="3024"/>
       </w:tblGrid>
       <w:tr>
+        <w:trPr>
+          <w:tblHeader w:val="true"/>
+        </w:trPr>
         <w:tc>
           <w:tcPr>
             <w:tcW w:type="dxa" w:w="3024"/>
@@ -26504,6 +26818,9 @@
         <w:gridCol w:w="3024"/>
       </w:tblGrid>
       <w:tr>
+        <w:trPr>
+          <w:tblHeader w:val="true"/>
+        </w:trPr>
         <w:tc>
           <w:tcPr>
             <w:tcW w:type="dxa" w:w="3024"/>
@@ -27607,6 +27924,9 @@
         <w:gridCol w:w="4535"/>
       </w:tblGrid>
       <w:tr>
+        <w:trPr>
+          <w:tblHeader w:val="true"/>
+        </w:trPr>
         <w:tc>
           <w:tcPr>
             <w:tcW w:type="dxa" w:w="4535"/>
@@ -28297,6 +28617,9 @@
         <w:gridCol w:w="4535"/>
       </w:tblGrid>
       <w:tr>
+        <w:trPr>
+          <w:tblHeader w:val="true"/>
+        </w:trPr>
         <w:tc>
           <w:tcPr>
             <w:tcW w:type="dxa" w:w="4535"/>
@@ -28996,6 +29319,9 @@
         <w:gridCol w:w="4535"/>
       </w:tblGrid>
       <w:tr>
+        <w:trPr>
+          <w:tblHeader w:val="true"/>
+        </w:trPr>
         <w:tc>
           <w:tcPr>
             <w:tcW w:type="dxa" w:w="4535"/>
@@ -29248,6 +29574,9 @@
         <w:gridCol w:w="3024"/>
       </w:tblGrid>
       <w:tr>
+        <w:trPr>
+          <w:tblHeader w:val="true"/>
+        </w:trPr>
         <w:tc>
           <w:tcPr>
             <w:tcW w:type="dxa" w:w="3024"/>
@@ -30385,6 +30714,9 @@
         <w:gridCol w:w="4535"/>
       </w:tblGrid>
       <w:tr>
+        <w:trPr>
+          <w:tblHeader w:val="true"/>
+        </w:trPr>
         <w:tc>
           <w:tcPr>
             <w:tcW w:type="dxa" w:w="4535"/>
@@ -30870,6 +31202,10 @@
     <w:p>
       <w:pPr>
         <w:pStyle w:val="ListNumber"/>
+        <w:numPr>
+          <w:ilvl w:val="0"/>
+          <w:numId w:val="21"/>
+        </w:numPr>
         <w:spacing w:lineRule="auto" w:line="360" w:before="60" w:after="60"/>
         <w:jc w:val="both"/>
       </w:pPr>
@@ -30886,6 +31222,10 @@
     <w:p>
       <w:pPr>
         <w:pStyle w:val="ListNumber"/>
+        <w:numPr>
+          <w:ilvl w:val="0"/>
+          <w:numId w:val="21"/>
+        </w:numPr>
         <w:spacing w:lineRule="auto" w:line="360" w:before="60" w:after="60"/>
         <w:jc w:val="both"/>
       </w:pPr>
@@ -30902,6 +31242,10 @@
     <w:p>
       <w:pPr>
         <w:pStyle w:val="ListNumber"/>
+        <w:numPr>
+          <w:ilvl w:val="0"/>
+          <w:numId w:val="21"/>
+        </w:numPr>
         <w:spacing w:lineRule="auto" w:line="360" w:before="60" w:after="60"/>
         <w:jc w:val="both"/>
       </w:pPr>
@@ -30918,6 +31262,10 @@
     <w:p>
       <w:pPr>
         <w:pStyle w:val="ListNumber"/>
+        <w:numPr>
+          <w:ilvl w:val="0"/>
+          <w:numId w:val="21"/>
+        </w:numPr>
         <w:spacing w:lineRule="auto" w:line="360" w:before="60" w:after="60"/>
         <w:jc w:val="both"/>
       </w:pPr>
@@ -30934,6 +31282,10 @@
     <w:p>
       <w:pPr>
         <w:pStyle w:val="ListNumber"/>
+        <w:numPr>
+          <w:ilvl w:val="0"/>
+          <w:numId w:val="21"/>
+        </w:numPr>
         <w:spacing w:lineRule="auto" w:line="360" w:before="60" w:after="60"/>
         <w:jc w:val="both"/>
       </w:pPr>
@@ -30950,6 +31302,10 @@
     <w:p>
       <w:pPr>
         <w:pStyle w:val="ListNumber"/>
+        <w:numPr>
+          <w:ilvl w:val="0"/>
+          <w:numId w:val="21"/>
+        </w:numPr>
         <w:spacing w:lineRule="auto" w:line="360" w:before="60" w:after="60"/>
         <w:jc w:val="both"/>
       </w:pPr>
@@ -30966,6 +31322,10 @@
     <w:p>
       <w:pPr>
         <w:pStyle w:val="ListNumber"/>
+        <w:numPr>
+          <w:ilvl w:val="0"/>
+          <w:numId w:val="21"/>
+        </w:numPr>
         <w:spacing w:lineRule="auto" w:line="360" w:before="60" w:after="60"/>
         <w:jc w:val="both"/>
       </w:pPr>
@@ -30982,6 +31342,10 @@
     <w:p>
       <w:pPr>
         <w:pStyle w:val="ListNumber"/>
+        <w:numPr>
+          <w:ilvl w:val="0"/>
+          <w:numId w:val="21"/>
+        </w:numPr>
         <w:spacing w:lineRule="auto" w:line="360" w:before="60" w:after="60"/>
         <w:jc w:val="both"/>
       </w:pPr>
@@ -30998,6 +31362,10 @@
     <w:p>
       <w:pPr>
         <w:pStyle w:val="ListNumber"/>
+        <w:numPr>
+          <w:ilvl w:val="0"/>
+          <w:numId w:val="21"/>
+        </w:numPr>
         <w:spacing w:lineRule="auto" w:line="360" w:before="60" w:after="60"/>
         <w:jc w:val="both"/>
       </w:pPr>
@@ -31014,6 +31382,10 @@
     <w:p>
       <w:pPr>
         <w:pStyle w:val="ListNumber"/>
+        <w:numPr>
+          <w:ilvl w:val="0"/>
+          <w:numId w:val="21"/>
+        </w:numPr>
         <w:spacing w:lineRule="auto" w:line="360" w:before="60" w:after="60"/>
         <w:jc w:val="both"/>
       </w:pPr>
@@ -31091,6 +31463,9 @@
         <w:gridCol w:w="2268"/>
       </w:tblGrid>
       <w:tr>
+        <w:trPr>
+          <w:tblHeader w:val="true"/>
+        </w:trPr>
         <w:tc>
           <w:tcPr>
             <w:tcW w:type="dxa" w:w="2268"/>
@@ -32497,6 +32872,9 @@
         <w:gridCol w:w="3024"/>
       </w:tblGrid>
       <w:tr>
+        <w:trPr>
+          <w:tblHeader w:val="true"/>
+        </w:trPr>
         <w:tc>
           <w:tcPr>
             <w:tcW w:type="dxa" w:w="3024"/>
@@ -33397,6 +33775,35 @@
       </w:rPr>
     </w:lvl>
   </w:abstractNum>
+  <w:abstractNum w:abstractNumId="9">
+    <w:lvl w:ilvl="0">
+      <w:start w:val="1"/>
+      <w:numFmt w:val="decimal"/>
+      <w:lvlText w:val="%1."/>
+      <w:lvlJc w:val="left"/>
+      <w:pPr>
+        <w:ind w:left="360" w:hanging="360"/>
+      </w:pPr>
+    </w:lvl>
+    <w:lvl w:ilvl="1">
+      <w:start w:val="1"/>
+      <w:numFmt w:val="decimal"/>
+      <w:lvlText w:val="%2."/>
+      <w:lvlJc w:val="left"/>
+      <w:pPr>
+        <w:ind w:left="720" w:hanging="360"/>
+      </w:pPr>
+    </w:lvl>
+    <w:lvl w:ilvl="2">
+      <w:start w:val="1"/>
+      <w:numFmt w:val="decimal"/>
+      <w:lvlText w:val="%3."/>
+      <w:lvlJc w:val="left"/>
+      <w:pPr>
+        <w:ind w:left="1080" w:hanging="360"/>
+      </w:pPr>
+    </w:lvl>
+  </w:abstractNum>
   <w:num w:numId="1">
     <w:abstractNumId w:val="8"/>
   </w:num>
@@ -33423,6 +33830,150 @@
   </w:num>
   <w:num w:numId="9">
     <w:abstractNumId w:val="0"/>
+  </w:num>
+  <w:num w:numId="10">
+    <w:abstractNumId w:val="9"/>
+    <w:lvlOverride w:ilvl="0">
+      <w:startOverride w:val="1"/>
+    </w:lvlOverride>
+    <w:lvlOverride w:ilvl="1">
+      <w:startOverride w:val="1"/>
+    </w:lvlOverride>
+    <w:lvlOverride w:ilvl="2">
+      <w:startOverride w:val="1"/>
+    </w:lvlOverride>
+  </w:num>
+  <w:num w:numId="11">
+    <w:abstractNumId w:val="9"/>
+    <w:lvlOverride w:ilvl="0">
+      <w:startOverride w:val="1"/>
+    </w:lvlOverride>
+    <w:lvlOverride w:ilvl="1">
+      <w:startOverride w:val="1"/>
+    </w:lvlOverride>
+    <w:lvlOverride w:ilvl="2">
+      <w:startOverride w:val="1"/>
+    </w:lvlOverride>
+  </w:num>
+  <w:num w:numId="12">
+    <w:abstractNumId w:val="9"/>
+    <w:lvlOverride w:ilvl="0">
+      <w:startOverride w:val="1"/>
+    </w:lvlOverride>
+    <w:lvlOverride w:ilvl="1">
+      <w:startOverride w:val="1"/>
+    </w:lvlOverride>
+    <w:lvlOverride w:ilvl="2">
+      <w:startOverride w:val="1"/>
+    </w:lvlOverride>
+  </w:num>
+  <w:num w:numId="13">
+    <w:abstractNumId w:val="9"/>
+    <w:lvlOverride w:ilvl="0">
+      <w:startOverride w:val="1"/>
+    </w:lvlOverride>
+    <w:lvlOverride w:ilvl="1">
+      <w:startOverride w:val="1"/>
+    </w:lvlOverride>
+    <w:lvlOverride w:ilvl="2">
+      <w:startOverride w:val="1"/>
+    </w:lvlOverride>
+  </w:num>
+  <w:num w:numId="14">
+    <w:abstractNumId w:val="9"/>
+    <w:lvlOverride w:ilvl="0">
+      <w:startOverride w:val="1"/>
+    </w:lvlOverride>
+    <w:lvlOverride w:ilvl="1">
+      <w:startOverride w:val="1"/>
+    </w:lvlOverride>
+    <w:lvlOverride w:ilvl="2">
+      <w:startOverride w:val="1"/>
+    </w:lvlOverride>
+  </w:num>
+  <w:num w:numId="15">
+    <w:abstractNumId w:val="9"/>
+    <w:lvlOverride w:ilvl="0">
+      <w:startOverride w:val="1"/>
+    </w:lvlOverride>
+    <w:lvlOverride w:ilvl="1">
+      <w:startOverride w:val="1"/>
+    </w:lvlOverride>
+    <w:lvlOverride w:ilvl="2">
+      <w:startOverride w:val="1"/>
+    </w:lvlOverride>
+  </w:num>
+  <w:num w:numId="16">
+    <w:abstractNumId w:val="9"/>
+    <w:lvlOverride w:ilvl="0">
+      <w:startOverride w:val="1"/>
+    </w:lvlOverride>
+    <w:lvlOverride w:ilvl="1">
+      <w:startOverride w:val="1"/>
+    </w:lvlOverride>
+    <w:lvlOverride w:ilvl="2">
+      <w:startOverride w:val="1"/>
+    </w:lvlOverride>
+  </w:num>
+  <w:num w:numId="17">
+    <w:abstractNumId w:val="9"/>
+    <w:lvlOverride w:ilvl="0">
+      <w:startOverride w:val="1"/>
+    </w:lvlOverride>
+    <w:lvlOverride w:ilvl="1">
+      <w:startOverride w:val="1"/>
+    </w:lvlOverride>
+    <w:lvlOverride w:ilvl="2">
+      <w:startOverride w:val="1"/>
+    </w:lvlOverride>
+  </w:num>
+  <w:num w:numId="18">
+    <w:abstractNumId w:val="9"/>
+    <w:lvlOverride w:ilvl="0">
+      <w:startOverride w:val="1"/>
+    </w:lvlOverride>
+    <w:lvlOverride w:ilvl="1">
+      <w:startOverride w:val="1"/>
+    </w:lvlOverride>
+    <w:lvlOverride w:ilvl="2">
+      <w:startOverride w:val="1"/>
+    </w:lvlOverride>
+  </w:num>
+  <w:num w:numId="19">
+    <w:abstractNumId w:val="9"/>
+    <w:lvlOverride w:ilvl="0">
+      <w:startOverride w:val="1"/>
+    </w:lvlOverride>
+    <w:lvlOverride w:ilvl="1">
+      <w:startOverride w:val="1"/>
+    </w:lvlOverride>
+    <w:lvlOverride w:ilvl="2">
+      <w:startOverride w:val="1"/>
+    </w:lvlOverride>
+  </w:num>
+  <w:num w:numId="20">
+    <w:abstractNumId w:val="9"/>
+    <w:lvlOverride w:ilvl="0">
+      <w:startOverride w:val="1"/>
+    </w:lvlOverride>
+    <w:lvlOverride w:ilvl="1">
+      <w:startOverride w:val="1"/>
+    </w:lvlOverride>
+    <w:lvlOverride w:ilvl="2">
+      <w:startOverride w:val="1"/>
+    </w:lvlOverride>
+  </w:num>
+  <w:num w:numId="21">
+    <w:abstractNumId w:val="9"/>
+    <w:lvlOverride w:ilvl="0">
+      <w:startOverride w:val="1"/>
+    </w:lvlOverride>
+    <w:lvlOverride w:ilvl="1">
+      <w:startOverride w:val="1"/>
+    </w:lvlOverride>
+    <w:lvlOverride w:ilvl="2">
+      <w:startOverride w:val="1"/>
+    </w:lvlOverride>
   </w:num>
 </w:numbering>
 </file>

--- a/thesis/doc/bao-cao-tltk-phu-luc.docx
+++ b/thesis/doc/bao-cao-tltk-phu-luc.docx
@@ -25358,7 +25358,7 @@
           <w:p>
             <w:pPr>
               <w:spacing w:lineRule="auto" w:line="240" w:before="20" w:after="20"/>
-              <w:jc w:val="left"/>
+              <w:jc w:val="right"/>
             </w:pPr>
             <w:r/>
             <w:r>
@@ -25424,7 +25424,7 @@
           <w:p>
             <w:pPr>
               <w:spacing w:lineRule="auto" w:line="240" w:before="20" w:after="20"/>
-              <w:jc w:val="left"/>
+              <w:jc w:val="right"/>
             </w:pPr>
             <w:r/>
             <w:r>
@@ -25507,7 +25507,7 @@
           <w:p>
             <w:pPr>
               <w:spacing w:lineRule="auto" w:line="240" w:before="20" w:after="20"/>
-              <w:jc w:val="left"/>
+              <w:jc w:val="right"/>
             </w:pPr>
             <w:r/>
             <w:r>
@@ -25572,7 +25572,7 @@
           <w:p>
             <w:pPr>
               <w:spacing w:lineRule="auto" w:line="240" w:before="20" w:after="20"/>
-              <w:jc w:val="left"/>
+              <w:jc w:val="right"/>
             </w:pPr>
             <w:r/>
             <w:r>
@@ -25673,7 +25673,7 @@
           <w:p>
             <w:pPr>
               <w:spacing w:lineRule="auto" w:line="240" w:before="20" w:after="20"/>
-              <w:jc w:val="left"/>
+              <w:jc w:val="right"/>
             </w:pPr>
             <w:r/>
             <w:r>
@@ -25747,7 +25747,7 @@
           <w:p>
             <w:pPr>
               <w:spacing w:lineRule="auto" w:line="240" w:before="20" w:after="20"/>
-              <w:jc w:val="left"/>
+              <w:jc w:val="right"/>
             </w:pPr>
             <w:r/>
             <w:r>
@@ -25812,7 +25812,7 @@
           <w:p>
             <w:pPr>
               <w:spacing w:lineRule="auto" w:line="240" w:before="20" w:after="20"/>
-              <w:jc w:val="left"/>
+              <w:jc w:val="right"/>
             </w:pPr>
             <w:r/>
             <w:r>
@@ -25895,7 +25895,7 @@
           <w:p>
             <w:pPr>
               <w:spacing w:lineRule="auto" w:line="240" w:before="20" w:after="20"/>
-              <w:jc w:val="left"/>
+              <w:jc w:val="right"/>
             </w:pPr>
             <w:r/>
             <w:r>
@@ -25960,7 +25960,7 @@
           <w:p>
             <w:pPr>
               <w:spacing w:lineRule="auto" w:line="240" w:before="20" w:after="20"/>
-              <w:jc w:val="left"/>
+              <w:jc w:val="right"/>
             </w:pPr>
             <w:r/>
             <w:r>
@@ -26025,7 +26025,7 @@
           <w:p>
             <w:pPr>
               <w:spacing w:lineRule="auto" w:line="240" w:before="20" w:after="20"/>
-              <w:jc w:val="left"/>
+              <w:jc w:val="right"/>
             </w:pPr>
             <w:r/>
             <w:r>
@@ -26090,7 +26090,7 @@
           <w:p>
             <w:pPr>
               <w:spacing w:lineRule="auto" w:line="240" w:before="20" w:after="20"/>
-              <w:jc w:val="left"/>
+              <w:jc w:val="right"/>
             </w:pPr>
             <w:r/>
             <w:r>
@@ -26155,7 +26155,7 @@
           <w:p>
             <w:pPr>
               <w:spacing w:lineRule="auto" w:line="240" w:before="20" w:after="20"/>
-              <w:jc w:val="left"/>
+              <w:jc w:val="right"/>
             </w:pPr>
             <w:r/>
             <w:r>
@@ -26220,7 +26220,7 @@
           <w:p>
             <w:pPr>
               <w:spacing w:lineRule="auto" w:line="240" w:before="20" w:after="20"/>
-              <w:jc w:val="left"/>
+              <w:jc w:val="right"/>
             </w:pPr>
             <w:r/>
             <w:r>
@@ -26285,7 +26285,7 @@
           <w:p>
             <w:pPr>
               <w:spacing w:lineRule="auto" w:line="240" w:before="20" w:after="20"/>
-              <w:jc w:val="left"/>
+              <w:jc w:val="right"/>
             </w:pPr>
             <w:r/>
             <w:r>
@@ -26350,7 +26350,7 @@
           <w:p>
             <w:pPr>
               <w:spacing w:lineRule="auto" w:line="240" w:before="20" w:after="20"/>
-              <w:jc w:val="left"/>
+              <w:jc w:val="right"/>
             </w:pPr>
             <w:r/>
             <w:r>
@@ -26415,7 +26415,7 @@
           <w:p>
             <w:pPr>
               <w:spacing w:lineRule="auto" w:line="240" w:before="20" w:after="20"/>
-              <w:jc w:val="left"/>
+              <w:jc w:val="right"/>
             </w:pPr>
             <w:r/>
             <w:r>
@@ -26480,7 +26480,7 @@
           <w:p>
             <w:pPr>
               <w:spacing w:lineRule="auto" w:line="240" w:before="20" w:after="20"/>
-              <w:jc w:val="left"/>
+              <w:jc w:val="right"/>
             </w:pPr>
             <w:r/>
             <w:r>
@@ -26545,7 +26545,7 @@
           <w:p>
             <w:pPr>
               <w:spacing w:lineRule="auto" w:line="240" w:before="20" w:after="20"/>
-              <w:jc w:val="left"/>
+              <w:jc w:val="right"/>
             </w:pPr>
             <w:r/>
             <w:r>
@@ -26610,7 +26610,7 @@
           <w:p>
             <w:pPr>
               <w:spacing w:lineRule="auto" w:line="240" w:before="20" w:after="20"/>
-              <w:jc w:val="left"/>
+              <w:jc w:val="right"/>
             </w:pPr>
             <w:r/>
             <w:r>
@@ -26675,7 +26675,7 @@
           <w:p>
             <w:pPr>
               <w:spacing w:lineRule="auto" w:line="240" w:before="20" w:after="20"/>
-              <w:jc w:val="left"/>
+              <w:jc w:val="right"/>
             </w:pPr>
             <w:r/>
             <w:r>
